--- a/ПЗ_template.docx
+++ b/ПЗ_template.docx
@@ -115,14 +115,29 @@
           <w:tcPr>
             <w:tcW w:w="8154" w:type="dxa"/>
             <w:gridSpan w:val="2"/>
+            <w:vAlign w:val="center"/>
           </w:tcPr>
           <w:p>
-            <w:r>
-              <w:rPr>
-                <w:sz w:val="20"/>
-                <w:szCs w:val="20"/>
-              </w:rPr>
-              <w:t>Направление на проведение испытаний № 63ТР-НИ от 28.08.2026</w:t>
+            <w:pPr>
+              <w:rPr>
+                <w:sz w:val="20"/>
+                <w:szCs w:val="20"/>
+                <w:highlight w:val="yellow"/>
+              </w:rPr>
+            </w:pPr>
+            <w:r>
+              <w:rPr>
+                <w:sz w:val="20"/>
+                <w:szCs w:val="20"/>
+              </w:rPr>
+              <w:t xml:space="preserve">Направление на проведение испытаний № </w:t>
+            </w:r>
+            <w:r>
+              <w:rPr>
+                <w:sz w:val="20"/>
+                <w:szCs w:val="20"/>
+              </w:rPr>
+              <w:t>46ТР-НИ от 05.08.2026</w:t>
             </w:r>
           </w:p>
         </w:tc>
@@ -158,15 +173,38 @@
             <w:tcW w:w="8154" w:type="dxa"/>
             <w:gridSpan w:val="2"/>
             <w:shd w:val="clear" w:color="auto" w:fill="FFFFFF" w:themeFill="background1"/>
-            <w:vAlign w:val="bottom"/>
+            <w:vAlign w:val="center"/>
           </w:tcPr>
           <w:p>
-            <w:r>
-              <w:rPr>
-                <w:sz w:val="20"/>
-                <w:szCs w:val="20"/>
-              </w:rPr>
-              <w:t>Блок питания, Торговой марки: GAMDIAS Модель: THOR P2-1350P. Шифр образца 24092026/2</w:t>
+            <w:pPr>
+              <w:rPr>
+                <w:sz w:val="20"/>
+                <w:szCs w:val="20"/>
+                <w:lang w:val="en-US"/>
+              </w:rPr>
+            </w:pPr>
+            <w:r>
+              <w:rPr>
+                <w:sz w:val="20"/>
+                <w:szCs w:val="20"/>
+              </w:rPr>
+              <w:t xml:space="preserve">Электрическая турка Торговой марки: </w:t>
+            </w:r>
+            <w:proofErr w:type="spellStart"/>
+            <w:r>
+              <w:rPr>
+                <w:sz w:val="20"/>
+                <w:szCs w:val="20"/>
+              </w:rPr>
+              <w:t>Aceline</w:t>
+            </w:r>
+            <w:proofErr w:type="spellEnd"/>
+            <w:r>
+              <w:rPr>
+                <w:sz w:val="20"/>
+                <w:szCs w:val="20"/>
+              </w:rPr>
+              <w:t xml:space="preserve"> Модель: ETCM-600. Шифр образца 10092026/1</w:t>
             </w:r>
           </w:p>
         </w:tc>
@@ -218,14 +256,22 @@
             <w:tcBorders>
               <w:bottom w:val="single" w:sz="4" w:space="0" w:color="auto"/>
             </w:tcBorders>
+            <w:vAlign w:val="center"/>
           </w:tcPr>
           <w:p>
-            <w:r>
-              <w:rPr>
-                <w:sz w:val="20"/>
-                <w:szCs w:val="20"/>
-              </w:rPr>
-              <w:t>с 02.10.2026 09:10 по 02.10.2026 17:35</w:t>
+            <w:pPr>
+              <w:rPr>
+                <w:sz w:val="20"/>
+                <w:szCs w:val="20"/>
+                <w:highlight w:val="yellow"/>
+              </w:rPr>
+            </w:pPr>
+            <w:r>
+              <w:rPr>
+                <w:sz w:val="20"/>
+                <w:szCs w:val="20"/>
+              </w:rPr>
+              <w:t>с 14.09.2026 13:00 по 14.09.2026 16:45</w:t>
             </w:r>
           </w:p>
         </w:tc>
@@ -242,12 +288,25 @@
             <w:vAlign w:val="center"/>
           </w:tcPr>
           <w:p>
+            <w:pPr>
+              <w:rPr>
+                <w:sz w:val="20"/>
+                <w:szCs w:val="20"/>
+              </w:rPr>
+            </w:pPr>
             <w:r>
               <w:rPr>
                 <w:sz w:val="20"/>
                 <w:szCs w:val="20"/>
               </w:rPr>
               <w:t>Условия проведения испытаний</w:t>
+            </w:r>
+            <w:r>
+              <w:rPr>
+                <w:sz w:val="20"/>
+                <w:szCs w:val="20"/>
+              </w:rPr>
+              <w:br/>
             </w:r>
           </w:p>
         </w:tc>
@@ -256,8 +315,19 @@
             <w:tcW w:w="5812" w:type="dxa"/>
           </w:tcPr>
           <w:p>
-            <w:r>
-              <w:rPr>
+            <w:pPr>
+              <w:tabs>
+                <w:tab w:val="left" w:pos="2715"/>
+                <w:tab w:val="left" w:pos="4635"/>
+              </w:tabs>
+              <w:rPr>
+                <w:sz w:val="20"/>
+                <w:szCs w:val="20"/>
+              </w:rPr>
+            </w:pPr>
+            <w:r>
+              <w:rPr>
+                <w:rFonts w:eastAsiaTheme="minorEastAsia"/>
                 <w:sz w:val="20"/>
                 <w:szCs w:val="20"/>
               </w:rPr>
@@ -270,12 +340,22 @@
             <w:tcW w:w="2342" w:type="dxa"/>
           </w:tcPr>
           <w:p>
-            <w:r>
-              <w:rPr>
-                <w:sz w:val="20"/>
-                <w:szCs w:val="20"/>
-              </w:rPr>
-              <w:t>23,0 – 23,5</w:t>
+            <w:pPr>
+              <w:tabs>
+                <w:tab w:val="left" w:pos="2715"/>
+                <w:tab w:val="left" w:pos="4635"/>
+              </w:tabs>
+              <w:rPr>
+                <w:sz w:val="20"/>
+                <w:szCs w:val="20"/>
+              </w:rPr>
+            </w:pPr>
+            <w:r>
+              <w:rPr>
+                <w:sz w:val="20"/>
+                <w:szCs w:val="20"/>
+              </w:rPr>
+              <w:t>22,7 – 23,0</w:t>
             </w:r>
           </w:p>
         </w:tc>
@@ -292,13 +372,12 @@
             <w:vAlign w:val="center"/>
           </w:tcPr>
           <w:p>
-            <w:r>
-              <w:rPr>
-                <w:sz w:val="20"/>
-                <w:szCs w:val="20"/>
-              </w:rPr>
-              <w:t/>
-            </w:r>
+            <w:pPr>
+              <w:rPr>
+                <w:sz w:val="20"/>
+                <w:szCs w:val="20"/>
+              </w:rPr>
+            </w:pPr>
           </w:p>
         </w:tc>
         <w:tc>
@@ -306,8 +385,19 @@
             <w:tcW w:w="5812" w:type="dxa"/>
           </w:tcPr>
           <w:p>
-            <w:r>
-              <w:rPr>
+            <w:pPr>
+              <w:tabs>
+                <w:tab w:val="left" w:pos="2715"/>
+                <w:tab w:val="left" w:pos="4635"/>
+              </w:tabs>
+              <w:rPr>
+                <w:sz w:val="20"/>
+                <w:szCs w:val="20"/>
+              </w:rPr>
+            </w:pPr>
+            <w:r>
+              <w:rPr>
+                <w:rFonts w:eastAsiaTheme="minorEastAsia"/>
                 <w:sz w:val="20"/>
                 <w:szCs w:val="20"/>
               </w:rPr>
@@ -320,12 +410,22 @@
             <w:tcW w:w="2342" w:type="dxa"/>
           </w:tcPr>
           <w:p>
-            <w:r>
-              <w:rPr>
-                <w:sz w:val="20"/>
-                <w:szCs w:val="20"/>
-              </w:rPr>
-              <w:t>43,8 – 44,2</w:t>
+            <w:pPr>
+              <w:tabs>
+                <w:tab w:val="left" w:pos="2715"/>
+                <w:tab w:val="left" w:pos="4635"/>
+              </w:tabs>
+              <w:rPr>
+                <w:sz w:val="20"/>
+                <w:szCs w:val="20"/>
+              </w:rPr>
+            </w:pPr>
+            <w:r>
+              <w:rPr>
+                <w:sz w:val="20"/>
+                <w:szCs w:val="20"/>
+              </w:rPr>
+              <w:t>43,1 – 43,3</w:t>
             </w:r>
           </w:p>
         </w:tc>
@@ -342,13 +442,12 @@
             <w:vAlign w:val="center"/>
           </w:tcPr>
           <w:p>
-            <w:r>
-              <w:rPr>
-                <w:sz w:val="20"/>
-                <w:szCs w:val="20"/>
-              </w:rPr>
-              <w:t/>
-            </w:r>
+            <w:pPr>
+              <w:rPr>
+                <w:sz w:val="20"/>
+                <w:szCs w:val="20"/>
+              </w:rPr>
+            </w:pPr>
           </w:p>
         </w:tc>
         <w:tc>
@@ -356,8 +455,19 @@
             <w:tcW w:w="5812" w:type="dxa"/>
           </w:tcPr>
           <w:p>
-            <w:r>
-              <w:rPr>
+            <w:pPr>
+              <w:tabs>
+                <w:tab w:val="left" w:pos="2715"/>
+                <w:tab w:val="left" w:pos="4635"/>
+              </w:tabs>
+              <w:rPr>
+                <w:sz w:val="20"/>
+                <w:szCs w:val="20"/>
+              </w:rPr>
+            </w:pPr>
+            <w:r>
+              <w:rPr>
+                <w:rFonts w:eastAsiaTheme="minorEastAsia"/>
                 <w:sz w:val="20"/>
                 <w:szCs w:val="20"/>
               </w:rPr>
@@ -370,12 +480,22 @@
             <w:tcW w:w="2342" w:type="dxa"/>
           </w:tcPr>
           <w:p>
-            <w:r>
-              <w:rPr>
-                <w:sz w:val="20"/>
-                <w:szCs w:val="20"/>
-              </w:rPr>
-              <w:t>101,4 – 101,5</w:t>
+            <w:pPr>
+              <w:tabs>
+                <w:tab w:val="left" w:pos="2715"/>
+                <w:tab w:val="left" w:pos="4635"/>
+              </w:tabs>
+              <w:rPr>
+                <w:sz w:val="20"/>
+                <w:szCs w:val="20"/>
+              </w:rPr>
+            </w:pPr>
+            <w:r>
+              <w:rPr>
+                <w:sz w:val="20"/>
+                <w:szCs w:val="20"/>
+              </w:rPr>
+              <w:t>99,82 – 99,88</w:t>
             </w:r>
           </w:p>
         </w:tc>
@@ -392,13 +512,12 @@
             <w:vAlign w:val="center"/>
           </w:tcPr>
           <w:p>
-            <w:r>
-              <w:rPr>
-                <w:sz w:val="20"/>
-                <w:szCs w:val="20"/>
-              </w:rPr>
-              <w:t/>
-            </w:r>
+            <w:pPr>
+              <w:rPr>
+                <w:sz w:val="20"/>
+                <w:szCs w:val="20"/>
+              </w:rPr>
+            </w:pPr>
           </w:p>
         </w:tc>
         <w:tc>
@@ -406,8 +525,19 @@
             <w:tcW w:w="5812" w:type="dxa"/>
           </w:tcPr>
           <w:p>
-            <w:r>
-              <w:rPr>
+            <w:pPr>
+              <w:tabs>
+                <w:tab w:val="left" w:pos="2715"/>
+                <w:tab w:val="left" w:pos="4635"/>
+              </w:tabs>
+              <w:rPr>
+                <w:sz w:val="20"/>
+                <w:szCs w:val="20"/>
+              </w:rPr>
+            </w:pPr>
+            <w:r>
+              <w:rPr>
+                <w:rFonts w:eastAsiaTheme="minorEastAsia"/>
                 <w:sz w:val="20"/>
                 <w:szCs w:val="20"/>
               </w:rPr>
@@ -420,12 +550,22 @@
             <w:tcW w:w="2342" w:type="dxa"/>
           </w:tcPr>
           <w:p>
-            <w:r>
-              <w:rPr>
-                <w:sz w:val="20"/>
-                <w:szCs w:val="20"/>
-              </w:rPr>
-              <w:t>222,6 – 226,2</w:t>
+            <w:pPr>
+              <w:tabs>
+                <w:tab w:val="left" w:pos="2715"/>
+                <w:tab w:val="left" w:pos="4635"/>
+              </w:tabs>
+              <w:rPr>
+                <w:sz w:val="20"/>
+                <w:szCs w:val="20"/>
+              </w:rPr>
+            </w:pPr>
+            <w:r>
+              <w:rPr>
+                <w:sz w:val="20"/>
+                <w:szCs w:val="20"/>
+              </w:rPr>
+              <w:t>224,8 – 226,0</w:t>
             </w:r>
           </w:p>
         </w:tc>
@@ -442,13 +582,12 @@
             <w:vAlign w:val="center"/>
           </w:tcPr>
           <w:p>
-            <w:r>
-              <w:rPr>
-                <w:sz w:val="20"/>
-                <w:szCs w:val="20"/>
-              </w:rPr>
-              <w:t/>
-            </w:r>
+            <w:pPr>
+              <w:rPr>
+                <w:sz w:val="20"/>
+                <w:szCs w:val="20"/>
+              </w:rPr>
+            </w:pPr>
           </w:p>
         </w:tc>
         <w:tc>
@@ -456,8 +595,19 @@
             <w:tcW w:w="5812" w:type="dxa"/>
           </w:tcPr>
           <w:p>
-            <w:r>
-              <w:rPr>
+            <w:pPr>
+              <w:tabs>
+                <w:tab w:val="left" w:pos="2715"/>
+                <w:tab w:val="left" w:pos="4635"/>
+              </w:tabs>
+              <w:rPr>
+                <w:sz w:val="20"/>
+                <w:szCs w:val="20"/>
+              </w:rPr>
+            </w:pPr>
+            <w:r>
+              <w:rPr>
+                <w:rFonts w:eastAsiaTheme="minorEastAsia"/>
                 <w:sz w:val="20"/>
                 <w:szCs w:val="20"/>
               </w:rPr>
@@ -470,12 +620,22 @@
             <w:tcW w:w="2342" w:type="dxa"/>
           </w:tcPr>
           <w:p>
-            <w:r>
-              <w:rPr>
-                <w:sz w:val="20"/>
-                <w:szCs w:val="20"/>
-              </w:rPr>
-              <w:t>49,99</w:t>
+            <w:pPr>
+              <w:tabs>
+                <w:tab w:val="left" w:pos="2715"/>
+                <w:tab w:val="left" w:pos="4635"/>
+              </w:tabs>
+              <w:rPr>
+                <w:sz w:val="20"/>
+                <w:szCs w:val="20"/>
+              </w:rPr>
+            </w:pPr>
+            <w:r>
+              <w:rPr>
+                <w:sz w:val="20"/>
+                <w:szCs w:val="20"/>
+              </w:rPr>
+              <w:t>50,00</w:t>
             </w:r>
           </w:p>
         </w:tc>
@@ -515,6 +675,12 @@
             </w:tcBorders>
           </w:tcPr>
           <w:p>
+            <w:pPr>
+              <w:rPr>
+                <w:sz w:val="20"/>
+                <w:szCs w:val="20"/>
+              </w:rPr>
+            </w:pPr>
             <w:r>
               <w:rPr>
                 <w:sz w:val="20"/>
@@ -540,77 +706,72 @@
       </w:tblPr>
       <w:tblGrid>
         <w:gridCol w:w="3869"/>
-        <w:gridCol w:w="3639"/>
-        <w:gridCol w:w="7052"/>
+        <w:gridCol w:w="3446"/>
+        <w:gridCol w:w="7245"/>
       </w:tblGrid>
       <w:tr>
+        <w:trPr>
+          <w:trHeight w:val="113"/>
+        </w:trPr>
         <w:tc>
           <w:tcPr>
             <w:tcW w:w="3869" w:type="dxa"/>
           </w:tcPr>
           <w:p>
-            <w:r>
-              <w:rPr>
-                <w:sz w:val="20"/>
-                <w:szCs w:val="20"/>
-              </w:rPr>
+            <w:pPr>
+              <w:widowControl w:val="0"/>
+              <w:snapToGrid w:val="0"/>
+              <w:jc w:val="center"/>
+            </w:pPr>
+            <w:r>
               <w:t>Документ, устанавливающий правила и метод (методику) исследований (испытаний) и измерения,</w:t>
             </w:r>
           </w:p>
           <w:p>
-            <w:r>
-              <w:rPr/>
-            </w:r>
-          </w:p>
-          <w:p>
-            <w:r>
-              <w:rPr>
-                <w:sz w:val="20"/>
-                <w:szCs w:val="20"/>
-              </w:rPr>
-              <w:t>Определяемая характеристика</w:t>
-            </w:r>
-          </w:p>
-          <w:p>
-            <w:r>
-              <w:rPr>
-                <w:sz w:val="20"/>
-                <w:szCs w:val="20"/>
-              </w:rPr>
-              <w:t>(Показатель)</w:t>
+            <w:pPr>
+              <w:widowControl w:val="0"/>
+              <w:jc w:val="center"/>
+            </w:pPr>
+            <w:r>
+              <w:t>Определяемая характеристика (Показатель)</w:t>
             </w:r>
           </w:p>
         </w:tc>
         <w:tc>
           <w:tcPr>
-            <w:tcW w:w="3639" w:type="dxa"/>
+            <w:tcW w:w="3446" w:type="dxa"/>
           </w:tcPr>
           <w:p>
-            <w:r>
-              <w:rPr>
-                <w:sz w:val="20"/>
-                <w:szCs w:val="20"/>
-              </w:rPr>
+            <w:pPr>
+              <w:widowControl w:val="0"/>
+              <w:snapToGrid w:val="0"/>
+              <w:jc w:val="center"/>
+            </w:pPr>
+            <w:r>
               <w:t>Результаты испытаний</w:t>
             </w:r>
           </w:p>
         </w:tc>
         <w:tc>
           <w:tcPr>
-            <w:tcW w:w="7052" w:type="dxa"/>
+            <w:tcW w:w="7245" w:type="dxa"/>
           </w:tcPr>
           <w:p>
-            <w:r>
-              <w:rPr>
-                <w:sz w:val="20"/>
-                <w:szCs w:val="20"/>
-              </w:rPr>
+            <w:pPr>
+              <w:widowControl w:val="0"/>
+              <w:snapToGrid w:val="0"/>
+              <w:jc w:val="center"/>
+            </w:pPr>
+            <w:r>
               <w:t>Описание испытаний</w:t>
             </w:r>
           </w:p>
         </w:tc>
       </w:tr>
       <w:tr>
+        <w:trPr>
+          <w:trHeight w:val="286"/>
+        </w:trPr>
         <w:tc>
           <w:tcPr>
             <w:tcW w:w="3869" w:type="dxa"/>
@@ -632,14 +793,26 @@
                 <w:sz w:val="20"/>
                 <w:szCs w:val="20"/>
               </w:rPr>
-              <w:t>ГОСТ IEC 62321-2-2016 «Определение регламентированных веществ в электротехнических изделиях. Часть 2. Разборка, отсоединение и механическая подготовка образца» пп. 5.1, 5.4, 5.5, р.6, п.7.3.1, Приложение А, В.</w:t>
-            </w:r>
-          </w:p>
-          <w:p>
-            <w:r>
-              <w:rPr/>
-            </w:r>
-          </w:p>
+              <w:t xml:space="preserve">ГОСТ IEC 62321-2-2016 «Определение регламентированных веществ в электротехнических изделиях. Часть 2. Разборка, отсоединение и механическая подготовка образца» </w:t>
+            </w:r>
+            <w:proofErr w:type="spellStart"/>
+            <w:r>
+              <w:rPr>
+                <w:sz w:val="20"/>
+                <w:szCs w:val="20"/>
+              </w:rPr>
+              <w:t>пп</w:t>
+            </w:r>
+            <w:proofErr w:type="spellEnd"/>
+            <w:r>
+              <w:rPr>
+                <w:sz w:val="20"/>
+                <w:szCs w:val="20"/>
+              </w:rPr>
+              <w:t>. 5.1, 5.4, 5.5, р.6, п.7.3.1, Приложение А, В.</w:t>
+            </w:r>
+          </w:p>
+          <w:p/>
           <w:p>
             <w:r>
               <w:rPr>
@@ -648,10 +821,19 @@
                 <w:sz w:val="20"/>
                 <w:szCs w:val="20"/>
               </w:rPr>
+              <w:lastRenderedPageBreak/>
               <w:t>Определяемая характеристика (Показатель):</w:t>
             </w:r>
           </w:p>
           <w:p>
+            <w:pPr>
+              <w:widowControl w:val="0"/>
+              <w:snapToGrid w:val="0"/>
+              <w:rPr>
+                <w:sz w:val="20"/>
+                <w:szCs w:val="20"/>
+              </w:rPr>
+            </w:pPr>
             <w:r>
               <w:rPr>
                 <w:sz w:val="20"/>
@@ -663,21 +845,30 @@
         </w:tc>
         <w:tc>
           <w:tcPr>
-            <w:tcW w:w="3639" w:type="dxa"/>
+            <w:tcW w:w="3446" w:type="dxa"/>
           </w:tcPr>
           <w:p>
-            <w:r>
-              <w:rPr>
-                <w:sz w:val="20"/>
-                <w:szCs w:val="20"/>
-              </w:rPr>
+            <w:pPr>
+              <w:widowControl w:val="0"/>
+              <w:snapToGrid w:val="0"/>
+              <w:rPr>
+                <w:sz w:val="20"/>
+                <w:szCs w:val="20"/>
+              </w:rPr>
+            </w:pPr>
+            <w:r>
+              <w:rPr>
+                <w:sz w:val="20"/>
+                <w:szCs w:val="20"/>
+              </w:rPr>
+              <w:lastRenderedPageBreak/>
               <w:t>готов</w:t>
             </w:r>
           </w:p>
         </w:tc>
         <w:tc>
           <w:tcPr>
-            <w:tcW w:w="7052" w:type="dxa"/>
+            <w:tcW w:w="7245" w:type="dxa"/>
           </w:tcPr>
           <w:p>
             <w:r>
@@ -685,14 +876,10 @@
                 <w:sz w:val="20"/>
                 <w:szCs w:val="20"/>
               </w:rPr>
-              <w:t>Дата и время проведения испытаний 02.10.2026 09:10</w:t>
-            </w:r>
-          </w:p>
-          <w:p>
-            <w:r>
-              <w:rPr/>
-            </w:r>
-          </w:p>
+              <w:t>Дата и время проведения испытаний 14.09.2026 13:00</w:t>
+            </w:r>
+          </w:p>
+          <w:p/>
           <w:p>
             <w:r>
               <w:rPr>
@@ -708,66 +895,79 @@
                 <w:sz w:val="20"/>
                 <w:szCs w:val="20"/>
               </w:rPr>
-              <w:t>Температура окружающей среды, °С:23,0</w:t>
-            </w:r>
-          </w:p>
-          <w:p>
-            <w:r>
-              <w:rPr>
-                <w:sz w:val="20"/>
-                <w:szCs w:val="20"/>
-              </w:rPr>
-              <w:t>Относительная влажность воздуха, %:43,8</w:t>
-            </w:r>
-          </w:p>
-          <w:p>
-            <w:r>
-              <w:rPr>
-                <w:sz w:val="20"/>
-                <w:szCs w:val="20"/>
-              </w:rPr>
-              <w:t>Атмосферное давление, гПа:1014 (101,4 кПа)</w:t>
-            </w:r>
-          </w:p>
-          <w:p>
-            <w:r>
-              <w:rPr>
-                <w:sz w:val="20"/>
-                <w:szCs w:val="20"/>
-              </w:rPr>
-              <w:t>Напряжение сети электропитания, В:222,6</w:t>
-            </w:r>
-          </w:p>
-          <w:p>
-            <w:r>
-              <w:rPr>
-                <w:sz w:val="20"/>
-                <w:szCs w:val="20"/>
-              </w:rPr>
-              <w:t>Частота переменного тока в сети электропитания, Гц:49,99</w:t>
-            </w:r>
-          </w:p>
-          <w:p>
-            <w:r>
-              <w:rPr/>
-            </w:r>
-          </w:p>
-          <w:p>
-            <w:r>
-              <w:rPr>
-                <w:sz w:val="20"/>
-                <w:szCs w:val="20"/>
-              </w:rPr>
-              <w:t>Пробоподготовка. После анализа Блок питания, Торговой марки: GAMDIAS Модель: THOR P2-1350P (далее по тексту «образец»), было принято решение о проведении полной разборки образца на комплектующие компоненты (далее по тексту – «компоненты»).</w:t>
-            </w:r>
-          </w:p>
-          <w:p>
-            <w:r>
-              <w:rPr>
-                <w:sz w:val="20"/>
-                <w:szCs w:val="20"/>
-              </w:rPr>
-              <w:t>Количество компонентов составило 173 шт.</w:t>
+              <w:t>Температура окружающей среды, °С:22,7</w:t>
+            </w:r>
+          </w:p>
+          <w:p>
+            <w:r>
+              <w:rPr>
+                <w:sz w:val="20"/>
+                <w:szCs w:val="20"/>
+              </w:rPr>
+              <w:t>Относительная влажность воздуха, %:43,1</w:t>
+            </w:r>
+          </w:p>
+          <w:p>
+            <w:r>
+              <w:rPr>
+                <w:sz w:val="20"/>
+                <w:szCs w:val="20"/>
+              </w:rPr>
+              <w:t>Атмосферное давление, гПа:998,2 (99,82 кПа)</w:t>
+            </w:r>
+          </w:p>
+          <w:p>
+            <w:r>
+              <w:rPr>
+                <w:sz w:val="20"/>
+                <w:szCs w:val="20"/>
+              </w:rPr>
+              <w:t>Напряжение сети электропитания, В:224,8</w:t>
+            </w:r>
+          </w:p>
+          <w:p>
+            <w:r>
+              <w:rPr>
+                <w:sz w:val="20"/>
+                <w:szCs w:val="20"/>
+              </w:rPr>
+              <w:t>Частота переменного тока в сети электропитания, Гц:50,00</w:t>
+            </w:r>
+          </w:p>
+          <w:p/>
+          <w:p>
+            <w:r>
+              <w:rPr>
+                <w:sz w:val="20"/>
+                <w:szCs w:val="20"/>
+              </w:rPr>
+              <w:lastRenderedPageBreak/>
+              <w:t xml:space="preserve">Пробоподготовка. После анализа Электрическая турка Торговой марки: </w:t>
+            </w:r>
+            <w:proofErr w:type="spellStart"/>
+            <w:r>
+              <w:rPr>
+                <w:sz w:val="20"/>
+                <w:szCs w:val="20"/>
+              </w:rPr>
+              <w:t>Aceline</w:t>
+            </w:r>
+            <w:proofErr w:type="spellEnd"/>
+            <w:r>
+              <w:rPr>
+                <w:sz w:val="20"/>
+                <w:szCs w:val="20"/>
+              </w:rPr>
+              <w:t xml:space="preserve"> Модель: ETCM-600 (далее по тексту «образец»), было принято решение о проведении полной разборки образца на комплектующие компоненты (далее по тексту – «компоненты»).</w:t>
+            </w:r>
+          </w:p>
+          <w:p>
+            <w:r>
+              <w:rPr>
+                <w:sz w:val="20"/>
+                <w:szCs w:val="20"/>
+              </w:rPr>
+              <w:t>Количество компонентов составило 65 шт.</w:t>
             </w:r>
           </w:p>
           <w:p>
@@ -780,6 +980,14 @@
             </w:r>
           </w:p>
           <w:p>
+            <w:pPr>
+              <w:widowControl w:val="0"/>
+              <w:snapToGrid w:val="0"/>
+              <w:rPr>
+                <w:sz w:val="20"/>
+                <w:szCs w:val="20"/>
+              </w:rPr>
+            </w:pPr>
             <w:r>
               <w:rPr>
                 <w:sz w:val="20"/>
@@ -791,6 +999,9 @@
         </w:tc>
       </w:tr>
       <w:tr>
+        <w:trPr>
+          <w:trHeight w:val="286"/>
+        </w:trPr>
         <w:tc>
           <w:tcPr>
             <w:tcW w:w="3869" w:type="dxa"/>
@@ -803,6 +1014,7 @@
                 <w:sz w:val="20"/>
                 <w:szCs w:val="20"/>
               </w:rPr>
+              <w:lastRenderedPageBreak/>
               <w:t xml:space="preserve">Документ, устанавливающий правила и методы исследований (испытаний) и измерения: </w:t>
             </w:r>
           </w:p>
@@ -815,11 +1027,7 @@
               <w:t>ГОСТ IEC 62321-3-1-2016 «Определение регламентированных веществ в электротехнических изделиях. Часть 3-1. Скрининг. Анализ свинца, ртути, кадмия, общего хрома и общего брома методом рентгенофлуоресцентной спектрометрии». Метод рентгенофлуоресцентной спектрометрии.</w:t>
             </w:r>
           </w:p>
-          <w:p>
-            <w:r>
-              <w:rPr/>
-            </w:r>
-          </w:p>
+          <w:p/>
           <w:p>
             <w:r>
               <w:rPr>
@@ -855,16 +1063,48 @@
                 <w:sz w:val="20"/>
                 <w:szCs w:val="20"/>
               </w:rPr>
-              <w:t>2. Ртуть (Hg)</w:t>
-            </w:r>
-          </w:p>
-          <w:p>
-            <w:r>
-              <w:rPr>
-                <w:sz w:val="20"/>
-                <w:szCs w:val="20"/>
-              </w:rPr>
-              <w:t>3. Кадмий (Cd)</w:t>
+              <w:t>2. Ртуть (</w:t>
+            </w:r>
+            <w:proofErr w:type="spellStart"/>
+            <w:r>
+              <w:rPr>
+                <w:sz w:val="20"/>
+                <w:szCs w:val="20"/>
+              </w:rPr>
+              <w:t>Hg</w:t>
+            </w:r>
+            <w:proofErr w:type="spellEnd"/>
+            <w:r>
+              <w:rPr>
+                <w:sz w:val="20"/>
+                <w:szCs w:val="20"/>
+              </w:rPr>
+              <w:t>)</w:t>
+            </w:r>
+          </w:p>
+          <w:p>
+            <w:r>
+              <w:rPr>
+                <w:sz w:val="20"/>
+                <w:szCs w:val="20"/>
+              </w:rPr>
+              <w:t>3. Кадмий (</w:t>
+            </w:r>
+            <w:proofErr w:type="spellStart"/>
+            <w:r>
+              <w:rPr>
+                <w:sz w:val="20"/>
+                <w:szCs w:val="20"/>
+              </w:rPr>
+              <w:t>Cd</w:t>
+            </w:r>
+            <w:proofErr w:type="spellEnd"/>
+            <w:r>
+              <w:rPr>
+                <w:sz w:val="20"/>
+                <w:szCs w:val="20"/>
+              </w:rPr>
+              <w:t>)</w:t>
             </w:r>
           </w:p>
           <w:p>
@@ -874,12 +1114,29 @@
                 <w:szCs w:val="20"/>
               </w:rPr>
               <w:t>4. Общий хром</w:t>
+            </w:r>
+          </w:p>
+          <w:p>
+            <w:pPr>
+              <w:widowControl w:val="0"/>
+              <w:snapToGrid w:val="0"/>
+              <w:rPr>
+                <w:sz w:val="20"/>
+                <w:szCs w:val="20"/>
+              </w:rPr>
+            </w:pPr>
+            <w:r>
+              <w:rPr>
+                <w:sz w:val="20"/>
+                <w:szCs w:val="20"/>
+              </w:rPr>
+              <w:t>5. Общий бром</w:t>
             </w:r>
           </w:p>
         </w:tc>
         <w:tc>
           <w:tcPr>
-            <w:tcW w:w="3639" w:type="dxa"/>
+            <w:tcW w:w="3446" w:type="dxa"/>
           </w:tcPr>
           <w:p>
             <w:r>
@@ -890,39 +1147,59 @@
               <w:t>Свинец (Pb) менее 10 мг/кг (0,001 %)</w:t>
             </w:r>
           </w:p>
-          <w:p>
-            <w:r>
-              <w:rPr/>
-            </w:r>
-          </w:p>
-          <w:p>
-            <w:r>
-              <w:rPr>
-                <w:sz w:val="20"/>
-                <w:szCs w:val="20"/>
-              </w:rPr>
-              <w:t>Ртуть (Hg) менее 10 мг/кг (0,001 %)</w:t>
-            </w:r>
-          </w:p>
-          <w:p>
-            <w:r>
-              <w:rPr/>
-            </w:r>
-          </w:p>
-          <w:p>
-            <w:r>
-              <w:rPr>
-                <w:sz w:val="20"/>
-                <w:szCs w:val="20"/>
-              </w:rPr>
-              <w:t>Кадмий (Cd) менее 10 мг/кг (0,001 %)</w:t>
-            </w:r>
-          </w:p>
-          <w:p>
-            <w:r>
-              <w:rPr/>
-            </w:r>
-          </w:p>
+          <w:p/>
+          <w:p>
+            <w:r>
+              <w:rPr>
+                <w:sz w:val="20"/>
+                <w:szCs w:val="20"/>
+              </w:rPr>
+              <w:t>Ртуть (</w:t>
+            </w:r>
+            <w:proofErr w:type="spellStart"/>
+            <w:r>
+              <w:rPr>
+                <w:sz w:val="20"/>
+                <w:szCs w:val="20"/>
+              </w:rPr>
+              <w:t>Hg</w:t>
+            </w:r>
+            <w:proofErr w:type="spellEnd"/>
+            <w:r>
+              <w:rPr>
+                <w:sz w:val="20"/>
+                <w:szCs w:val="20"/>
+              </w:rPr>
+              <w:t>) менее 10 мг/кг (0,001 %)</w:t>
+            </w:r>
+          </w:p>
+          <w:p/>
+          <w:p>
+            <w:r>
+              <w:rPr>
+                <w:sz w:val="20"/>
+                <w:szCs w:val="20"/>
+              </w:rPr>
+              <w:t>Кадмий (</w:t>
+            </w:r>
+            <w:proofErr w:type="spellStart"/>
+            <w:r>
+              <w:rPr>
+                <w:sz w:val="20"/>
+                <w:szCs w:val="20"/>
+              </w:rPr>
+              <w:t>Cd</w:t>
+            </w:r>
+            <w:proofErr w:type="spellEnd"/>
+            <w:r>
+              <w:rPr>
+                <w:sz w:val="20"/>
+                <w:szCs w:val="20"/>
+              </w:rPr>
+              <w:t>) менее 10 мг/кг (0,001 %)</w:t>
+            </w:r>
+          </w:p>
+          <w:p/>
           <w:p>
             <w:r>
               <w:rPr>
@@ -930,12 +1207,30 @@
                 <w:szCs w:val="20"/>
               </w:rPr>
               <w:t>Общий хром менее 10 мг/кг (0,001 %)</w:t>
+            </w:r>
+          </w:p>
+          <w:p/>
+          <w:p>
+            <w:pPr>
+              <w:widowControl w:val="0"/>
+              <w:snapToGrid w:val="0"/>
+              <w:rPr>
+                <w:sz w:val="20"/>
+                <w:szCs w:val="20"/>
+              </w:rPr>
+            </w:pPr>
+            <w:r>
+              <w:rPr>
+                <w:sz w:val="20"/>
+                <w:szCs w:val="20"/>
+              </w:rPr>
+              <w:t>Общий бром менее 10 мг/кг (0,001 %)</w:t>
             </w:r>
           </w:p>
         </w:tc>
         <w:tc>
           <w:tcPr>
-            <w:tcW w:w="7052" w:type="dxa"/>
+            <w:tcW w:w="7245" w:type="dxa"/>
           </w:tcPr>
           <w:p>
             <w:r>
@@ -943,14 +1238,24 @@
                 <w:sz w:val="20"/>
                 <w:szCs w:val="20"/>
               </w:rPr>
-              <w:t>Дата и время проведения испытаний 02.10.2026 09:10</w:t>
-            </w:r>
-          </w:p>
-          <w:p>
-            <w:r>
-              <w:rPr/>
-            </w:r>
-          </w:p>
+              <w:t>Дата и время проведения испытаний 14.09.2026 13:</w:t>
+            </w:r>
+            <w:r>
+              <w:rPr>
+                <w:sz w:val="20"/>
+                <w:szCs w:val="20"/>
+              </w:rPr>
+              <w:t>3</w:t>
+            </w:r>
+            <w:r>
+              <w:rPr>
+                <w:sz w:val="20"/>
+                <w:szCs w:val="20"/>
+              </w:rPr>
+              <w:t>0</w:t>
+            </w:r>
+          </w:p>
+          <w:p/>
           <w:p>
             <w:r>
               <w:rPr>
@@ -966,57 +1271,85 @@
                 <w:sz w:val="20"/>
                 <w:szCs w:val="20"/>
               </w:rPr>
-              <w:t>Температура окружающей среды, °С:23,0</w:t>
-            </w:r>
-          </w:p>
-          <w:p>
-            <w:r>
-              <w:rPr>
-                <w:sz w:val="20"/>
-                <w:szCs w:val="20"/>
-              </w:rPr>
-              <w:t>Относительная влажность воздуха, %:43,8</w:t>
-            </w:r>
-          </w:p>
-          <w:p>
-            <w:r>
-              <w:rPr>
-                <w:sz w:val="20"/>
-                <w:szCs w:val="20"/>
-              </w:rPr>
-              <w:t>Атмосферное давление, гПа:1014 (101,4 кПа)</w:t>
-            </w:r>
-          </w:p>
-          <w:p>
-            <w:r>
-              <w:rPr>
-                <w:sz w:val="20"/>
-                <w:szCs w:val="20"/>
-              </w:rPr>
-              <w:t>Напряжение сети электропитания, В:222,6</w:t>
-            </w:r>
-          </w:p>
-          <w:p>
-            <w:r>
-              <w:rPr>
-                <w:sz w:val="20"/>
-                <w:szCs w:val="20"/>
-              </w:rPr>
-              <w:t>Частота переменного тока в сети электропитания, Гц:49,99</w:t>
-            </w:r>
-          </w:p>
-          <w:p>
-            <w:r>
-              <w:rPr/>
-            </w:r>
-          </w:p>
-          <w:p>
-            <w:r>
-              <w:rPr>
-                <w:sz w:val="20"/>
-                <w:szCs w:val="20"/>
-              </w:rPr>
-              <w:t>Произведены измерения содержания свинца (Pb), ртути (Hg), кадмия (Cd), общего хрома в компоненте 1.</w:t>
+              <w:t>Температура окружающей среды, °С:22,7</w:t>
+            </w:r>
+          </w:p>
+          <w:p>
+            <w:r>
+              <w:rPr>
+                <w:sz w:val="20"/>
+                <w:szCs w:val="20"/>
+              </w:rPr>
+              <w:t>Относительная влажность воздуха, %:43,1</w:t>
+            </w:r>
+          </w:p>
+          <w:p>
+            <w:r>
+              <w:rPr>
+                <w:sz w:val="20"/>
+                <w:szCs w:val="20"/>
+              </w:rPr>
+              <w:t>Атмосферное давление, гПа:998,2 (99,82 кПа)</w:t>
+            </w:r>
+          </w:p>
+          <w:p>
+            <w:r>
+              <w:rPr>
+                <w:sz w:val="20"/>
+                <w:szCs w:val="20"/>
+              </w:rPr>
+              <w:t>Напряжение сети электропитания, В:224,8</w:t>
+            </w:r>
+          </w:p>
+          <w:p>
+            <w:r>
+              <w:rPr>
+                <w:sz w:val="20"/>
+                <w:szCs w:val="20"/>
+              </w:rPr>
+              <w:t>Частота переменного тока в сети электропитания, Гц:50,00</w:t>
+            </w:r>
+          </w:p>
+          <w:p/>
+          <w:p>
+            <w:r>
+              <w:rPr>
+                <w:sz w:val="20"/>
+                <w:szCs w:val="20"/>
+              </w:rPr>
+              <w:t>Произведены измерения содержания свинца (Pb), ртути (</w:t>
+            </w:r>
+            <w:proofErr w:type="spellStart"/>
+            <w:r>
+              <w:rPr>
+                <w:sz w:val="20"/>
+                <w:szCs w:val="20"/>
+              </w:rPr>
+              <w:t>Hg</w:t>
+            </w:r>
+            <w:proofErr w:type="spellEnd"/>
+            <w:r>
+              <w:rPr>
+                <w:sz w:val="20"/>
+                <w:szCs w:val="20"/>
+              </w:rPr>
+              <w:t>), кадмия (</w:t>
+            </w:r>
+            <w:proofErr w:type="spellStart"/>
+            <w:r>
+              <w:rPr>
+                <w:sz w:val="20"/>
+                <w:szCs w:val="20"/>
+              </w:rPr>
+              <w:t>Cd</w:t>
+            </w:r>
+            <w:proofErr w:type="spellEnd"/>
+            <w:r>
+              <w:rPr>
+                <w:sz w:val="20"/>
+                <w:szCs w:val="20"/>
+              </w:rPr>
+              <w:t>), общего хрома, общего брома в компоненте 1.</w:t>
             </w:r>
           </w:p>
           <w:p>
@@ -1061,70 +1394,413 @@
                 <w:sz w:val="20"/>
                 <w:szCs w:val="20"/>
               </w:rPr>
-              <w:t xml:space="preserve"> - Свинец (Pb): ND (Не зафиксировано его значение); 3σ &lt; 9 ppm (мг/кг).</w:t>
-            </w:r>
-          </w:p>
-          <w:p>
-            <w:r>
-              <w:rPr>
-                <w:sz w:val="20"/>
-                <w:szCs w:val="20"/>
-              </w:rPr>
-              <w:t xml:space="preserve">   Интерпретация: Pass(BL).</w:t>
-            </w:r>
-          </w:p>
-          <w:p>
-            <w:r>
-              <w:rPr>
-                <w:sz w:val="20"/>
-                <w:szCs w:val="20"/>
-              </w:rPr>
-              <w:t xml:space="preserve"> - Ртуть (Hg): ND (Не зафиксировано его значение); 3σ &lt; 27 ppm (мг/кг).</w:t>
-            </w:r>
-          </w:p>
-          <w:p>
-            <w:r>
-              <w:rPr>
-                <w:sz w:val="20"/>
-                <w:szCs w:val="20"/>
-              </w:rPr>
-              <w:t xml:space="preserve">   Интерпретация: Pass(BL).</w:t>
-            </w:r>
-          </w:p>
-          <w:p>
-            <w:r>
-              <w:rPr>
-                <w:sz w:val="20"/>
-                <w:szCs w:val="20"/>
-              </w:rPr>
-              <w:t xml:space="preserve"> - Кадмий (Cd): ND (Не зафиксировано его значение); 3σ &lt; 21 ppm (мг/кг).</w:t>
-            </w:r>
-          </w:p>
-          <w:p>
-            <w:r>
-              <w:rPr>
-                <w:sz w:val="20"/>
-                <w:szCs w:val="20"/>
-              </w:rPr>
-              <w:t xml:space="preserve">   Интерпретация: Pass(BL).</w:t>
-            </w:r>
-          </w:p>
-          <w:p>
-            <w:r>
-              <w:rPr>
-                <w:sz w:val="20"/>
-                <w:szCs w:val="20"/>
-              </w:rPr>
-              <w:t xml:space="preserve"> - Общий хром: ND (Не зафиксировано его значение); 3σ &lt; 15 ppm (мг/кг).</w:t>
-            </w:r>
-          </w:p>
-          <w:p>
-            <w:r>
-              <w:rPr>
-                <w:sz w:val="20"/>
-                <w:szCs w:val="20"/>
-              </w:rPr>
-              <w:t xml:space="preserve">   Интерпретация: Pass(BL).</w:t>
+              <w:t xml:space="preserve"> - Свинец (Pb): ND (Не зафиксировано его значение); 3σ </w:t>
+            </w:r>
+            <w:proofErr w:type="gramStart"/>
+            <w:r>
+              <w:rPr>
+                <w:sz w:val="20"/>
+                <w:szCs w:val="20"/>
+              </w:rPr>
+              <w:t>&lt; 29</w:t>
+            </w:r>
+            <w:proofErr w:type="gramEnd"/>
+            <w:r>
+              <w:rPr>
+                <w:sz w:val="20"/>
+                <w:szCs w:val="20"/>
+              </w:rPr>
+              <w:t xml:space="preserve"> </w:t>
+            </w:r>
+            <w:proofErr w:type="spellStart"/>
+            <w:r>
+              <w:rPr>
+                <w:sz w:val="20"/>
+                <w:szCs w:val="20"/>
+              </w:rPr>
+              <w:t>ppm</w:t>
+            </w:r>
+            <w:proofErr w:type="spellEnd"/>
+            <w:r>
+              <w:rPr>
+                <w:sz w:val="20"/>
+                <w:szCs w:val="20"/>
+              </w:rPr>
+              <w:t xml:space="preserve"> (мг/кг).</w:t>
+            </w:r>
+          </w:p>
+          <w:p>
+            <w:r>
+              <w:rPr>
+                <w:sz w:val="20"/>
+                <w:szCs w:val="20"/>
+              </w:rPr>
+              <w:t xml:space="preserve">   Интерпретация: </w:t>
+            </w:r>
+            <w:proofErr w:type="spellStart"/>
+            <w:proofErr w:type="gramStart"/>
+            <w:r>
+              <w:rPr>
+                <w:sz w:val="20"/>
+                <w:szCs w:val="20"/>
+              </w:rPr>
+              <w:t>Pass</w:t>
+            </w:r>
+            <w:proofErr w:type="spellEnd"/>
+            <w:r>
+              <w:rPr>
+                <w:sz w:val="20"/>
+                <w:szCs w:val="20"/>
+              </w:rPr>
+              <w:t>(</w:t>
+            </w:r>
+            <w:proofErr w:type="gramEnd"/>
+            <w:r>
+              <w:rPr>
+                <w:sz w:val="20"/>
+                <w:szCs w:val="20"/>
+              </w:rPr>
+              <w:t>BL).</w:t>
+            </w:r>
+          </w:p>
+          <w:p>
+            <w:r>
+              <w:rPr>
+                <w:sz w:val="20"/>
+                <w:szCs w:val="20"/>
+              </w:rPr>
+              <w:t xml:space="preserve"> - Ртуть (</w:t>
+            </w:r>
+            <w:proofErr w:type="spellStart"/>
+            <w:r>
+              <w:rPr>
+                <w:sz w:val="20"/>
+                <w:szCs w:val="20"/>
+              </w:rPr>
+              <w:t>Hg</w:t>
+            </w:r>
+            <w:proofErr w:type="spellEnd"/>
+            <w:r>
+              <w:rPr>
+                <w:sz w:val="20"/>
+                <w:szCs w:val="20"/>
+              </w:rPr>
+              <w:t xml:space="preserve">): ND (Не зафиксировано его значение); 3σ </w:t>
+            </w:r>
+            <w:proofErr w:type="gramStart"/>
+            <w:r>
+              <w:rPr>
+                <w:sz w:val="20"/>
+                <w:szCs w:val="20"/>
+              </w:rPr>
+              <w:t>&lt; 23</w:t>
+            </w:r>
+            <w:proofErr w:type="gramEnd"/>
+            <w:r>
+              <w:rPr>
+                <w:sz w:val="20"/>
+                <w:szCs w:val="20"/>
+              </w:rPr>
+              <w:t xml:space="preserve"> </w:t>
+            </w:r>
+            <w:proofErr w:type="spellStart"/>
+            <w:r>
+              <w:rPr>
+                <w:sz w:val="20"/>
+                <w:szCs w:val="20"/>
+              </w:rPr>
+              <w:t>ppm</w:t>
+            </w:r>
+            <w:proofErr w:type="spellEnd"/>
+            <w:r>
+              <w:rPr>
+                <w:sz w:val="20"/>
+                <w:szCs w:val="20"/>
+              </w:rPr>
+              <w:t xml:space="preserve"> (мг/кг).</w:t>
+            </w:r>
+          </w:p>
+          <w:p>
+            <w:r>
+              <w:rPr>
+                <w:sz w:val="20"/>
+                <w:szCs w:val="20"/>
+              </w:rPr>
+              <w:t xml:space="preserve">   Интерпретация: </w:t>
+            </w:r>
+            <w:proofErr w:type="spellStart"/>
+            <w:proofErr w:type="gramStart"/>
+            <w:r>
+              <w:rPr>
+                <w:sz w:val="20"/>
+                <w:szCs w:val="20"/>
+              </w:rPr>
+              <w:t>Pass</w:t>
+            </w:r>
+            <w:proofErr w:type="spellEnd"/>
+            <w:r>
+              <w:rPr>
+                <w:sz w:val="20"/>
+                <w:szCs w:val="20"/>
+              </w:rPr>
+              <w:t>(</w:t>
+            </w:r>
+            <w:proofErr w:type="gramEnd"/>
+            <w:r>
+              <w:rPr>
+                <w:sz w:val="20"/>
+                <w:szCs w:val="20"/>
+              </w:rPr>
+              <w:t>BL).</w:t>
+            </w:r>
+          </w:p>
+          <w:p>
+            <w:r>
+              <w:rPr>
+                <w:sz w:val="20"/>
+                <w:szCs w:val="20"/>
+              </w:rPr>
+              <w:t xml:space="preserve"> - Кадмий (</w:t>
+            </w:r>
+            <w:proofErr w:type="spellStart"/>
+            <w:r>
+              <w:rPr>
+                <w:sz w:val="20"/>
+                <w:szCs w:val="20"/>
+              </w:rPr>
+              <w:t>Cd</w:t>
+            </w:r>
+            <w:proofErr w:type="spellEnd"/>
+            <w:r>
+              <w:rPr>
+                <w:sz w:val="20"/>
+                <w:szCs w:val="20"/>
+              </w:rPr>
+              <w:t xml:space="preserve">): ND (Не зафиксировано его значение); 3σ </w:t>
+            </w:r>
+            <w:proofErr w:type="gramStart"/>
+            <w:r>
+              <w:rPr>
+                <w:sz w:val="20"/>
+                <w:szCs w:val="20"/>
+              </w:rPr>
+              <w:t>&lt; 4</w:t>
+            </w:r>
+            <w:proofErr w:type="gramEnd"/>
+            <w:r>
+              <w:rPr>
+                <w:sz w:val="20"/>
+                <w:szCs w:val="20"/>
+              </w:rPr>
+              <w:t xml:space="preserve"> </w:t>
+            </w:r>
+            <w:proofErr w:type="spellStart"/>
+            <w:r>
+              <w:rPr>
+                <w:sz w:val="20"/>
+                <w:szCs w:val="20"/>
+              </w:rPr>
+              <w:t>ppm</w:t>
+            </w:r>
+            <w:proofErr w:type="spellEnd"/>
+            <w:r>
+              <w:rPr>
+                <w:sz w:val="20"/>
+                <w:szCs w:val="20"/>
+              </w:rPr>
+              <w:t xml:space="preserve"> (мг/кг).</w:t>
+            </w:r>
+          </w:p>
+          <w:p>
+            <w:r>
+              <w:rPr>
+                <w:sz w:val="20"/>
+                <w:szCs w:val="20"/>
+              </w:rPr>
+              <w:t xml:space="preserve">   Интерпретация: </w:t>
+            </w:r>
+            <w:proofErr w:type="spellStart"/>
+            <w:proofErr w:type="gramStart"/>
+            <w:r>
+              <w:rPr>
+                <w:sz w:val="20"/>
+                <w:szCs w:val="20"/>
+              </w:rPr>
+              <w:t>Pass</w:t>
+            </w:r>
+            <w:proofErr w:type="spellEnd"/>
+            <w:r>
+              <w:rPr>
+                <w:sz w:val="20"/>
+                <w:szCs w:val="20"/>
+              </w:rPr>
+              <w:t>(</w:t>
+            </w:r>
+            <w:proofErr w:type="gramEnd"/>
+            <w:r>
+              <w:rPr>
+                <w:sz w:val="20"/>
+                <w:szCs w:val="20"/>
+              </w:rPr>
+              <w:t>BL).</w:t>
+            </w:r>
+          </w:p>
+          <w:p>
+            <w:r>
+              <w:rPr>
+                <w:sz w:val="20"/>
+                <w:szCs w:val="20"/>
+              </w:rPr>
+              <w:t xml:space="preserve"> - Общий хром: ND (Не зафиксировано его значение); 3σ </w:t>
+            </w:r>
+            <w:proofErr w:type="gramStart"/>
+            <w:r>
+              <w:rPr>
+                <w:sz w:val="20"/>
+                <w:szCs w:val="20"/>
+              </w:rPr>
+              <w:t>&lt; 20</w:t>
+            </w:r>
+            <w:proofErr w:type="gramEnd"/>
+            <w:r>
+              <w:rPr>
+                <w:sz w:val="20"/>
+                <w:szCs w:val="20"/>
+              </w:rPr>
+              <w:t xml:space="preserve"> </w:t>
+            </w:r>
+            <w:proofErr w:type="spellStart"/>
+            <w:r>
+              <w:rPr>
+                <w:sz w:val="20"/>
+                <w:szCs w:val="20"/>
+              </w:rPr>
+              <w:t>ppm</w:t>
+            </w:r>
+            <w:proofErr w:type="spellEnd"/>
+            <w:r>
+              <w:rPr>
+                <w:sz w:val="20"/>
+                <w:szCs w:val="20"/>
+              </w:rPr>
+              <w:t xml:space="preserve"> (мг/кг).</w:t>
+            </w:r>
+          </w:p>
+          <w:p>
+            <w:r>
+              <w:rPr>
+                <w:sz w:val="20"/>
+                <w:szCs w:val="20"/>
+              </w:rPr>
+              <w:t xml:space="preserve">   Интерпретация: </w:t>
+            </w:r>
+            <w:proofErr w:type="spellStart"/>
+            <w:proofErr w:type="gramStart"/>
+            <w:r>
+              <w:rPr>
+                <w:sz w:val="20"/>
+                <w:szCs w:val="20"/>
+              </w:rPr>
+              <w:t>Pass</w:t>
+            </w:r>
+            <w:proofErr w:type="spellEnd"/>
+            <w:r>
+              <w:rPr>
+                <w:sz w:val="20"/>
+                <w:szCs w:val="20"/>
+              </w:rPr>
+              <w:t>(</w:t>
+            </w:r>
+            <w:proofErr w:type="gramEnd"/>
+            <w:r>
+              <w:rPr>
+                <w:sz w:val="20"/>
+                <w:szCs w:val="20"/>
+              </w:rPr>
+              <w:t>BL).</w:t>
+            </w:r>
+          </w:p>
+          <w:p>
+            <w:r>
+              <w:rPr>
+                <w:sz w:val="20"/>
+                <w:szCs w:val="20"/>
+              </w:rPr>
+              <w:t xml:space="preserve"> - Общий бром: ND (Не зафиксировано его значение); 3σ </w:t>
+            </w:r>
+            <w:proofErr w:type="gramStart"/>
+            <w:r>
+              <w:rPr>
+                <w:sz w:val="20"/>
+                <w:szCs w:val="20"/>
+              </w:rPr>
+              <w:t>&lt; 11</w:t>
+            </w:r>
+            <w:proofErr w:type="gramEnd"/>
+            <w:r>
+              <w:rPr>
+                <w:sz w:val="20"/>
+                <w:szCs w:val="20"/>
+              </w:rPr>
+              <w:t xml:space="preserve"> </w:t>
+            </w:r>
+            <w:proofErr w:type="spellStart"/>
+            <w:r>
+              <w:rPr>
+                <w:sz w:val="20"/>
+                <w:szCs w:val="20"/>
+              </w:rPr>
+              <w:t>ppm</w:t>
+            </w:r>
+            <w:proofErr w:type="spellEnd"/>
+            <w:r>
+              <w:rPr>
+                <w:sz w:val="20"/>
+                <w:szCs w:val="20"/>
+              </w:rPr>
+              <w:t xml:space="preserve"> (мг/кг).</w:t>
+            </w:r>
+          </w:p>
+          <w:p>
+            <w:pPr>
+              <w:widowControl w:val="0"/>
+              <w:snapToGrid w:val="0"/>
+              <w:rPr>
+                <w:sz w:val="20"/>
+                <w:szCs w:val="20"/>
+              </w:rPr>
+            </w:pPr>
+            <w:r>
+              <w:rPr>
+                <w:sz w:val="20"/>
+                <w:szCs w:val="20"/>
+              </w:rPr>
+              <w:t xml:space="preserve">   Интерпретация: </w:t>
+            </w:r>
+            <w:proofErr w:type="spellStart"/>
+            <w:proofErr w:type="gramStart"/>
+            <w:r>
+              <w:rPr>
+                <w:sz w:val="20"/>
+                <w:szCs w:val="20"/>
+              </w:rPr>
+              <w:t>Pass</w:t>
+            </w:r>
+            <w:proofErr w:type="spellEnd"/>
+            <w:r>
+              <w:rPr>
+                <w:sz w:val="20"/>
+                <w:szCs w:val="20"/>
+              </w:rPr>
+              <w:t>(</w:t>
+            </w:r>
+            <w:proofErr w:type="gramEnd"/>
+            <w:r>
+              <w:rPr>
+                <w:sz w:val="20"/>
+                <w:szCs w:val="20"/>
+              </w:rPr>
+              <w:t>BL).</w:t>
             </w:r>
           </w:p>
         </w:tc>
@@ -1133,6 +1809,47 @@
     <w:p>
       <w:pPr>
         <w:spacing w:after="120"/>
+        <w:rPr>
+          <w:sz w:val="22"/>
+          <w:szCs w:val="22"/>
+        </w:rPr>
+      </w:pPr>
+    </w:p>
+    <w:p>
+      <w:pPr>
+        <w:spacing w:after="120"/>
+        <w:rPr>
+          <w:sz w:val="22"/>
+          <w:szCs w:val="22"/>
+        </w:rPr>
+      </w:pPr>
+    </w:p>
+    <w:p>
+      <w:pPr>
+        <w:spacing w:after="120"/>
+        <w:rPr>
+          <w:sz w:val="22"/>
+          <w:szCs w:val="22"/>
+        </w:rPr>
+      </w:pPr>
+    </w:p>
+    <w:p>
+      <w:pPr>
+        <w:spacing w:after="120"/>
+        <w:rPr>
+          <w:sz w:val="22"/>
+          <w:szCs w:val="22"/>
+        </w:rPr>
+      </w:pPr>
+    </w:p>
+    <w:p>
+      <w:pPr>
+        <w:spacing w:after="120"/>
+        <w:rPr>
+          <w:sz w:val="22"/>
+          <w:szCs w:val="22"/>
+          <w:lang w:val="en-US"/>
+        </w:rPr>
       </w:pPr>
     </w:p>
     <w:p>
@@ -1140,6 +1857,7 @@
         <w:spacing w:after="120"/>
       </w:pPr>
       <w:r>
+        <w:lastRenderedPageBreak/>
         <w:t>Используемое при проведении испытаний оборудование (СИ, ВО)</w:t>
       </w:r>
       <w:r>
@@ -1171,190 +1889,785 @@
         <w:gridCol w:w="3917"/>
       </w:tblGrid>
       <w:tr>
+        <w:trPr>
+          <w:jc w:val="center"/>
+        </w:trPr>
         <w:tc>
           <w:tcPr>
-            <w:tcW w:w="6726" w:type="dxa"/>
+            <w:tcW w:w="2310" w:type="pct"/>
+            <w:tcBorders>
+              <w:top w:val="single" w:sz="4" w:space="0" w:color="auto"/>
+              <w:left w:val="single" w:sz="4" w:space="0" w:color="auto"/>
+              <w:bottom w:val="single" w:sz="4" w:space="0" w:color="auto"/>
+              <w:right w:val="single" w:sz="4" w:space="0" w:color="auto"/>
+            </w:tcBorders>
+            <w:hideMark/>
           </w:tcPr>
           <w:p>
-            <w:r>
-              <w:rPr>
-                <w:sz w:val="20"/>
-                <w:szCs w:val="20"/>
-              </w:rPr>
-              <w:t>Наименование средств измерений/вспомогательного оборудования</w:t>
+            <w:pPr>
+              <w:tabs>
+                <w:tab w:val="left" w:pos="8789"/>
+              </w:tabs>
+              <w:ind w:left="-113" w:right="-113"/>
+              <w:jc w:val="center"/>
+              <w:rPr>
+                <w:rFonts w:eastAsiaTheme="minorEastAsia"/>
+                <w:bCs/>
+                <w:sz w:val="20"/>
+                <w:szCs w:val="20"/>
+              </w:rPr>
+            </w:pPr>
+            <w:r>
+              <w:rPr>
+                <w:rStyle w:val="FontStyle91"/>
+                <w:bCs/>
+                <w:sz w:val="20"/>
+                <w:szCs w:val="20"/>
+              </w:rPr>
+              <w:t>Наименование средств измерений/</w:t>
+            </w:r>
+            <w:r>
+              <w:rPr>
+                <w:rStyle w:val="FontStyle91"/>
+                <w:bCs/>
+                <w:sz w:val="20"/>
+                <w:szCs w:val="20"/>
+              </w:rPr>
+              <w:br/>
+              <w:t>вспомогательного оборудования</w:t>
             </w:r>
           </w:p>
         </w:tc>
         <w:tc>
           <w:tcPr>
-            <w:tcW w:w="3917" w:type="dxa"/>
+            <w:tcW w:w="1345" w:type="pct"/>
+            <w:tcBorders>
+              <w:top w:val="single" w:sz="4" w:space="0" w:color="auto"/>
+              <w:left w:val="single" w:sz="4" w:space="0" w:color="auto"/>
+              <w:bottom w:val="single" w:sz="4" w:space="0" w:color="auto"/>
+              <w:right w:val="single" w:sz="4" w:space="0" w:color="auto"/>
+            </w:tcBorders>
+            <w:hideMark/>
           </w:tcPr>
           <w:p>
-            <w:r>
-              <w:rPr>
-                <w:sz w:val="20"/>
-                <w:szCs w:val="20"/>
-              </w:rPr>
-              <w:t>Заводской и (или) инвентарный номер</w:t>
+            <w:pPr>
+              <w:tabs>
+                <w:tab w:val="left" w:pos="8789"/>
+              </w:tabs>
+              <w:ind w:left="-113" w:right="-113"/>
+              <w:jc w:val="center"/>
+              <w:rPr>
+                <w:rFonts w:eastAsiaTheme="minorEastAsia"/>
+                <w:bCs/>
+                <w:sz w:val="20"/>
+                <w:szCs w:val="20"/>
+              </w:rPr>
+            </w:pPr>
+            <w:r>
+              <w:rPr>
+                <w:rFonts w:eastAsiaTheme="minorEastAsia"/>
+                <w:bCs/>
+                <w:sz w:val="20"/>
+                <w:szCs w:val="20"/>
+              </w:rPr>
+              <w:t xml:space="preserve">Заводской и (или) </w:t>
+            </w:r>
+            <w:r>
+              <w:rPr>
+                <w:rFonts w:eastAsiaTheme="minorEastAsia"/>
+                <w:bCs/>
+                <w:sz w:val="20"/>
+                <w:szCs w:val="20"/>
+              </w:rPr>
+              <w:br/>
+              <w:t>инвентарный номер</w:t>
             </w:r>
           </w:p>
         </w:tc>
         <w:tc>
           <w:tcPr>
-            <w:tcW w:w="3917" w:type="dxa"/>
+            <w:tcW w:w="1345" w:type="pct"/>
+            <w:tcBorders>
+              <w:top w:val="single" w:sz="4" w:space="0" w:color="auto"/>
+              <w:left w:val="single" w:sz="4" w:space="0" w:color="auto"/>
+              <w:bottom w:val="single" w:sz="4" w:space="0" w:color="auto"/>
+              <w:right w:val="single" w:sz="4" w:space="0" w:color="auto"/>
+            </w:tcBorders>
+            <w:hideMark/>
           </w:tcPr>
           <w:p>
-            <w:r>
-              <w:rPr>
-                <w:sz w:val="20"/>
-                <w:szCs w:val="20"/>
-              </w:rPr>
-              <w:t>Дата очередной поверки
-(если требуется)</w:t>
+            <w:pPr>
+              <w:tabs>
+                <w:tab w:val="left" w:pos="8789"/>
+              </w:tabs>
+              <w:ind w:left="-113" w:right="-113"/>
+              <w:jc w:val="center"/>
+              <w:rPr>
+                <w:rFonts w:eastAsiaTheme="minorEastAsia"/>
+                <w:bCs/>
+                <w:sz w:val="20"/>
+                <w:szCs w:val="20"/>
+              </w:rPr>
+            </w:pPr>
+            <w:r>
+              <w:rPr>
+                <w:rFonts w:eastAsiaTheme="minorEastAsia"/>
+                <w:bCs/>
+                <w:sz w:val="20"/>
+                <w:szCs w:val="20"/>
+              </w:rPr>
+              <w:t>Дата очередной поверки</w:t>
+            </w:r>
+          </w:p>
+          <w:p>
+            <w:pPr>
+              <w:tabs>
+                <w:tab w:val="left" w:pos="8789"/>
+              </w:tabs>
+              <w:ind w:left="-113" w:right="-113"/>
+              <w:jc w:val="center"/>
+              <w:rPr>
+                <w:rFonts w:eastAsiaTheme="minorEastAsia"/>
+                <w:bCs/>
+                <w:sz w:val="20"/>
+                <w:szCs w:val="20"/>
+              </w:rPr>
+            </w:pPr>
+            <w:r>
+              <w:rPr>
+                <w:rFonts w:eastAsiaTheme="minorEastAsia"/>
+                <w:bCs/>
+                <w:sz w:val="20"/>
+                <w:szCs w:val="20"/>
+              </w:rPr>
+              <w:t>(если требуется)</w:t>
             </w:r>
           </w:p>
         </w:tc>
       </w:tr>
       <w:tr>
+        <w:trPr>
+          <w:jc w:val="center"/>
+        </w:trPr>
         <w:tc>
           <w:tcPr>
-            <w:tcW w:w="6726" w:type="dxa"/>
+            <w:tcW w:w="2310" w:type="pct"/>
+            <w:tcBorders>
+              <w:top w:val="single" w:sz="4" w:space="0" w:color="auto"/>
+              <w:left w:val="single" w:sz="4" w:space="0" w:color="auto"/>
+              <w:bottom w:val="single" w:sz="4" w:space="0" w:color="auto"/>
+              <w:right w:val="single" w:sz="4" w:space="0" w:color="auto"/>
+            </w:tcBorders>
+            <w:vAlign w:val="center"/>
           </w:tcPr>
           <w:p>
-            <w:r>
-              <w:rPr>
-                <w:sz w:val="20"/>
-                <w:szCs w:val="20"/>
-              </w:rPr>
-              <w:t>Анализатор портативный спектрометрический Vanta, модификация: Анализатор Vanta C Core (V2CА), модель: Спектрометр портативный рентгенофлуоресцентный Vanta Core (Анализатор XRF). ПО: Vanta Software; номер версии: 4.12.107</w:t>
+            <w:pPr>
+              <w:tabs>
+                <w:tab w:val="left" w:pos="8789"/>
+              </w:tabs>
+              <w:ind w:left="-113" w:right="-113"/>
+              <w:jc w:val="center"/>
+              <w:rPr>
+                <w:rFonts w:eastAsiaTheme="minorEastAsia"/>
+                <w:sz w:val="20"/>
+                <w:szCs w:val="20"/>
+              </w:rPr>
+            </w:pPr>
+            <w:r>
+              <w:rPr>
+                <w:rFonts w:eastAsiaTheme="minorEastAsia"/>
+                <w:sz w:val="20"/>
+                <w:szCs w:val="20"/>
+              </w:rPr>
+              <w:t xml:space="preserve">Анализатор портативный спектрометрический </w:t>
+            </w:r>
+            <w:proofErr w:type="spellStart"/>
+            <w:r>
+              <w:rPr>
+                <w:rFonts w:eastAsiaTheme="minorEastAsia"/>
+                <w:sz w:val="20"/>
+                <w:szCs w:val="20"/>
+              </w:rPr>
+              <w:t>Vanta</w:t>
+            </w:r>
+            <w:proofErr w:type="spellEnd"/>
+            <w:r>
+              <w:rPr>
+                <w:rFonts w:eastAsiaTheme="minorEastAsia"/>
+                <w:sz w:val="20"/>
+                <w:szCs w:val="20"/>
+              </w:rPr>
+              <w:t xml:space="preserve">, модификация: Анализатор </w:t>
+            </w:r>
+            <w:proofErr w:type="spellStart"/>
+            <w:r>
+              <w:rPr>
+                <w:rFonts w:eastAsiaTheme="minorEastAsia"/>
+                <w:sz w:val="20"/>
+                <w:szCs w:val="20"/>
+              </w:rPr>
+              <w:t>Vanta</w:t>
+            </w:r>
+            <w:proofErr w:type="spellEnd"/>
+            <w:r>
+              <w:rPr>
+                <w:rFonts w:eastAsiaTheme="minorEastAsia"/>
+                <w:sz w:val="20"/>
+                <w:szCs w:val="20"/>
+              </w:rPr>
+              <w:t xml:space="preserve"> C Core (V2CА), модель: Спектрометр портативный рентгенофлуоресцентный </w:t>
+            </w:r>
+            <w:proofErr w:type="spellStart"/>
+            <w:r>
+              <w:rPr>
+                <w:rFonts w:eastAsiaTheme="minorEastAsia"/>
+                <w:sz w:val="20"/>
+                <w:szCs w:val="20"/>
+              </w:rPr>
+              <w:t>Vanta</w:t>
+            </w:r>
+            <w:proofErr w:type="spellEnd"/>
+            <w:r>
+              <w:rPr>
+                <w:rFonts w:eastAsiaTheme="minorEastAsia"/>
+                <w:sz w:val="20"/>
+                <w:szCs w:val="20"/>
+              </w:rPr>
+              <w:t xml:space="preserve"> Core (Анализатор XRF)</w:t>
+            </w:r>
+            <w:r>
+              <w:rPr>
+                <w:rFonts w:eastAsiaTheme="minorEastAsia"/>
+                <w:sz w:val="20"/>
+                <w:szCs w:val="20"/>
+              </w:rPr>
+              <w:t xml:space="preserve">. ПО: </w:t>
+            </w:r>
+            <w:proofErr w:type="spellStart"/>
+            <w:r>
+              <w:rPr>
+                <w:rFonts w:eastAsiaTheme="minorEastAsia"/>
+                <w:sz w:val="20"/>
+                <w:szCs w:val="20"/>
+              </w:rPr>
+              <w:t>Vanta</w:t>
+            </w:r>
+            <w:proofErr w:type="spellEnd"/>
+            <w:r>
+              <w:rPr>
+                <w:rFonts w:eastAsiaTheme="minorEastAsia"/>
+                <w:sz w:val="20"/>
+                <w:szCs w:val="20"/>
+              </w:rPr>
+              <w:t xml:space="preserve"> Software; номер версии: 4.12.107</w:t>
             </w:r>
           </w:p>
         </w:tc>
         <w:tc>
           <w:tcPr>
-            <w:tcW w:w="3917" w:type="dxa"/>
+            <w:tcW w:w="1345" w:type="pct"/>
+            <w:tcBorders>
+              <w:top w:val="single" w:sz="4" w:space="0" w:color="auto"/>
+              <w:left w:val="single" w:sz="4" w:space="0" w:color="auto"/>
+              <w:bottom w:val="single" w:sz="4" w:space="0" w:color="auto"/>
+              <w:right w:val="single" w:sz="4" w:space="0" w:color="auto"/>
+            </w:tcBorders>
+            <w:vAlign w:val="center"/>
           </w:tcPr>
           <w:p>
-            <w:r>
-              <w:rPr>
-                <w:sz w:val="20"/>
-                <w:szCs w:val="20"/>
-              </w:rPr>
-              <w:t>Зав. № 940289, инв. № СИ1</w:t>
+            <w:pPr>
+              <w:tabs>
+                <w:tab w:val="left" w:pos="8789"/>
+              </w:tabs>
+              <w:ind w:left="-113" w:right="-113"/>
+              <w:jc w:val="center"/>
+              <w:rPr>
+                <w:rFonts w:eastAsiaTheme="minorEastAsia"/>
+                <w:sz w:val="20"/>
+                <w:szCs w:val="20"/>
+              </w:rPr>
+            </w:pPr>
+            <w:r>
+              <w:rPr>
+                <w:rFonts w:eastAsiaTheme="minorEastAsia"/>
+                <w:sz w:val="20"/>
+                <w:szCs w:val="20"/>
+              </w:rPr>
+              <w:t>З</w:t>
+            </w:r>
+            <w:r>
+              <w:rPr>
+                <w:rFonts w:eastAsiaTheme="minorEastAsia"/>
+                <w:sz w:val="20"/>
+                <w:szCs w:val="20"/>
+              </w:rPr>
+              <w:t xml:space="preserve">ав. № </w:t>
+            </w:r>
+            <w:r>
+              <w:rPr>
+                <w:rFonts w:eastAsiaTheme="minorEastAsia"/>
+                <w:sz w:val="20"/>
+                <w:szCs w:val="20"/>
+              </w:rPr>
+              <w:t xml:space="preserve">940289, </w:t>
+            </w:r>
+            <w:r>
+              <w:rPr>
+                <w:rFonts w:eastAsiaTheme="minorEastAsia"/>
+                <w:sz w:val="20"/>
+                <w:szCs w:val="20"/>
+              </w:rPr>
+              <w:t>и</w:t>
+            </w:r>
+            <w:r>
+              <w:rPr>
+                <w:rFonts w:eastAsiaTheme="minorEastAsia"/>
+                <w:sz w:val="20"/>
+                <w:szCs w:val="20"/>
+              </w:rPr>
+              <w:t xml:space="preserve">нв. № </w:t>
+            </w:r>
+            <w:r>
+              <w:rPr>
+                <w:rFonts w:eastAsiaTheme="minorEastAsia"/>
+                <w:sz w:val="20"/>
+                <w:szCs w:val="20"/>
+              </w:rPr>
+              <w:t>СИ1</w:t>
             </w:r>
           </w:p>
         </w:tc>
         <w:tc>
           <w:tcPr>
-            <w:tcW w:w="3917" w:type="dxa"/>
+            <w:tcW w:w="1345" w:type="pct"/>
+            <w:tcBorders>
+              <w:top w:val="single" w:sz="4" w:space="0" w:color="auto"/>
+              <w:left w:val="single" w:sz="4" w:space="0" w:color="auto"/>
+              <w:bottom w:val="single" w:sz="4" w:space="0" w:color="auto"/>
+              <w:right w:val="single" w:sz="4" w:space="0" w:color="auto"/>
+            </w:tcBorders>
+            <w:vAlign w:val="center"/>
           </w:tcPr>
           <w:p>
-            <w:r>
-              <w:rPr>
-                <w:sz w:val="20"/>
-                <w:szCs w:val="20"/>
-              </w:rPr>
-              <w:t>24.09.2026</w:t>
+            <w:pPr>
+              <w:tabs>
+                <w:tab w:val="left" w:pos="8789"/>
+              </w:tabs>
+              <w:ind w:left="-113" w:right="-113"/>
+              <w:jc w:val="center"/>
+              <w:rPr>
+                <w:rFonts w:eastAsiaTheme="minorEastAsia"/>
+                <w:sz w:val="20"/>
+                <w:szCs w:val="20"/>
+              </w:rPr>
+            </w:pPr>
+            <w:r>
+              <w:rPr>
+                <w:rFonts w:eastAsiaTheme="minorEastAsia"/>
+                <w:sz w:val="20"/>
+                <w:szCs w:val="20"/>
+              </w:rPr>
+              <w:t>2</w:t>
+            </w:r>
+            <w:r>
+              <w:rPr>
+                <w:rFonts w:eastAsiaTheme="minorEastAsia"/>
+                <w:sz w:val="20"/>
+                <w:szCs w:val="20"/>
+                <w:lang w:val="en-US"/>
+              </w:rPr>
+              <w:t>4</w:t>
+            </w:r>
+            <w:r>
+              <w:rPr>
+                <w:rFonts w:eastAsiaTheme="minorEastAsia"/>
+                <w:sz w:val="20"/>
+                <w:szCs w:val="20"/>
+              </w:rPr>
+              <w:t>.09.2026</w:t>
             </w:r>
           </w:p>
         </w:tc>
       </w:tr>
       <w:tr>
+        <w:trPr>
+          <w:jc w:val="center"/>
+        </w:trPr>
         <w:tc>
           <w:tcPr>
-            <w:tcW w:w="6726" w:type="dxa"/>
+            <w:tcW w:w="2310" w:type="pct"/>
+            <w:tcBorders>
+              <w:top w:val="single" w:sz="4" w:space="0" w:color="auto"/>
+              <w:left w:val="single" w:sz="4" w:space="0" w:color="auto"/>
+              <w:bottom w:val="single" w:sz="4" w:space="0" w:color="auto"/>
+              <w:right w:val="single" w:sz="4" w:space="0" w:color="auto"/>
+            </w:tcBorders>
+            <w:vAlign w:val="center"/>
           </w:tcPr>
           <w:p>
-            <w:r>
-              <w:rPr>
-                <w:sz w:val="20"/>
-                <w:szCs w:val="20"/>
-              </w:rPr>
-              <w:t>Термогигрометр автономный ИВА-6 модификации ИВА-6Н-Д. ПО: iva6n.txt, номер версии: 9.05</w:t>
+            <w:pPr>
+              <w:tabs>
+                <w:tab w:val="left" w:pos="8789"/>
+              </w:tabs>
+              <w:ind w:left="-113" w:right="-113"/>
+              <w:jc w:val="center"/>
+              <w:rPr>
+                <w:rFonts w:eastAsiaTheme="minorEastAsia"/>
+                <w:sz w:val="20"/>
+                <w:szCs w:val="20"/>
+              </w:rPr>
+            </w:pPr>
+            <w:proofErr w:type="spellStart"/>
+            <w:r>
+              <w:rPr>
+                <w:rFonts w:eastAsiaTheme="minorEastAsia"/>
+                <w:sz w:val="20"/>
+                <w:szCs w:val="20"/>
+              </w:rPr>
+              <w:t>Термогигрометр</w:t>
+            </w:r>
+            <w:proofErr w:type="spellEnd"/>
+            <w:r>
+              <w:rPr>
+                <w:rFonts w:eastAsiaTheme="minorEastAsia"/>
+                <w:sz w:val="20"/>
+                <w:szCs w:val="20"/>
+              </w:rPr>
+              <w:t xml:space="preserve"> автономный ИВА-6 модификации ИВА-6Н-Д</w:t>
+            </w:r>
+            <w:r>
+              <w:rPr>
+                <w:rFonts w:eastAsiaTheme="minorEastAsia"/>
+                <w:sz w:val="20"/>
+                <w:szCs w:val="20"/>
+              </w:rPr>
+              <w:t>. ПО: iva6n.txt, номер версии: 9.05</w:t>
             </w:r>
           </w:p>
         </w:tc>
         <w:tc>
           <w:tcPr>
-            <w:tcW w:w="3917" w:type="dxa"/>
+            <w:tcW w:w="1345" w:type="pct"/>
+            <w:tcBorders>
+              <w:top w:val="single" w:sz="4" w:space="0" w:color="auto"/>
+              <w:left w:val="single" w:sz="4" w:space="0" w:color="auto"/>
+              <w:bottom w:val="single" w:sz="4" w:space="0" w:color="auto"/>
+              <w:right w:val="single" w:sz="4" w:space="0" w:color="auto"/>
+            </w:tcBorders>
+            <w:vAlign w:val="center"/>
           </w:tcPr>
           <w:p>
-            <w:r>
-              <w:rPr>
-                <w:sz w:val="20"/>
-                <w:szCs w:val="20"/>
-              </w:rPr>
-              <w:t>Зав. № 43610, инв. № СИ2</w:t>
+            <w:pPr>
+              <w:tabs>
+                <w:tab w:val="left" w:pos="8789"/>
+              </w:tabs>
+              <w:ind w:left="-113" w:right="-113"/>
+              <w:jc w:val="center"/>
+              <w:rPr>
+                <w:rFonts w:eastAsiaTheme="minorEastAsia"/>
+                <w:sz w:val="20"/>
+                <w:szCs w:val="20"/>
+              </w:rPr>
+            </w:pPr>
+            <w:r>
+              <w:rPr>
+                <w:rFonts w:eastAsiaTheme="minorEastAsia"/>
+                <w:sz w:val="20"/>
+                <w:szCs w:val="20"/>
+              </w:rPr>
+              <w:t xml:space="preserve">Зав. № </w:t>
+            </w:r>
+            <w:r>
+              <w:rPr>
+                <w:rFonts w:eastAsiaTheme="minorEastAsia"/>
+                <w:sz w:val="20"/>
+                <w:szCs w:val="20"/>
+              </w:rPr>
+              <w:t xml:space="preserve">43610, </w:t>
+            </w:r>
+            <w:r>
+              <w:rPr>
+                <w:rFonts w:eastAsiaTheme="minorEastAsia"/>
+                <w:sz w:val="20"/>
+                <w:szCs w:val="20"/>
+              </w:rPr>
+              <w:t xml:space="preserve">инв. № </w:t>
+            </w:r>
+            <w:r>
+              <w:rPr>
+                <w:rFonts w:eastAsiaTheme="minorEastAsia"/>
+                <w:sz w:val="20"/>
+                <w:szCs w:val="20"/>
+              </w:rPr>
+              <w:t>СИ2</w:t>
             </w:r>
           </w:p>
         </w:tc>
         <w:tc>
           <w:tcPr>
-            <w:tcW w:w="3917" w:type="dxa"/>
+            <w:tcW w:w="1345" w:type="pct"/>
+            <w:tcBorders>
+              <w:top w:val="single" w:sz="4" w:space="0" w:color="auto"/>
+              <w:left w:val="single" w:sz="4" w:space="0" w:color="auto"/>
+              <w:bottom w:val="single" w:sz="4" w:space="0" w:color="auto"/>
+              <w:right w:val="single" w:sz="4" w:space="0" w:color="auto"/>
+            </w:tcBorders>
+            <w:vAlign w:val="center"/>
           </w:tcPr>
           <w:p>
-            <w:r>
-              <w:rPr>
-                <w:sz w:val="20"/>
-                <w:szCs w:val="20"/>
-              </w:rPr>
-              <w:t>30.10.2026</w:t>
+            <w:pPr>
+              <w:tabs>
+                <w:tab w:val="left" w:pos="8789"/>
+              </w:tabs>
+              <w:ind w:left="-113" w:right="-113"/>
+              <w:jc w:val="center"/>
+              <w:rPr>
+                <w:rFonts w:eastAsiaTheme="minorEastAsia"/>
+                <w:sz w:val="20"/>
+                <w:szCs w:val="20"/>
+              </w:rPr>
+            </w:pPr>
+            <w:r>
+              <w:rPr>
+                <w:rFonts w:eastAsiaTheme="minorEastAsia"/>
+                <w:sz w:val="20"/>
+                <w:szCs w:val="20"/>
+              </w:rPr>
+              <w:t>3</w:t>
+            </w:r>
+            <w:r>
+              <w:rPr>
+                <w:rFonts w:eastAsiaTheme="minorEastAsia"/>
+                <w:sz w:val="20"/>
+                <w:szCs w:val="20"/>
+              </w:rPr>
+              <w:t>0</w:t>
+            </w:r>
+            <w:r>
+              <w:rPr>
+                <w:rFonts w:eastAsiaTheme="minorEastAsia"/>
+                <w:sz w:val="20"/>
+                <w:szCs w:val="20"/>
+              </w:rPr>
+              <w:t>.10.2026</w:t>
             </w:r>
           </w:p>
         </w:tc>
       </w:tr>
       <w:tr>
+        <w:trPr>
+          <w:jc w:val="center"/>
+        </w:trPr>
         <w:tc>
           <w:tcPr>
-            <w:tcW w:w="6726" w:type="dxa"/>
+            <w:tcW w:w="2310" w:type="pct"/>
+            <w:tcBorders>
+              <w:top w:val="single" w:sz="4" w:space="0" w:color="auto"/>
+              <w:left w:val="single" w:sz="4" w:space="0" w:color="auto"/>
+              <w:bottom w:val="single" w:sz="4" w:space="0" w:color="auto"/>
+              <w:right w:val="single" w:sz="4" w:space="0" w:color="auto"/>
+            </w:tcBorders>
+            <w:vAlign w:val="center"/>
           </w:tcPr>
           <w:p>
-            <w:r>
-              <w:rPr>
-                <w:sz w:val="20"/>
-                <w:szCs w:val="20"/>
-              </w:rPr>
-              <w:t>Линейка измерительная металлическая торговой марки "Калиброн", иcполнения II</w:t>
+            <w:pPr>
+              <w:tabs>
+                <w:tab w:val="left" w:pos="8789"/>
+              </w:tabs>
+              <w:ind w:left="-113" w:right="-113"/>
+              <w:jc w:val="center"/>
+              <w:rPr>
+                <w:rFonts w:eastAsiaTheme="minorEastAsia"/>
+                <w:sz w:val="20"/>
+                <w:szCs w:val="20"/>
+              </w:rPr>
+            </w:pPr>
+            <w:r>
+              <w:rPr>
+                <w:rFonts w:eastAsiaTheme="minorEastAsia"/>
+                <w:sz w:val="20"/>
+                <w:szCs w:val="20"/>
+              </w:rPr>
+              <w:t>Линейка измерительная металлическая торговой марки "</w:t>
+            </w:r>
+            <w:proofErr w:type="spellStart"/>
+            <w:r>
+              <w:rPr>
+                <w:rFonts w:eastAsiaTheme="minorEastAsia"/>
+                <w:sz w:val="20"/>
+                <w:szCs w:val="20"/>
+              </w:rPr>
+              <w:t>Калиброн</w:t>
+            </w:r>
+            <w:proofErr w:type="spellEnd"/>
+            <w:r>
+              <w:rPr>
+                <w:rFonts w:eastAsiaTheme="minorEastAsia"/>
+                <w:sz w:val="20"/>
+                <w:szCs w:val="20"/>
+              </w:rPr>
+              <w:t xml:space="preserve">", </w:t>
+            </w:r>
+            <w:proofErr w:type="spellStart"/>
+            <w:r>
+              <w:rPr>
+                <w:rFonts w:eastAsiaTheme="minorEastAsia"/>
+                <w:sz w:val="20"/>
+                <w:szCs w:val="20"/>
+              </w:rPr>
+              <w:t>иcполнения</w:t>
+            </w:r>
+            <w:proofErr w:type="spellEnd"/>
+            <w:r>
+              <w:rPr>
+                <w:rFonts w:eastAsiaTheme="minorEastAsia"/>
+                <w:sz w:val="20"/>
+                <w:szCs w:val="20"/>
+              </w:rPr>
+              <w:t xml:space="preserve"> II</w:t>
             </w:r>
           </w:p>
         </w:tc>
         <w:tc>
           <w:tcPr>
-            <w:tcW w:w="3917" w:type="dxa"/>
+            <w:tcW w:w="1345" w:type="pct"/>
+            <w:tcBorders>
+              <w:top w:val="single" w:sz="4" w:space="0" w:color="auto"/>
+              <w:left w:val="single" w:sz="4" w:space="0" w:color="auto"/>
+              <w:bottom w:val="single" w:sz="4" w:space="0" w:color="auto"/>
+              <w:right w:val="single" w:sz="4" w:space="0" w:color="auto"/>
+            </w:tcBorders>
+            <w:vAlign w:val="center"/>
           </w:tcPr>
           <w:p>
-            <w:r>
-              <w:rPr>
-                <w:sz w:val="20"/>
-                <w:szCs w:val="20"/>
-              </w:rPr>
-              <w:t>Зав. № 230201677, инв. № СИ5</w:t>
+            <w:pPr>
+              <w:tabs>
+                <w:tab w:val="left" w:pos="8789"/>
+              </w:tabs>
+              <w:ind w:left="-113" w:right="-113"/>
+              <w:jc w:val="center"/>
+              <w:rPr>
+                <w:rFonts w:eastAsiaTheme="minorEastAsia"/>
+                <w:sz w:val="20"/>
+                <w:szCs w:val="20"/>
+              </w:rPr>
+            </w:pPr>
+            <w:r>
+              <w:rPr>
+                <w:rFonts w:eastAsiaTheme="minorEastAsia"/>
+                <w:sz w:val="20"/>
+                <w:szCs w:val="20"/>
+              </w:rPr>
+              <w:t xml:space="preserve">Зав. № </w:t>
+            </w:r>
+            <w:r>
+              <w:rPr>
+                <w:rFonts w:eastAsiaTheme="minorEastAsia"/>
+                <w:sz w:val="20"/>
+                <w:szCs w:val="20"/>
+              </w:rPr>
+              <w:t xml:space="preserve">230201677, </w:t>
+            </w:r>
+            <w:r>
+              <w:rPr>
+                <w:rFonts w:eastAsiaTheme="minorEastAsia"/>
+                <w:sz w:val="20"/>
+                <w:szCs w:val="20"/>
+              </w:rPr>
+              <w:t xml:space="preserve">инв. № </w:t>
+            </w:r>
+            <w:r>
+              <w:rPr>
+                <w:rFonts w:eastAsiaTheme="minorEastAsia"/>
+                <w:sz w:val="20"/>
+                <w:szCs w:val="20"/>
+              </w:rPr>
+              <w:t>СИ5</w:t>
             </w:r>
           </w:p>
         </w:tc>
         <w:tc>
           <w:tcPr>
-            <w:tcW w:w="3917" w:type="dxa"/>
+            <w:tcW w:w="1345" w:type="pct"/>
+            <w:tcBorders>
+              <w:top w:val="single" w:sz="4" w:space="0" w:color="auto"/>
+              <w:left w:val="single" w:sz="4" w:space="0" w:color="auto"/>
+              <w:bottom w:val="single" w:sz="4" w:space="0" w:color="auto"/>
+              <w:right w:val="single" w:sz="4" w:space="0" w:color="auto"/>
+            </w:tcBorders>
+            <w:vAlign w:val="center"/>
           </w:tcPr>
           <w:p>
-            <w:r>
-              <w:rPr>
-                <w:sz w:val="20"/>
-                <w:szCs w:val="20"/>
-              </w:rPr>
-              <w:t>05.11.2026</w:t>
+            <w:pPr>
+              <w:tabs>
+                <w:tab w:val="left" w:pos="8789"/>
+              </w:tabs>
+              <w:ind w:left="-113" w:right="-113"/>
+              <w:jc w:val="center"/>
+              <w:rPr>
+                <w:rFonts w:eastAsiaTheme="minorEastAsia"/>
+                <w:sz w:val="20"/>
+                <w:szCs w:val="20"/>
+              </w:rPr>
+            </w:pPr>
+            <w:r>
+              <w:rPr>
+                <w:rFonts w:eastAsiaTheme="minorEastAsia"/>
+                <w:sz w:val="20"/>
+                <w:szCs w:val="20"/>
+              </w:rPr>
+              <w:t>0</w:t>
+            </w:r>
+            <w:r>
+              <w:rPr>
+                <w:rFonts w:eastAsiaTheme="minorEastAsia"/>
+                <w:sz w:val="20"/>
+                <w:szCs w:val="20"/>
+              </w:rPr>
+              <w:t>5</w:t>
+            </w:r>
+            <w:r>
+              <w:rPr>
+                <w:rFonts w:eastAsiaTheme="minorEastAsia"/>
+                <w:sz w:val="20"/>
+                <w:szCs w:val="20"/>
+              </w:rPr>
+              <w:t>.11.2026</w:t>
             </w:r>
           </w:p>
         </w:tc>
       </w:tr>
       <w:tr>
+        <w:trPr>
+          <w:jc w:val="center"/>
+        </w:trPr>
         <w:tc>
           <w:tcPr>
-            <w:tcW w:w="6726" w:type="dxa"/>
+            <w:tcW w:w="2310" w:type="pct"/>
+            <w:tcBorders>
+              <w:top w:val="single" w:sz="4" w:space="0" w:color="auto"/>
+              <w:left w:val="single" w:sz="4" w:space="0" w:color="auto"/>
+              <w:bottom w:val="single" w:sz="4" w:space="0" w:color="auto"/>
+              <w:right w:val="single" w:sz="4" w:space="0" w:color="auto"/>
+            </w:tcBorders>
+            <w:vAlign w:val="center"/>
           </w:tcPr>
           <w:p>
-            <w:r>
-              <w:rPr>
+            <w:pPr>
+              <w:tabs>
+                <w:tab w:val="left" w:pos="8789"/>
+              </w:tabs>
+              <w:ind w:left="-113" w:right="-113"/>
+              <w:jc w:val="center"/>
+              <w:rPr>
+                <w:rFonts w:eastAsiaTheme="minorEastAsia"/>
+                <w:sz w:val="20"/>
+                <w:szCs w:val="20"/>
+              </w:rPr>
+            </w:pPr>
+            <w:r>
+              <w:rPr>
+                <w:rFonts w:eastAsiaTheme="minorEastAsia"/>
                 <w:sz w:val="20"/>
                 <w:szCs w:val="20"/>
               </w:rPr>
@@ -1364,41 +2677,144 @@
         </w:tc>
         <w:tc>
           <w:tcPr>
-            <w:tcW w:w="3917" w:type="dxa"/>
+            <w:tcW w:w="1345" w:type="pct"/>
+            <w:tcBorders>
+              <w:top w:val="single" w:sz="4" w:space="0" w:color="auto"/>
+              <w:left w:val="single" w:sz="4" w:space="0" w:color="auto"/>
+              <w:bottom w:val="single" w:sz="4" w:space="0" w:color="auto"/>
+              <w:right w:val="single" w:sz="4" w:space="0" w:color="auto"/>
+            </w:tcBorders>
+            <w:vAlign w:val="center"/>
           </w:tcPr>
           <w:p>
-            <w:r>
-              <w:rPr>
-                <w:sz w:val="20"/>
-                <w:szCs w:val="20"/>
-              </w:rPr>
-              <w:t>Зав. № САА09097, инв. № СИ8</w:t>
+            <w:pPr>
+              <w:tabs>
+                <w:tab w:val="left" w:pos="8789"/>
+              </w:tabs>
+              <w:ind w:left="-113" w:right="-113"/>
+              <w:jc w:val="center"/>
+              <w:rPr>
+                <w:rFonts w:eastAsiaTheme="minorEastAsia"/>
+                <w:sz w:val="20"/>
+                <w:szCs w:val="20"/>
+              </w:rPr>
+            </w:pPr>
+            <w:r>
+              <w:rPr>
+                <w:rFonts w:eastAsiaTheme="minorEastAsia"/>
+                <w:sz w:val="20"/>
+                <w:szCs w:val="20"/>
+              </w:rPr>
+              <w:t xml:space="preserve">Зав. № </w:t>
+            </w:r>
+            <w:r>
+              <w:rPr>
+                <w:rFonts w:eastAsiaTheme="minorEastAsia"/>
+                <w:sz w:val="20"/>
+                <w:szCs w:val="20"/>
+              </w:rPr>
+              <w:t xml:space="preserve">САА09097, </w:t>
+            </w:r>
+            <w:r>
+              <w:rPr>
+                <w:rFonts w:eastAsiaTheme="minorEastAsia"/>
+                <w:sz w:val="20"/>
+                <w:szCs w:val="20"/>
+              </w:rPr>
+              <w:t xml:space="preserve">инв. № </w:t>
+            </w:r>
+            <w:r>
+              <w:rPr>
+                <w:rFonts w:eastAsiaTheme="minorEastAsia"/>
+                <w:sz w:val="20"/>
+                <w:szCs w:val="20"/>
+              </w:rPr>
+              <w:t>СИ8</w:t>
             </w:r>
           </w:p>
         </w:tc>
         <w:tc>
           <w:tcPr>
-            <w:tcW w:w="3917" w:type="dxa"/>
+            <w:tcW w:w="1345" w:type="pct"/>
+            <w:tcBorders>
+              <w:top w:val="single" w:sz="4" w:space="0" w:color="auto"/>
+              <w:left w:val="single" w:sz="4" w:space="0" w:color="auto"/>
+              <w:bottom w:val="single" w:sz="4" w:space="0" w:color="auto"/>
+              <w:right w:val="single" w:sz="4" w:space="0" w:color="auto"/>
+            </w:tcBorders>
+            <w:vAlign w:val="center"/>
           </w:tcPr>
           <w:p>
-            <w:r>
-              <w:rPr>
-                <w:sz w:val="20"/>
-                <w:szCs w:val="20"/>
-              </w:rPr>
-              <w:t>05.11.2026</w:t>
+            <w:pPr>
+              <w:tabs>
+                <w:tab w:val="left" w:pos="8789"/>
+              </w:tabs>
+              <w:ind w:left="-113" w:right="-113"/>
+              <w:jc w:val="center"/>
+              <w:rPr>
+                <w:rFonts w:eastAsiaTheme="minorEastAsia"/>
+                <w:sz w:val="20"/>
+                <w:szCs w:val="20"/>
+              </w:rPr>
+            </w:pPr>
+            <w:r>
+              <w:rPr>
+                <w:rFonts w:eastAsiaTheme="minorEastAsia"/>
+                <w:sz w:val="20"/>
+                <w:szCs w:val="20"/>
+              </w:rPr>
+              <w:t>0</w:t>
+            </w:r>
+            <w:r>
+              <w:rPr>
+                <w:rFonts w:eastAsiaTheme="minorEastAsia"/>
+                <w:sz w:val="20"/>
+                <w:szCs w:val="20"/>
+              </w:rPr>
+              <w:t>5</w:t>
+            </w:r>
+            <w:r>
+              <w:rPr>
+                <w:rFonts w:eastAsiaTheme="minorEastAsia"/>
+                <w:sz w:val="20"/>
+                <w:szCs w:val="20"/>
+              </w:rPr>
+              <w:t>.11.2026</w:t>
             </w:r>
           </w:p>
         </w:tc>
       </w:tr>
       <w:tr>
+        <w:trPr>
+          <w:jc w:val="center"/>
+        </w:trPr>
         <w:tc>
           <w:tcPr>
-            <w:tcW w:w="6726" w:type="dxa"/>
+            <w:tcW w:w="2310" w:type="pct"/>
+            <w:tcBorders>
+              <w:top w:val="single" w:sz="4" w:space="0" w:color="auto"/>
+              <w:left w:val="single" w:sz="4" w:space="0" w:color="auto"/>
+              <w:bottom w:val="single" w:sz="4" w:space="0" w:color="auto"/>
+              <w:right w:val="single" w:sz="4" w:space="0" w:color="auto"/>
+            </w:tcBorders>
+            <w:vAlign w:val="center"/>
           </w:tcPr>
           <w:p>
-            <w:r>
-              <w:rPr>
+            <w:pPr>
+              <w:tabs>
+                <w:tab w:val="left" w:pos="8789"/>
+              </w:tabs>
+              <w:ind w:left="-113" w:right="-113"/>
+              <w:jc w:val="center"/>
+              <w:rPr>
+                <w:rFonts w:eastAsiaTheme="minorEastAsia"/>
+                <w:sz w:val="20"/>
+                <w:szCs w:val="20"/>
+              </w:rPr>
+            </w:pPr>
+            <w:r>
+              <w:rPr>
+                <w:rFonts w:eastAsiaTheme="minorEastAsia"/>
                 <w:sz w:val="20"/>
                 <w:szCs w:val="20"/>
               </w:rPr>
@@ -1408,29 +2824,1135 @@
         </w:tc>
         <w:tc>
           <w:tcPr>
-            <w:tcW w:w="3917" w:type="dxa"/>
+            <w:tcW w:w="1345" w:type="pct"/>
+            <w:tcBorders>
+              <w:top w:val="single" w:sz="4" w:space="0" w:color="auto"/>
+              <w:left w:val="single" w:sz="4" w:space="0" w:color="auto"/>
+              <w:bottom w:val="single" w:sz="4" w:space="0" w:color="auto"/>
+              <w:right w:val="single" w:sz="4" w:space="0" w:color="auto"/>
+            </w:tcBorders>
+            <w:vAlign w:val="center"/>
           </w:tcPr>
           <w:p>
-            <w:r>
-              <w:rPr>
-                <w:sz w:val="20"/>
-                <w:szCs w:val="20"/>
-              </w:rPr>
-              <w:t>Зав. № H12G-C24127, инв. № СИ12</w:t>
+            <w:pPr>
+              <w:tabs>
+                <w:tab w:val="left" w:pos="8789"/>
+              </w:tabs>
+              <w:ind w:left="-113" w:right="-113"/>
+              <w:jc w:val="center"/>
+              <w:rPr>
+                <w:rFonts w:eastAsiaTheme="minorEastAsia"/>
+                <w:sz w:val="20"/>
+                <w:szCs w:val="20"/>
+              </w:rPr>
+            </w:pPr>
+            <w:r>
+              <w:rPr>
+                <w:rFonts w:eastAsiaTheme="minorEastAsia"/>
+                <w:sz w:val="20"/>
+                <w:szCs w:val="20"/>
+              </w:rPr>
+              <w:t xml:space="preserve">Зав. № </w:t>
+            </w:r>
+            <w:r>
+              <w:rPr>
+                <w:rFonts w:eastAsiaTheme="minorEastAsia"/>
+                <w:sz w:val="20"/>
+                <w:szCs w:val="20"/>
+              </w:rPr>
+              <w:t>H12G-C24127</w:t>
+            </w:r>
+            <w:r>
+              <w:rPr>
+                <w:rFonts w:eastAsiaTheme="minorEastAsia"/>
+                <w:sz w:val="20"/>
+                <w:szCs w:val="20"/>
+              </w:rPr>
+              <w:t xml:space="preserve">, </w:t>
+            </w:r>
+            <w:r>
+              <w:rPr>
+                <w:rFonts w:eastAsiaTheme="minorEastAsia"/>
+                <w:sz w:val="20"/>
+                <w:szCs w:val="20"/>
+              </w:rPr>
+              <w:t xml:space="preserve">инв. № </w:t>
+            </w:r>
+            <w:r>
+              <w:rPr>
+                <w:rFonts w:eastAsiaTheme="minorEastAsia"/>
+                <w:sz w:val="20"/>
+                <w:szCs w:val="20"/>
+              </w:rPr>
+              <w:t>СИ1</w:t>
+            </w:r>
+            <w:r>
+              <w:rPr>
+                <w:rFonts w:eastAsiaTheme="minorEastAsia"/>
+                <w:sz w:val="20"/>
+                <w:szCs w:val="20"/>
+              </w:rPr>
+              <w:t>2</w:t>
             </w:r>
           </w:p>
         </w:tc>
         <w:tc>
           <w:tcPr>
-            <w:tcW w:w="3917" w:type="dxa"/>
+            <w:tcW w:w="1345" w:type="pct"/>
+            <w:tcBorders>
+              <w:top w:val="single" w:sz="4" w:space="0" w:color="auto"/>
+              <w:left w:val="single" w:sz="4" w:space="0" w:color="auto"/>
+              <w:bottom w:val="single" w:sz="4" w:space="0" w:color="auto"/>
+              <w:right w:val="single" w:sz="4" w:space="0" w:color="auto"/>
+            </w:tcBorders>
+            <w:vAlign w:val="center"/>
           </w:tcPr>
           <w:p>
-            <w:r>
-              <w:rPr>
-                <w:sz w:val="20"/>
-                <w:szCs w:val="20"/>
-              </w:rPr>
-              <w:t>27.06.2027</w:t>
+            <w:pPr>
+              <w:tabs>
+                <w:tab w:val="left" w:pos="8789"/>
+              </w:tabs>
+              <w:ind w:left="-113" w:right="-113"/>
+              <w:jc w:val="center"/>
+              <w:rPr>
+                <w:rFonts w:eastAsiaTheme="minorEastAsia"/>
+                <w:sz w:val="20"/>
+                <w:szCs w:val="20"/>
+                <w:lang w:val="en-US"/>
+              </w:rPr>
+            </w:pPr>
+            <w:r>
+              <w:rPr>
+                <w:rFonts w:eastAsiaTheme="minorEastAsia"/>
+                <w:sz w:val="20"/>
+                <w:szCs w:val="20"/>
+                <w:lang w:val="en-US"/>
+              </w:rPr>
+              <w:t>27</w:t>
+            </w:r>
+            <w:r>
+              <w:rPr>
+                <w:rFonts w:eastAsiaTheme="minorEastAsia"/>
+                <w:sz w:val="20"/>
+                <w:szCs w:val="20"/>
+              </w:rPr>
+              <w:t>.0</w:t>
+            </w:r>
+            <w:r>
+              <w:rPr>
+                <w:rFonts w:eastAsiaTheme="minorEastAsia"/>
+                <w:sz w:val="20"/>
+                <w:szCs w:val="20"/>
+                <w:lang w:val="en-US"/>
+              </w:rPr>
+              <w:t>6</w:t>
+            </w:r>
+            <w:r>
+              <w:rPr>
+                <w:rFonts w:eastAsiaTheme="minorEastAsia"/>
+                <w:sz w:val="20"/>
+                <w:szCs w:val="20"/>
+              </w:rPr>
+              <w:t>.202</w:t>
+            </w:r>
+            <w:r>
+              <w:rPr>
+                <w:rFonts w:eastAsiaTheme="minorEastAsia"/>
+                <w:sz w:val="20"/>
+                <w:szCs w:val="20"/>
+                <w:lang w:val="en-US"/>
+              </w:rPr>
+              <w:t>7</w:t>
+            </w:r>
+          </w:p>
+        </w:tc>
+      </w:tr>
+      <w:tr>
+        <w:trPr>
+          <w:jc w:val="center"/>
+        </w:trPr>
+        <w:tc>
+          <w:tcPr>
+            <w:tcW w:w="2310" w:type="pct"/>
+            <w:tcBorders>
+              <w:top w:val="single" w:sz="4" w:space="0" w:color="auto"/>
+              <w:left w:val="single" w:sz="4" w:space="0" w:color="auto"/>
+              <w:bottom w:val="single" w:sz="4" w:space="0" w:color="auto"/>
+              <w:right w:val="single" w:sz="4" w:space="0" w:color="auto"/>
+            </w:tcBorders>
+            <w:vAlign w:val="center"/>
+          </w:tcPr>
+          <w:p>
+            <w:pPr>
+              <w:tabs>
+                <w:tab w:val="left" w:pos="8789"/>
+              </w:tabs>
+              <w:ind w:left="-113" w:right="-113"/>
+              <w:jc w:val="center"/>
+              <w:rPr>
+                <w:rFonts w:eastAsiaTheme="minorEastAsia"/>
+                <w:sz w:val="20"/>
+                <w:szCs w:val="20"/>
+              </w:rPr>
+            </w:pPr>
+            <w:r>
+              <w:rPr>
+                <w:rFonts w:eastAsiaTheme="minorEastAsia"/>
+                <w:sz w:val="20"/>
+                <w:szCs w:val="20"/>
+              </w:rPr>
+              <w:t xml:space="preserve">Паяльная станция </w:t>
+            </w:r>
+            <w:proofErr w:type="spellStart"/>
+            <w:r>
+              <w:rPr>
+                <w:rFonts w:eastAsiaTheme="minorEastAsia"/>
+                <w:sz w:val="20"/>
+                <w:szCs w:val="20"/>
+              </w:rPr>
+              <w:t>Rexant</w:t>
+            </w:r>
+            <w:proofErr w:type="spellEnd"/>
+            <w:r>
+              <w:rPr>
+                <w:rFonts w:eastAsiaTheme="minorEastAsia"/>
+                <w:sz w:val="20"/>
+                <w:szCs w:val="20"/>
+              </w:rPr>
+              <w:t xml:space="preserve"> модель R048k, артикул 12-0736</w:t>
+            </w:r>
+          </w:p>
+        </w:tc>
+        <w:tc>
+          <w:tcPr>
+            <w:tcW w:w="1345" w:type="pct"/>
+            <w:tcBorders>
+              <w:top w:val="single" w:sz="4" w:space="0" w:color="auto"/>
+              <w:left w:val="single" w:sz="4" w:space="0" w:color="auto"/>
+              <w:bottom w:val="single" w:sz="4" w:space="0" w:color="auto"/>
+              <w:right w:val="single" w:sz="4" w:space="0" w:color="auto"/>
+            </w:tcBorders>
+            <w:vAlign w:val="center"/>
+          </w:tcPr>
+          <w:p>
+            <w:pPr>
+              <w:tabs>
+                <w:tab w:val="left" w:pos="8789"/>
+              </w:tabs>
+              <w:ind w:left="-113" w:right="-113"/>
+              <w:jc w:val="center"/>
+              <w:rPr>
+                <w:rFonts w:eastAsiaTheme="minorEastAsia"/>
+                <w:sz w:val="20"/>
+                <w:szCs w:val="20"/>
+              </w:rPr>
+            </w:pPr>
+            <w:r>
+              <w:rPr>
+                <w:sz w:val="20"/>
+                <w:szCs w:val="20"/>
+              </w:rPr>
+              <w:t>Инв. № ВО</w:t>
+            </w:r>
+            <w:r>
+              <w:rPr>
+                <w:sz w:val="20"/>
+                <w:szCs w:val="20"/>
+              </w:rPr>
+              <w:t>1</w:t>
+            </w:r>
+          </w:p>
+        </w:tc>
+        <w:tc>
+          <w:tcPr>
+            <w:tcW w:w="1345" w:type="pct"/>
+            <w:tcBorders>
+              <w:top w:val="single" w:sz="4" w:space="0" w:color="auto"/>
+              <w:left w:val="single" w:sz="4" w:space="0" w:color="auto"/>
+              <w:bottom w:val="single" w:sz="4" w:space="0" w:color="auto"/>
+              <w:right w:val="single" w:sz="4" w:space="0" w:color="auto"/>
+            </w:tcBorders>
+            <w:vAlign w:val="center"/>
+          </w:tcPr>
+          <w:p>
+            <w:pPr>
+              <w:tabs>
+                <w:tab w:val="left" w:pos="8789"/>
+              </w:tabs>
+              <w:ind w:left="-113" w:right="-113"/>
+              <w:jc w:val="center"/>
+              <w:rPr>
+                <w:rFonts w:eastAsiaTheme="minorEastAsia"/>
+                <w:sz w:val="20"/>
+                <w:szCs w:val="20"/>
+              </w:rPr>
+            </w:pPr>
+            <w:r>
+              <w:rPr>
+                <w:rFonts w:eastAsiaTheme="minorEastAsia"/>
+                <w:sz w:val="20"/>
+                <w:szCs w:val="20"/>
+              </w:rPr>
+              <w:t>Не применимо</w:t>
+            </w:r>
+          </w:p>
+        </w:tc>
+      </w:tr>
+      <w:tr>
+        <w:trPr>
+          <w:jc w:val="center"/>
+        </w:trPr>
+        <w:tc>
+          <w:tcPr>
+            <w:tcW w:w="2310" w:type="pct"/>
+            <w:tcBorders>
+              <w:top w:val="single" w:sz="4" w:space="0" w:color="auto"/>
+              <w:left w:val="single" w:sz="4" w:space="0" w:color="auto"/>
+              <w:bottom w:val="single" w:sz="4" w:space="0" w:color="auto"/>
+              <w:right w:val="single" w:sz="4" w:space="0" w:color="auto"/>
+            </w:tcBorders>
+            <w:vAlign w:val="center"/>
+          </w:tcPr>
+          <w:p>
+            <w:pPr>
+              <w:tabs>
+                <w:tab w:val="left" w:pos="8789"/>
+              </w:tabs>
+              <w:ind w:left="-113" w:right="-113"/>
+              <w:jc w:val="center"/>
+              <w:rPr>
+                <w:rFonts w:eastAsiaTheme="minorEastAsia"/>
+                <w:sz w:val="20"/>
+                <w:szCs w:val="20"/>
+              </w:rPr>
+            </w:pPr>
+            <w:r>
+              <w:rPr>
+                <w:rFonts w:eastAsiaTheme="minorEastAsia"/>
+                <w:sz w:val="20"/>
+                <w:szCs w:val="20"/>
+              </w:rPr>
+              <w:t>Набор шарнирно-</w:t>
+            </w:r>
+            <w:proofErr w:type="spellStart"/>
+            <w:r>
+              <w:rPr>
+                <w:rFonts w:eastAsiaTheme="minorEastAsia"/>
+                <w:sz w:val="20"/>
+                <w:szCs w:val="20"/>
+              </w:rPr>
+              <w:t>губцевого</w:t>
+            </w:r>
+            <w:proofErr w:type="spellEnd"/>
+            <w:r>
+              <w:rPr>
+                <w:rFonts w:eastAsiaTheme="minorEastAsia"/>
+                <w:sz w:val="20"/>
+                <w:szCs w:val="20"/>
+              </w:rPr>
+              <w:t xml:space="preserve"> инструмента </w:t>
+            </w:r>
+            <w:proofErr w:type="spellStart"/>
+            <w:r>
+              <w:rPr>
+                <w:rFonts w:eastAsiaTheme="minorEastAsia"/>
+                <w:sz w:val="20"/>
+                <w:szCs w:val="20"/>
+              </w:rPr>
+              <w:t>Kolner</w:t>
+            </w:r>
+            <w:proofErr w:type="spellEnd"/>
+            <w:r>
+              <w:rPr>
+                <w:rFonts w:eastAsiaTheme="minorEastAsia"/>
+                <w:sz w:val="20"/>
+                <w:szCs w:val="20"/>
+              </w:rPr>
+              <w:t xml:space="preserve"> артикул KPS 5M</w:t>
+            </w:r>
+          </w:p>
+        </w:tc>
+        <w:tc>
+          <w:tcPr>
+            <w:tcW w:w="1345" w:type="pct"/>
+            <w:tcBorders>
+              <w:top w:val="single" w:sz="4" w:space="0" w:color="auto"/>
+              <w:left w:val="single" w:sz="4" w:space="0" w:color="auto"/>
+              <w:bottom w:val="single" w:sz="4" w:space="0" w:color="auto"/>
+              <w:right w:val="single" w:sz="4" w:space="0" w:color="auto"/>
+            </w:tcBorders>
+            <w:vAlign w:val="center"/>
+          </w:tcPr>
+          <w:p>
+            <w:pPr>
+              <w:tabs>
+                <w:tab w:val="left" w:pos="8789"/>
+              </w:tabs>
+              <w:ind w:left="-113" w:right="-113"/>
+              <w:jc w:val="center"/>
+              <w:rPr>
+                <w:sz w:val="20"/>
+                <w:szCs w:val="20"/>
+              </w:rPr>
+            </w:pPr>
+            <w:r>
+              <w:rPr>
+                <w:sz w:val="20"/>
+                <w:szCs w:val="20"/>
+              </w:rPr>
+              <w:t xml:space="preserve">Инв. № </w:t>
+            </w:r>
+            <w:r>
+              <w:rPr>
+                <w:rFonts w:eastAsiaTheme="minorEastAsia"/>
+                <w:sz w:val="20"/>
+                <w:szCs w:val="20"/>
+              </w:rPr>
+              <w:t>ВО</w:t>
+            </w:r>
+            <w:r>
+              <w:rPr>
+                <w:rFonts w:eastAsiaTheme="minorEastAsia"/>
+                <w:sz w:val="20"/>
+                <w:szCs w:val="20"/>
+              </w:rPr>
+              <w:t>18</w:t>
+            </w:r>
+          </w:p>
+        </w:tc>
+        <w:tc>
+          <w:tcPr>
+            <w:tcW w:w="1345" w:type="pct"/>
+            <w:tcBorders>
+              <w:top w:val="single" w:sz="4" w:space="0" w:color="auto"/>
+              <w:left w:val="single" w:sz="4" w:space="0" w:color="auto"/>
+              <w:bottom w:val="single" w:sz="4" w:space="0" w:color="auto"/>
+              <w:right w:val="single" w:sz="4" w:space="0" w:color="auto"/>
+            </w:tcBorders>
+            <w:vAlign w:val="center"/>
+          </w:tcPr>
+          <w:p>
+            <w:pPr>
+              <w:tabs>
+                <w:tab w:val="left" w:pos="8789"/>
+              </w:tabs>
+              <w:ind w:left="-113" w:right="-113"/>
+              <w:jc w:val="center"/>
+              <w:rPr>
+                <w:rFonts w:eastAsiaTheme="minorEastAsia"/>
+                <w:sz w:val="20"/>
+                <w:szCs w:val="20"/>
+              </w:rPr>
+            </w:pPr>
+            <w:r>
+              <w:rPr>
+                <w:rFonts w:eastAsiaTheme="minorEastAsia"/>
+                <w:sz w:val="20"/>
+                <w:szCs w:val="20"/>
+              </w:rPr>
+              <w:t>Не применимо</w:t>
+            </w:r>
+          </w:p>
+        </w:tc>
+      </w:tr>
+      <w:tr>
+        <w:trPr>
+          <w:jc w:val="center"/>
+        </w:trPr>
+        <w:tc>
+          <w:tcPr>
+            <w:tcW w:w="2310" w:type="pct"/>
+            <w:tcBorders>
+              <w:top w:val="single" w:sz="4" w:space="0" w:color="auto"/>
+              <w:left w:val="single" w:sz="4" w:space="0" w:color="auto"/>
+              <w:bottom w:val="single" w:sz="4" w:space="0" w:color="auto"/>
+              <w:right w:val="single" w:sz="4" w:space="0" w:color="auto"/>
+            </w:tcBorders>
+            <w:vAlign w:val="center"/>
+          </w:tcPr>
+          <w:p>
+            <w:pPr>
+              <w:tabs>
+                <w:tab w:val="left" w:pos="8789"/>
+              </w:tabs>
+              <w:ind w:left="-113" w:right="-113"/>
+              <w:jc w:val="center"/>
+              <w:rPr>
+                <w:rFonts w:eastAsiaTheme="minorEastAsia"/>
+                <w:sz w:val="20"/>
+                <w:szCs w:val="20"/>
+              </w:rPr>
+            </w:pPr>
+            <w:r>
+              <w:rPr>
+                <w:rFonts w:eastAsiaTheme="minorEastAsia"/>
+                <w:sz w:val="20"/>
+                <w:szCs w:val="20"/>
+              </w:rPr>
+              <w:t>Съемник изоляции NEO Tools автоматический, 180 мм, торцевой, артикул 01-534</w:t>
+            </w:r>
+          </w:p>
+        </w:tc>
+        <w:tc>
+          <w:tcPr>
+            <w:tcW w:w="1345" w:type="pct"/>
+            <w:tcBorders>
+              <w:top w:val="single" w:sz="4" w:space="0" w:color="auto"/>
+              <w:left w:val="single" w:sz="4" w:space="0" w:color="auto"/>
+              <w:bottom w:val="single" w:sz="4" w:space="0" w:color="auto"/>
+              <w:right w:val="single" w:sz="4" w:space="0" w:color="auto"/>
+            </w:tcBorders>
+            <w:vAlign w:val="center"/>
+          </w:tcPr>
+          <w:p>
+            <w:pPr>
+              <w:tabs>
+                <w:tab w:val="left" w:pos="8789"/>
+              </w:tabs>
+              <w:ind w:left="-113" w:right="-113"/>
+              <w:jc w:val="center"/>
+              <w:rPr>
+                <w:sz w:val="20"/>
+                <w:szCs w:val="20"/>
+              </w:rPr>
+            </w:pPr>
+            <w:r>
+              <w:rPr>
+                <w:sz w:val="20"/>
+                <w:szCs w:val="20"/>
+              </w:rPr>
+              <w:t xml:space="preserve">Инв. № </w:t>
+            </w:r>
+            <w:r>
+              <w:rPr>
+                <w:rFonts w:eastAsiaTheme="minorEastAsia"/>
+                <w:sz w:val="20"/>
+                <w:szCs w:val="20"/>
+              </w:rPr>
+              <w:t>ВО12</w:t>
+            </w:r>
+          </w:p>
+        </w:tc>
+        <w:tc>
+          <w:tcPr>
+            <w:tcW w:w="1345" w:type="pct"/>
+            <w:tcBorders>
+              <w:top w:val="single" w:sz="4" w:space="0" w:color="auto"/>
+              <w:left w:val="single" w:sz="4" w:space="0" w:color="auto"/>
+              <w:bottom w:val="single" w:sz="4" w:space="0" w:color="auto"/>
+              <w:right w:val="single" w:sz="4" w:space="0" w:color="auto"/>
+            </w:tcBorders>
+            <w:vAlign w:val="center"/>
+          </w:tcPr>
+          <w:p>
+            <w:pPr>
+              <w:tabs>
+                <w:tab w:val="left" w:pos="8789"/>
+              </w:tabs>
+              <w:ind w:left="-113" w:right="-113"/>
+              <w:jc w:val="center"/>
+              <w:rPr>
+                <w:rFonts w:eastAsiaTheme="minorEastAsia"/>
+                <w:sz w:val="20"/>
+                <w:szCs w:val="20"/>
+              </w:rPr>
+            </w:pPr>
+            <w:r>
+              <w:rPr>
+                <w:rFonts w:eastAsiaTheme="minorEastAsia"/>
+                <w:sz w:val="20"/>
+                <w:szCs w:val="20"/>
+              </w:rPr>
+              <w:t>Не применимо</w:t>
+            </w:r>
+          </w:p>
+        </w:tc>
+      </w:tr>
+      <w:tr>
+        <w:trPr>
+          <w:jc w:val="center"/>
+        </w:trPr>
+        <w:tc>
+          <w:tcPr>
+            <w:tcW w:w="2310" w:type="pct"/>
+            <w:tcBorders>
+              <w:top w:val="single" w:sz="4" w:space="0" w:color="auto"/>
+              <w:left w:val="single" w:sz="4" w:space="0" w:color="auto"/>
+              <w:bottom w:val="single" w:sz="4" w:space="0" w:color="auto"/>
+              <w:right w:val="single" w:sz="4" w:space="0" w:color="auto"/>
+            </w:tcBorders>
+            <w:vAlign w:val="center"/>
+          </w:tcPr>
+          <w:p>
+            <w:pPr>
+              <w:tabs>
+                <w:tab w:val="left" w:pos="8789"/>
+              </w:tabs>
+              <w:ind w:left="-113" w:right="-113"/>
+              <w:jc w:val="center"/>
+              <w:rPr>
+                <w:rFonts w:eastAsiaTheme="minorEastAsia"/>
+                <w:sz w:val="20"/>
+                <w:szCs w:val="20"/>
+              </w:rPr>
+            </w:pPr>
+            <w:r>
+              <w:rPr>
+                <w:rFonts w:eastAsiaTheme="minorEastAsia"/>
+                <w:sz w:val="20"/>
+                <w:szCs w:val="20"/>
+              </w:rPr>
+              <w:t xml:space="preserve">Набор инструментов для ремонта электроники </w:t>
+            </w:r>
+            <w:proofErr w:type="spellStart"/>
+            <w:r>
+              <w:rPr>
+                <w:rFonts w:eastAsiaTheme="minorEastAsia"/>
+                <w:sz w:val="20"/>
+                <w:szCs w:val="20"/>
+              </w:rPr>
+              <w:t>Smartbuy</w:t>
+            </w:r>
+            <w:proofErr w:type="spellEnd"/>
+            <w:r>
+              <w:rPr>
+                <w:rFonts w:eastAsiaTheme="minorEastAsia"/>
+                <w:sz w:val="20"/>
+                <w:szCs w:val="20"/>
+              </w:rPr>
+              <w:t xml:space="preserve"> SBT-SCBS-41P2</w:t>
+            </w:r>
+          </w:p>
+        </w:tc>
+        <w:tc>
+          <w:tcPr>
+            <w:tcW w:w="1345" w:type="pct"/>
+            <w:tcBorders>
+              <w:top w:val="single" w:sz="4" w:space="0" w:color="auto"/>
+              <w:left w:val="single" w:sz="4" w:space="0" w:color="auto"/>
+              <w:bottom w:val="single" w:sz="4" w:space="0" w:color="auto"/>
+              <w:right w:val="single" w:sz="4" w:space="0" w:color="auto"/>
+            </w:tcBorders>
+            <w:vAlign w:val="center"/>
+          </w:tcPr>
+          <w:p>
+            <w:pPr>
+              <w:tabs>
+                <w:tab w:val="left" w:pos="8789"/>
+              </w:tabs>
+              <w:ind w:left="-113" w:right="-113"/>
+              <w:jc w:val="center"/>
+              <w:rPr>
+                <w:rFonts w:eastAsiaTheme="minorEastAsia"/>
+                <w:sz w:val="20"/>
+                <w:szCs w:val="20"/>
+              </w:rPr>
+            </w:pPr>
+            <w:r>
+              <w:rPr>
+                <w:sz w:val="20"/>
+                <w:szCs w:val="20"/>
+              </w:rPr>
+              <w:t>Инв. № ВО22</w:t>
+            </w:r>
+          </w:p>
+        </w:tc>
+        <w:tc>
+          <w:tcPr>
+            <w:tcW w:w="1345" w:type="pct"/>
+            <w:tcBorders>
+              <w:top w:val="single" w:sz="4" w:space="0" w:color="auto"/>
+              <w:left w:val="single" w:sz="4" w:space="0" w:color="auto"/>
+              <w:bottom w:val="single" w:sz="4" w:space="0" w:color="auto"/>
+              <w:right w:val="single" w:sz="4" w:space="0" w:color="auto"/>
+            </w:tcBorders>
+            <w:vAlign w:val="center"/>
+          </w:tcPr>
+          <w:p>
+            <w:pPr>
+              <w:tabs>
+                <w:tab w:val="left" w:pos="8789"/>
+              </w:tabs>
+              <w:ind w:left="-113" w:right="-113"/>
+              <w:jc w:val="center"/>
+              <w:rPr>
+                <w:rFonts w:eastAsiaTheme="minorEastAsia"/>
+                <w:sz w:val="20"/>
+                <w:szCs w:val="20"/>
+              </w:rPr>
+            </w:pPr>
+            <w:r>
+              <w:rPr>
+                <w:rFonts w:eastAsiaTheme="minorEastAsia"/>
+                <w:sz w:val="20"/>
+                <w:szCs w:val="20"/>
+              </w:rPr>
+              <w:t>Не применимо</w:t>
+            </w:r>
+          </w:p>
+        </w:tc>
+      </w:tr>
+      <w:tr>
+        <w:trPr>
+          <w:jc w:val="center"/>
+        </w:trPr>
+        <w:tc>
+          <w:tcPr>
+            <w:tcW w:w="2310" w:type="pct"/>
+            <w:tcBorders>
+              <w:top w:val="single" w:sz="4" w:space="0" w:color="auto"/>
+              <w:left w:val="single" w:sz="4" w:space="0" w:color="auto"/>
+              <w:bottom w:val="single" w:sz="4" w:space="0" w:color="auto"/>
+              <w:right w:val="single" w:sz="4" w:space="0" w:color="auto"/>
+            </w:tcBorders>
+            <w:vAlign w:val="center"/>
+          </w:tcPr>
+          <w:p>
+            <w:pPr>
+              <w:tabs>
+                <w:tab w:val="left" w:pos="8789"/>
+              </w:tabs>
+              <w:ind w:left="-113" w:right="-113"/>
+              <w:jc w:val="center"/>
+              <w:rPr>
+                <w:rFonts w:eastAsiaTheme="minorEastAsia"/>
+                <w:sz w:val="20"/>
+                <w:szCs w:val="20"/>
+              </w:rPr>
+            </w:pPr>
+            <w:r>
+              <w:rPr>
+                <w:rFonts w:eastAsiaTheme="minorEastAsia"/>
+                <w:sz w:val="20"/>
+                <w:szCs w:val="20"/>
+              </w:rPr>
+              <w:t xml:space="preserve">Пинцет прямой </w:t>
+            </w:r>
+            <w:proofErr w:type="spellStart"/>
+            <w:r>
+              <w:rPr>
+                <w:rFonts w:eastAsiaTheme="minorEastAsia"/>
+                <w:sz w:val="20"/>
+                <w:szCs w:val="20"/>
+              </w:rPr>
+              <w:t>Gigant</w:t>
+            </w:r>
+            <w:proofErr w:type="spellEnd"/>
+            <w:r>
+              <w:rPr>
+                <w:rFonts w:eastAsiaTheme="minorEastAsia"/>
+                <w:sz w:val="20"/>
+                <w:szCs w:val="20"/>
+              </w:rPr>
+              <w:t xml:space="preserve"> GTT-120, 120 мм</w:t>
+            </w:r>
+          </w:p>
+        </w:tc>
+        <w:tc>
+          <w:tcPr>
+            <w:tcW w:w="1345" w:type="pct"/>
+            <w:tcBorders>
+              <w:top w:val="single" w:sz="4" w:space="0" w:color="auto"/>
+              <w:left w:val="single" w:sz="4" w:space="0" w:color="auto"/>
+              <w:bottom w:val="single" w:sz="4" w:space="0" w:color="auto"/>
+              <w:right w:val="single" w:sz="4" w:space="0" w:color="auto"/>
+            </w:tcBorders>
+            <w:vAlign w:val="center"/>
+          </w:tcPr>
+          <w:p>
+            <w:pPr>
+              <w:tabs>
+                <w:tab w:val="left" w:pos="8789"/>
+              </w:tabs>
+              <w:ind w:left="-113" w:right="-113"/>
+              <w:jc w:val="center"/>
+              <w:rPr>
+                <w:sz w:val="20"/>
+                <w:szCs w:val="20"/>
+              </w:rPr>
+            </w:pPr>
+            <w:r>
+              <w:rPr>
+                <w:sz w:val="20"/>
+                <w:szCs w:val="20"/>
+              </w:rPr>
+              <w:t>Инв. № ВО26</w:t>
+            </w:r>
+          </w:p>
+        </w:tc>
+        <w:tc>
+          <w:tcPr>
+            <w:tcW w:w="1345" w:type="pct"/>
+            <w:tcBorders>
+              <w:top w:val="single" w:sz="4" w:space="0" w:color="auto"/>
+              <w:left w:val="single" w:sz="4" w:space="0" w:color="auto"/>
+              <w:bottom w:val="single" w:sz="4" w:space="0" w:color="auto"/>
+              <w:right w:val="single" w:sz="4" w:space="0" w:color="auto"/>
+            </w:tcBorders>
+            <w:vAlign w:val="center"/>
+          </w:tcPr>
+          <w:p>
+            <w:pPr>
+              <w:tabs>
+                <w:tab w:val="left" w:pos="8789"/>
+              </w:tabs>
+              <w:ind w:left="-113" w:right="-113"/>
+              <w:jc w:val="center"/>
+              <w:rPr>
+                <w:rFonts w:eastAsiaTheme="minorEastAsia"/>
+                <w:sz w:val="20"/>
+                <w:szCs w:val="20"/>
+              </w:rPr>
+            </w:pPr>
+            <w:r>
+              <w:rPr>
+                <w:rFonts w:eastAsiaTheme="minorEastAsia"/>
+                <w:sz w:val="20"/>
+                <w:szCs w:val="20"/>
+              </w:rPr>
+              <w:t>Не применимо</w:t>
+            </w:r>
+          </w:p>
+        </w:tc>
+      </w:tr>
+      <w:tr>
+        <w:trPr>
+          <w:jc w:val="center"/>
+        </w:trPr>
+        <w:tc>
+          <w:tcPr>
+            <w:tcW w:w="2310" w:type="pct"/>
+            <w:tcBorders>
+              <w:top w:val="single" w:sz="4" w:space="0" w:color="auto"/>
+              <w:left w:val="single" w:sz="4" w:space="0" w:color="auto"/>
+              <w:bottom w:val="single" w:sz="4" w:space="0" w:color="auto"/>
+              <w:right w:val="single" w:sz="4" w:space="0" w:color="auto"/>
+            </w:tcBorders>
+            <w:vAlign w:val="center"/>
+          </w:tcPr>
+          <w:p>
+            <w:pPr>
+              <w:tabs>
+                <w:tab w:val="left" w:pos="8789"/>
+              </w:tabs>
+              <w:ind w:left="-113" w:right="-113"/>
+              <w:jc w:val="center"/>
+              <w:rPr>
+                <w:rFonts w:eastAsiaTheme="minorEastAsia"/>
+                <w:sz w:val="20"/>
+                <w:szCs w:val="20"/>
+                <w:lang w:val="en-US"/>
+              </w:rPr>
+            </w:pPr>
+            <w:r>
+              <w:rPr>
+                <w:rFonts w:eastAsiaTheme="minorEastAsia"/>
+                <w:sz w:val="20"/>
+                <w:szCs w:val="20"/>
+              </w:rPr>
+              <w:t>Цифровая</w:t>
+            </w:r>
+            <w:r>
+              <w:rPr>
+                <w:rFonts w:eastAsiaTheme="minorEastAsia"/>
+                <w:sz w:val="20"/>
+                <w:szCs w:val="20"/>
+                <w:lang w:val="en-US"/>
+              </w:rPr>
+              <w:t xml:space="preserve"> </w:t>
+            </w:r>
+            <w:r>
+              <w:rPr>
+                <w:rFonts w:eastAsiaTheme="minorEastAsia"/>
+                <w:sz w:val="20"/>
+                <w:szCs w:val="20"/>
+              </w:rPr>
+              <w:t>камера</w:t>
+            </w:r>
+            <w:r>
+              <w:rPr>
+                <w:rFonts w:eastAsiaTheme="minorEastAsia"/>
+                <w:sz w:val="20"/>
+                <w:szCs w:val="20"/>
+                <w:lang w:val="en-US"/>
+              </w:rPr>
+              <w:t xml:space="preserve"> </w:t>
+            </w:r>
+            <w:proofErr w:type="spellStart"/>
+            <w:r>
+              <w:rPr>
+                <w:rFonts w:eastAsiaTheme="minorEastAsia"/>
+                <w:sz w:val="20"/>
+                <w:szCs w:val="20"/>
+                <w:lang w:val="en-US"/>
+              </w:rPr>
+              <w:t>Rekam</w:t>
+            </w:r>
+            <w:proofErr w:type="spellEnd"/>
+            <w:r>
+              <w:rPr>
+                <w:rFonts w:eastAsiaTheme="minorEastAsia"/>
+                <w:sz w:val="20"/>
+                <w:szCs w:val="20"/>
+                <w:lang w:val="en-US"/>
+              </w:rPr>
+              <w:t xml:space="preserve"> </w:t>
+            </w:r>
+            <w:proofErr w:type="spellStart"/>
+            <w:r>
+              <w:rPr>
+                <w:rFonts w:eastAsiaTheme="minorEastAsia"/>
+                <w:sz w:val="20"/>
+                <w:szCs w:val="20"/>
+                <w:lang w:val="en-US"/>
+              </w:rPr>
+              <w:t>iLook</w:t>
+            </w:r>
+            <w:proofErr w:type="spellEnd"/>
+            <w:r>
+              <w:rPr>
+                <w:rFonts w:eastAsiaTheme="minorEastAsia"/>
+                <w:sz w:val="20"/>
+                <w:szCs w:val="20"/>
+                <w:lang w:val="en-US"/>
+              </w:rPr>
+              <w:t xml:space="preserve"> S990i BLACK METALLIC.</w:t>
+            </w:r>
+          </w:p>
+          <w:p>
+            <w:pPr>
+              <w:tabs>
+                <w:tab w:val="left" w:pos="8789"/>
+              </w:tabs>
+              <w:ind w:left="-113" w:right="-113"/>
+              <w:jc w:val="center"/>
+              <w:rPr>
+                <w:rFonts w:eastAsiaTheme="minorEastAsia"/>
+                <w:sz w:val="20"/>
+                <w:szCs w:val="20"/>
+                <w:lang w:val="en-US"/>
+              </w:rPr>
+            </w:pPr>
+            <w:r>
+              <w:rPr>
+                <w:rFonts w:eastAsiaTheme="minorEastAsia"/>
+                <w:sz w:val="20"/>
+                <w:szCs w:val="20"/>
+              </w:rPr>
+              <w:t>Комплектация</w:t>
+            </w:r>
+            <w:r>
+              <w:rPr>
+                <w:rFonts w:eastAsiaTheme="minorEastAsia"/>
+                <w:sz w:val="20"/>
+                <w:szCs w:val="20"/>
+                <w:lang w:val="en-US"/>
+              </w:rPr>
+              <w:t xml:space="preserve">: </w:t>
+            </w:r>
+            <w:r>
+              <w:rPr>
+                <w:rFonts w:eastAsiaTheme="minorEastAsia"/>
+                <w:sz w:val="20"/>
+                <w:szCs w:val="20"/>
+              </w:rPr>
+              <w:t>Карта</w:t>
+            </w:r>
+            <w:r>
+              <w:rPr>
+                <w:rFonts w:eastAsiaTheme="minorEastAsia"/>
+                <w:sz w:val="20"/>
+                <w:szCs w:val="20"/>
+                <w:lang w:val="en-US"/>
+              </w:rPr>
+              <w:t xml:space="preserve"> </w:t>
+            </w:r>
+            <w:r>
+              <w:rPr>
+                <w:rFonts w:eastAsiaTheme="minorEastAsia"/>
+                <w:sz w:val="20"/>
+                <w:szCs w:val="20"/>
+              </w:rPr>
+              <w:t>памяти</w:t>
+            </w:r>
+            <w:r>
+              <w:rPr>
+                <w:rFonts w:eastAsiaTheme="minorEastAsia"/>
+                <w:sz w:val="20"/>
+                <w:szCs w:val="20"/>
+                <w:lang w:val="en-US"/>
+              </w:rPr>
+              <w:t xml:space="preserve"> Transcend 300S micro SDHC 16 </w:t>
+            </w:r>
+            <w:r>
+              <w:rPr>
+                <w:rFonts w:eastAsiaTheme="minorEastAsia"/>
+                <w:sz w:val="20"/>
+                <w:szCs w:val="20"/>
+              </w:rPr>
+              <w:t>ГБ</w:t>
+            </w:r>
+            <w:r>
+              <w:rPr>
+                <w:rFonts w:eastAsiaTheme="minorEastAsia"/>
+                <w:sz w:val="20"/>
+                <w:szCs w:val="20"/>
+                <w:lang w:val="en-US"/>
+              </w:rPr>
+              <w:t xml:space="preserve"> Class 10 UHS-I </w:t>
+            </w:r>
+            <w:r>
+              <w:rPr>
+                <w:rFonts w:eastAsiaTheme="minorEastAsia"/>
+                <w:sz w:val="20"/>
+                <w:szCs w:val="20"/>
+              </w:rPr>
+              <w:t>в</w:t>
+            </w:r>
+            <w:r>
+              <w:rPr>
+                <w:rFonts w:eastAsiaTheme="minorEastAsia"/>
+                <w:sz w:val="20"/>
+                <w:szCs w:val="20"/>
+                <w:lang w:val="en-US"/>
+              </w:rPr>
+              <w:t xml:space="preserve"> </w:t>
+            </w:r>
+            <w:r>
+              <w:rPr>
+                <w:rFonts w:eastAsiaTheme="minorEastAsia"/>
+                <w:sz w:val="20"/>
+                <w:szCs w:val="20"/>
+              </w:rPr>
+              <w:t>комплекте</w:t>
+            </w:r>
+            <w:r>
+              <w:rPr>
+                <w:rFonts w:eastAsiaTheme="minorEastAsia"/>
+                <w:sz w:val="20"/>
+                <w:szCs w:val="20"/>
+                <w:lang w:val="en-US"/>
+              </w:rPr>
+              <w:t xml:space="preserve"> </w:t>
+            </w:r>
+            <w:r>
+              <w:rPr>
+                <w:rFonts w:eastAsiaTheme="minorEastAsia"/>
+                <w:sz w:val="20"/>
+                <w:szCs w:val="20"/>
+              </w:rPr>
+              <w:t>с</w:t>
+            </w:r>
+            <w:r>
+              <w:rPr>
+                <w:rFonts w:eastAsiaTheme="minorEastAsia"/>
+                <w:sz w:val="20"/>
+                <w:szCs w:val="20"/>
+                <w:lang w:val="en-US"/>
+              </w:rPr>
+              <w:t xml:space="preserve"> </w:t>
+            </w:r>
+            <w:r>
+              <w:rPr>
+                <w:rFonts w:eastAsiaTheme="minorEastAsia"/>
+                <w:sz w:val="20"/>
+                <w:szCs w:val="20"/>
+              </w:rPr>
+              <w:t>адаптером</w:t>
+            </w:r>
+            <w:r>
+              <w:rPr>
+                <w:rFonts w:eastAsiaTheme="minorEastAsia"/>
+                <w:sz w:val="20"/>
+                <w:szCs w:val="20"/>
+                <w:lang w:val="en-US"/>
+              </w:rPr>
+              <w:t xml:space="preserve">, </w:t>
+            </w:r>
+            <w:r>
+              <w:rPr>
+                <w:rFonts w:eastAsiaTheme="minorEastAsia"/>
+                <w:sz w:val="20"/>
+                <w:szCs w:val="20"/>
+              </w:rPr>
+              <w:t>артикул</w:t>
+            </w:r>
+            <w:r>
+              <w:rPr>
+                <w:rFonts w:eastAsiaTheme="minorEastAsia"/>
+                <w:sz w:val="20"/>
+                <w:szCs w:val="20"/>
+                <w:lang w:val="en-US"/>
+              </w:rPr>
+              <w:t xml:space="preserve"> TS16GUSD300S-A</w:t>
+            </w:r>
+          </w:p>
+        </w:tc>
+        <w:tc>
+          <w:tcPr>
+            <w:tcW w:w="1345" w:type="pct"/>
+            <w:tcBorders>
+              <w:top w:val="single" w:sz="4" w:space="0" w:color="auto"/>
+              <w:left w:val="single" w:sz="4" w:space="0" w:color="auto"/>
+              <w:bottom w:val="single" w:sz="4" w:space="0" w:color="auto"/>
+              <w:right w:val="single" w:sz="4" w:space="0" w:color="auto"/>
+            </w:tcBorders>
+            <w:vAlign w:val="center"/>
+          </w:tcPr>
+          <w:p>
+            <w:pPr>
+              <w:tabs>
+                <w:tab w:val="left" w:pos="8789"/>
+              </w:tabs>
+              <w:ind w:left="-113" w:right="-113"/>
+              <w:jc w:val="center"/>
+              <w:rPr>
+                <w:sz w:val="20"/>
+                <w:szCs w:val="20"/>
+                <w:lang w:val="en-US"/>
+              </w:rPr>
+            </w:pPr>
+            <w:r>
+              <w:rPr>
+                <w:sz w:val="20"/>
+                <w:szCs w:val="20"/>
+              </w:rPr>
+              <w:t>Инв. № ВО30</w:t>
+            </w:r>
+          </w:p>
+        </w:tc>
+        <w:tc>
+          <w:tcPr>
+            <w:tcW w:w="1345" w:type="pct"/>
+            <w:tcBorders>
+              <w:top w:val="single" w:sz="4" w:space="0" w:color="auto"/>
+              <w:left w:val="single" w:sz="4" w:space="0" w:color="auto"/>
+              <w:bottom w:val="single" w:sz="4" w:space="0" w:color="auto"/>
+              <w:right w:val="single" w:sz="4" w:space="0" w:color="auto"/>
+            </w:tcBorders>
+            <w:vAlign w:val="center"/>
+          </w:tcPr>
+          <w:p>
+            <w:pPr>
+              <w:tabs>
+                <w:tab w:val="left" w:pos="8789"/>
+              </w:tabs>
+              <w:ind w:left="-113" w:right="-113"/>
+              <w:jc w:val="center"/>
+              <w:rPr>
+                <w:rFonts w:eastAsiaTheme="minorEastAsia"/>
+                <w:sz w:val="20"/>
+                <w:szCs w:val="20"/>
+                <w:lang w:val="en-US"/>
+              </w:rPr>
+            </w:pPr>
+            <w:r>
+              <w:rPr>
+                <w:rFonts w:eastAsiaTheme="minorEastAsia"/>
+                <w:sz w:val="20"/>
+                <w:szCs w:val="20"/>
+              </w:rPr>
+              <w:t>Не применимо</w:t>
             </w:r>
           </w:p>
         </w:tc>
@@ -1453,19 +3975,31 @@
     </w:p>
     <w:p/>
     <w:p>
-      <w:bookmarkStart w:id="0" w:name="_Hlk215736589"/>
       <w:r>
         <w:t xml:space="preserve">Дополнительная информация: </w:t>
       </w:r>
     </w:p>
     <w:p>
       <w:r>
-        <w:rPr/>
-        <w:t>Приложение № 1 на 4 страницах.</w:t>
+        <w:t xml:space="preserve">Приложение № 1 на </w:t>
+      </w:r>
+      <w:r>
+        <w:rPr>
+          <w:lang w:val="en-US"/>
+        </w:rPr>
+        <w:t>4</w:t>
+      </w:r>
+      <w:r>
+        <w:t xml:space="preserve"> страницах.</w:t>
       </w:r>
     </w:p>
     <w:p/>
-    <w:bookmarkEnd w:id="0"/>
+    <w:p/>
+    <w:p/>
+    <w:p/>
+    <w:p/>
+    <w:p/>
+    <w:p/>
     <w:p>
       <w:pPr>
         <w:rPr>
@@ -1473,6 +4007,7 @@
         </w:rPr>
       </w:pPr>
       <w:r>
+        <w:lastRenderedPageBreak/>
         <w:t>Испытания провел:</w:t>
       </w:r>
       <w:r>
@@ -1489,18 +4024,17 @@
         <w:rPr>
           <w:rFonts w:eastAsia="SimSun"/>
           <w:noProof/>
-          <w14:ligatures w14:val="standardContextual"/>
         </w:rPr>
         <mc:AlternateContent>
           <mc:Choice Requires="wps">
             <w:drawing>
-              <wp:anchor distT="0" distB="0" distL="114300" distR="114300" simplePos="0" relativeHeight="251662336" behindDoc="0" locked="0" layoutInCell="1" allowOverlap="1" wp14:anchorId="2AA0F1EB" wp14:editId="7B6D84CE">
+              <wp:anchor distT="0" distB="0" distL="114300" distR="114300" simplePos="0" relativeHeight="251659264" behindDoc="0" locked="0" layoutInCell="1" allowOverlap="1" wp14:anchorId="5C6BB5C6" wp14:editId="2B295E26">
                 <wp:simplePos x="0" y="0"/>
                 <wp:positionH relativeFrom="margin">
-                  <wp:posOffset>1937385</wp:posOffset>
+                  <wp:posOffset>1946910</wp:posOffset>
                 </wp:positionH>
                 <wp:positionV relativeFrom="paragraph">
-                  <wp:posOffset>7620</wp:posOffset>
+                  <wp:posOffset>5715</wp:posOffset>
                 </wp:positionV>
                 <wp:extent cx="3124200" cy="1485900"/>
                 <wp:effectExtent l="0" t="0" r="19050" b="19050"/>
@@ -1517,7 +4051,7 @@
                     <wp:lineTo x="922" y="0"/>
                   </wp:wrapPolygon>
                 </wp:wrapThrough>
-                <wp:docPr id="127732545" name="Прямоугольник: скругленные углы 1"/>
+                <wp:docPr id="233582273" name="Прямоугольник: скругленные углы 1"/>
                 <wp:cNvGraphicFramePr/>
                 <a:graphic xmlns:a="http://schemas.openxmlformats.org/drawingml/2006/main">
                   <a:graphicData uri="http://schemas.microsoft.com/office/word/2010/wordprocessingShape">
@@ -1679,7 +4213,7 @@
                                 <w:sz w:val="16"/>
                                 <w:szCs w:val="16"/>
                               </w:rPr>
-                              <w:t>022779a70091b3e59d4a3c5d9bb6704b48</w:t>
+                              <w:t>024d7aa60091b3be9c4c48dd5cd302552e</w:t>
                             </w:r>
                           </w:p>
                           <w:p>
@@ -1716,7 +4250,7 @@
                                 <w:sz w:val="16"/>
                                 <w:szCs w:val="16"/>
                               </w:rPr>
-                              <w:t>Владелец: Свистунов Максим Сергеевич</w:t>
+                              <w:t>Владелец: Рождественский Сергей Дмитриевич</w:t>
                             </w:r>
                           </w:p>
                           <w:p>
@@ -1813,7 +4347,7 @@
           </mc:Choice>
           <mc:Fallback>
             <w:pict>
-              <v:roundrect w14:anchorId="2AA0F1EB" id="Прямоугольник: скругленные углы 1" o:spid="_x0000_s1026" style="position:absolute;margin-left:152.55pt;margin-top:.6pt;width:246pt;height:117pt;z-index:251662336;visibility:visible;mso-wrap-style:square;mso-width-percent:0;mso-height-percent:0;mso-wrap-distance-left:9pt;mso-wrap-distance-top:0;mso-wrap-distance-right:9pt;mso-wrap-distance-bottom:0;mso-position-horizontal:absolute;mso-position-horizontal-relative:margin;mso-position-vertical:absolute;mso-position-vertical-relative:text;mso-width-percent:0;mso-height-percent:0;mso-width-relative:page;mso-height-relative:page;v-text-anchor:middle" arcsize="10923f" o:gfxdata="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" filled="f" strokecolor="windowText" strokeweight="1.5pt">
+              <v:roundrect w14:anchorId="5C6BB5C6" id="Прямоугольник: скругленные углы 1" o:spid="_x0000_s1026" style="position:absolute;margin-left:153.3pt;margin-top:.45pt;width:246pt;height:117pt;z-index:251659264;visibility:visible;mso-wrap-style:square;mso-width-percent:0;mso-height-percent:0;mso-wrap-distance-left:9pt;mso-wrap-distance-top:0;mso-wrap-distance-right:9pt;mso-wrap-distance-bottom:0;mso-position-horizontal:absolute;mso-position-horizontal-relative:margin;mso-position-vertical:absolute;mso-position-vertical-relative:text;mso-width-percent:0;mso-height-percent:0;mso-width-relative:page;mso-height-relative:page;v-text-anchor:middle" arcsize="10923f" o:gfxdata="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" filled="f" strokecolor="windowText" strokeweight="1.5pt">
                 <v:stroke joinstyle="miter"/>
                 <v:textbox inset="0,0,0,0">
                   <w:txbxContent>
@@ -1953,7 +4487,7 @@
                           <w:sz w:val="16"/>
                           <w:szCs w:val="16"/>
                         </w:rPr>
-                        <w:t>022779a70091b3e59d4a3c5d9bb6704b48</w:t>
+                        <w:t>024d7aa60091b3be9c4c48dd5cd302552e</w:t>
                       </w:r>
                     </w:p>
                     <w:p>
@@ -1990,7 +4524,7 @@
                           <w:sz w:val="16"/>
                           <w:szCs w:val="16"/>
                         </w:rPr>
-                        <w:t>Владелец: Свистунов Максим Сергеевич</w:t>
+                        <w:t>Владелец: Рождественский Сергей Дмитриевич</w:t>
                       </w:r>
                     </w:p>
                     <w:p>
@@ -2114,61 +4648,46 @@
         <w:rPr>
           <w:u w:val="single"/>
         </w:rPr>
-        <w:t xml:space="preserve">М.С. Свистунов   </w:t>
+        <w:t xml:space="preserve">С.Д. Рождественский   </w:t>
       </w:r>
       <w:r>
         <w:tab/>
       </w:r>
       <w:r>
-        <w:t xml:space="preserve">       </w:t>
-      </w:r>
-      <w:r>
         <w:rPr>
           <w:u w:val="single"/>
         </w:rPr>
-        <w:t xml:space="preserve">  </w:t>
+        <w:t>__</w:t>
       </w:r>
       <w:r>
         <w:rPr>
           <w:u w:val="single"/>
         </w:rPr>
-        <w:t>_</w:t>
+        <w:t>14</w:t>
       </w:r>
       <w:r>
         <w:rPr>
           <w:u w:val="single"/>
         </w:rPr>
-        <w:t xml:space="preserve"> </w:t>
+        <w:t>.</w:t>
       </w:r>
       <w:r>
         <w:rPr>
           <w:u w:val="single"/>
         </w:rPr>
-        <w:t>1</w:t>
+        <w:t>09</w:t>
       </w:r>
       <w:r>
         <w:rPr>
           <w:u w:val="single"/>
         </w:rPr>
-        <w:t>7</w:t>
+        <w:t>.</w:t>
       </w:r>
       <w:r>
         <w:rPr>
           <w:u w:val="single"/>
         </w:rPr>
-        <w:t>.0</w:t>
-      </w:r>
-      <w:r>
-        <w:rPr>
-          <w:u w:val="single"/>
-        </w:rPr>
-        <w:t>7</w:t>
-      </w:r>
-      <w:r>
-        <w:rPr>
-          <w:u w:val="single"/>
-        </w:rPr>
-        <w:t>.2026</w:t>
+        <w:t>2026</w:t>
       </w:r>
       <w:r>
         <w:rPr>
@@ -2234,74 +4753,69 @@
           <w:szCs w:val="16"/>
         </w:rPr>
         <w:tab/>
-        <w:t>(</w:t>
-      </w:r>
+        <w:t xml:space="preserve"> </w:t>
+      </w:r>
+      <w:proofErr w:type="gramStart"/>
       <w:r>
         <w:rPr>
           <w:sz w:val="16"/>
           <w:szCs w:val="16"/>
         </w:rPr>
-        <w:t>инициалы</w:t>
-      </w:r>
+        <w:t xml:space="preserve">   (</w:t>
+      </w:r>
+      <w:proofErr w:type="gramEnd"/>
       <w:r>
         <w:rPr>
           <w:sz w:val="16"/>
           <w:szCs w:val="16"/>
         </w:rPr>
-        <w:t>,</w:t>
+        <w:t>инициалы</w:t>
       </w:r>
       <w:r>
         <w:rPr>
           <w:sz w:val="16"/>
           <w:szCs w:val="16"/>
         </w:rPr>
-        <w:t xml:space="preserve"> </w:t>
+        <w:t>,</w:t>
       </w:r>
       <w:r>
         <w:rPr>
           <w:sz w:val="16"/>
           <w:szCs w:val="16"/>
         </w:rPr>
-        <w:t>фамилия)</w:t>
+        <w:t xml:space="preserve"> </w:t>
       </w:r>
       <w:r>
         <w:rPr>
           <w:sz w:val="16"/>
           <w:szCs w:val="16"/>
         </w:rPr>
-        <w:tab/>
-        <w:t xml:space="preserve">              </w:t>
+        <w:t>фамилия)</w:t>
       </w:r>
       <w:r>
         <w:rPr>
           <w:sz w:val="16"/>
           <w:szCs w:val="16"/>
         </w:rPr>
-        <w:t xml:space="preserve">           </w:t>
-      </w:r>
-      <w:r>
-        <w:rPr>
-          <w:sz w:val="16"/>
-          <w:szCs w:val="16"/>
-        </w:rPr>
-        <w:t>дата</w:t>
-      </w:r>
-    </w:p>
-    <w:p>
-      <w:r>
-        <w:t xml:space="preserve">  </w:t>
+        <w:tab/>
+        <w:t xml:space="preserve">                               дата</w:t>
       </w:r>
     </w:p>
     <w:p/>
     <w:p/>
     <w:p/>
     <w:p/>
+    <w:p/>
+    <w:p/>
+    <w:p/>
+    <w:p/>
+    <w:p/>
+    <w:p/>
     <w:p>
       <w:r>
         <w:t>Результаты проверил:</w:t>
       </w:r>
     </w:p>
-    <w:p/>
     <w:p>
       <w:r>
         <w:rPr>
@@ -2311,7 +4825,7 @@
         <mc:AlternateContent>
           <mc:Choice Requires="wps">
             <w:drawing>
-              <wp:anchor distT="0" distB="0" distL="114300" distR="114300" simplePos="0" relativeHeight="251660288" behindDoc="0" locked="0" layoutInCell="1" allowOverlap="1" wp14:anchorId="1219B391" wp14:editId="7F0A8914">
+              <wp:anchor distT="0" distB="0" distL="114300" distR="114300" simplePos="0" relativeHeight="251660288" behindDoc="0" locked="0" layoutInCell="1" allowOverlap="1" wp14:anchorId="6D0D9CE3" wp14:editId="3E489C70">
                 <wp:simplePos x="0" y="0"/>
                 <wp:positionH relativeFrom="margin">
                   <wp:posOffset>1946910</wp:posOffset>
@@ -2633,7 +5147,7 @@
           </mc:Choice>
           <mc:Fallback>
             <w:pict>
-              <v:roundrect w14:anchorId="1219B391" id="_x0000_s1027" style="position:absolute;margin-left:153.3pt;margin-top:7pt;width:246pt;height:117pt;z-index:251660288;visibility:visible;mso-wrap-style:square;mso-width-percent:0;mso-height-percent:0;mso-wrap-distance-left:9pt;mso-wrap-distance-top:0;mso-wrap-distance-right:9pt;mso-wrap-distance-bottom:0;mso-position-horizontal:absolute;mso-position-horizontal-relative:margin;mso-position-vertical:absolute;mso-position-vertical-relative:text;mso-width-percent:0;mso-height-percent:0;mso-width-relative:page;mso-height-relative:page;v-text-anchor:middle" arcsize="10923f" o:gfxdata="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" filled="f" strokecolor="windowText" strokeweight="1.5pt">
+              <v:roundrect w14:anchorId="6D0D9CE3" id="_x0000_s1027" style="position:absolute;margin-left:153.3pt;margin-top:7pt;width:246pt;height:117pt;z-index:251660288;visibility:visible;mso-wrap-style:square;mso-width-percent:0;mso-height-percent:0;mso-wrap-distance-left:9pt;mso-wrap-distance-top:0;mso-wrap-distance-right:9pt;mso-wrap-distance-bottom:0;mso-position-horizontal:absolute;mso-position-horizontal-relative:margin;mso-position-vertical:absolute;mso-position-vertical-relative:text;mso-width-percent:0;mso-height-percent:0;mso-width-relative:page;mso-height-relative:page;v-text-anchor:middle" arcsize="10923f" o:gfxdata="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" filled="f" strokecolor="windowText" strokeweight="1.5pt">
                 <v:stroke joinstyle="miter"/>
                 <v:textbox inset="0,0,0,0">
                   <w:txbxContent>
@@ -2925,8 +5439,16 @@
         <w:rPr>
           <w:u w:val="single"/>
         </w:rPr>
-        <w:t>Д.Р. Хасянов</w:t>
-      </w:r>
+        <w:t xml:space="preserve">Д.Р. </w:t>
+      </w:r>
+      <w:proofErr w:type="spellStart"/>
+      <w:r>
+        <w:rPr>
+          <w:u w:val="single"/>
+        </w:rPr>
+        <w:t>Хасянов</w:t>
+      </w:r>
+      <w:proofErr w:type="spellEnd"/>
       <w:r>
         <w:rPr>
           <w:u w:val="single"/>
@@ -2953,31 +5475,31 @@
         <w:rPr>
           <w:u w:val="single"/>
         </w:rPr>
-        <w:t>1</w:t>
+        <w:t>14</w:t>
       </w:r>
       <w:r>
         <w:rPr>
           <w:u w:val="single"/>
         </w:rPr>
-        <w:t>7</w:t>
+        <w:t>.0</w:t>
       </w:r>
       <w:r>
         <w:rPr>
           <w:u w:val="single"/>
         </w:rPr>
-        <w:t>.0</w:t>
+        <w:t>9</w:t>
       </w:r>
       <w:r>
         <w:rPr>
           <w:u w:val="single"/>
         </w:rPr>
-        <w:t>7</w:t>
+        <w:t>.</w:t>
       </w:r>
       <w:r>
         <w:rPr>
           <w:u w:val="single"/>
         </w:rPr>
-        <w:t>.2026</w:t>
+        <w:t>2026</w:t>
       </w:r>
       <w:r>
         <w:rPr>
@@ -3043,8 +5565,16 @@
           <w:szCs w:val="16"/>
         </w:rPr>
         <w:tab/>
+      </w:r>
+      <w:proofErr w:type="gramStart"/>
+      <w:r>
+        <w:rPr>
+          <w:sz w:val="16"/>
+          <w:szCs w:val="16"/>
+        </w:rPr>
         <w:t xml:space="preserve">   (</w:t>
       </w:r>
+      <w:proofErr w:type="gramEnd"/>
       <w:r>
         <w:rPr>
           <w:sz w:val="16"/>
@@ -3104,6 +5634,36 @@
         </w:rPr>
         <w:tab/>
       </w:r>
+    </w:p>
+    <w:p>
+      <w:pPr>
+        <w:tabs>
+          <w:tab w:val="left" w:pos="9226"/>
+        </w:tabs>
+        <w:rPr>
+          <w:lang w:eastAsia="ar-SA"/>
+        </w:rPr>
+      </w:pPr>
+    </w:p>
+    <w:p>
+      <w:pPr>
+        <w:tabs>
+          <w:tab w:val="left" w:pos="9226"/>
+        </w:tabs>
+        <w:rPr>
+          <w:lang w:eastAsia="ar-SA"/>
+        </w:rPr>
+      </w:pPr>
+    </w:p>
+    <w:p>
+      <w:pPr>
+        <w:tabs>
+          <w:tab w:val="left" w:pos="9226"/>
+        </w:tabs>
+        <w:rPr>
+          <w:lang w:eastAsia="ar-SA"/>
+        </w:rPr>
+      </w:pPr>
     </w:p>
     <w:p>
       <w:pPr>
@@ -3127,393 +5687,11 @@
     </w:p>
     <w:p>
       <w:pPr>
-        <w:spacing w:after="120"/>
-        <w:ind w:firstLine="709"/>
-        <w:jc w:val="right"/>
+        <w:tabs>
+          <w:tab w:val="left" w:pos="9300"/>
+        </w:tabs>
         <w:rPr>
           <w:b/>
-        </w:rPr>
-      </w:pPr>
-    </w:p>
-    <w:p>
-      <w:pPr>
-        <w:spacing w:after="120"/>
-        <w:ind w:firstLine="709"/>
-        <w:jc w:val="right"/>
-        <w:rPr>
-          <w:b/>
-        </w:rPr>
-      </w:pPr>
-    </w:p>
-    <w:p>
-      <w:pPr>
-        <w:spacing w:after="120"/>
-        <w:ind w:firstLine="709"/>
-        <w:jc w:val="right"/>
-        <w:rPr>
-          <w:b/>
-        </w:rPr>
-      </w:pPr>
-      <w:r>
-        <w:rPr>
-          <w:b/>
-        </w:rPr>
-        <w:lastRenderedPageBreak/>
-        <w:t>Приложение №</w:t>
-      </w:r>
-      <w:r>
-        <w:rPr>
-          <w:b/>
-        </w:rPr>
-        <w:t>1</w:t>
-      </w:r>
-    </w:p>
-    <w:p>
-      <w:pPr>
-        <w:spacing w:after="120"/>
-        <w:ind w:firstLine="709"/>
-        <w:jc w:val="both"/>
-        <w:rPr>
-          <w:b/>
-        </w:rPr>
-      </w:pPr>
-    </w:p>
-    <w:tbl>
-      <w:tblPr>
-        <w:tblStyle w:val="a6"/>
-        <w:tblW w:w="5000" w:type="pct"/>
-        <w:jc w:val="center"/>
-        <w:tblBorders>
-          <w:top w:val="none" w:sz="0" w:space="0" w:color="auto"/>
-          <w:left w:val="none" w:sz="0" w:space="0" w:color="auto"/>
-          <w:bottom w:val="none" w:sz="0" w:space="0" w:color="auto"/>
-          <w:right w:val="none" w:sz="0" w:space="0" w:color="auto"/>
-          <w:insideH w:val="none" w:sz="0" w:space="0" w:color="auto"/>
-          <w:insideV w:val="none" w:sz="0" w:space="0" w:color="auto"/>
-        </w:tblBorders>
-        <w:tblLook w:val="04A0" w:firstRow="1" w:lastRow="0" w:firstColumn="1" w:lastColumn="0" w:noHBand="0" w:noVBand="1"/>
-      </w:tblPr>
-      <w:tblGrid>
-        <w:gridCol w:w="14570"/>
-      </w:tblGrid>
-      <w:tr>
-        <w:trPr>
-          <w:jc w:val="center"/>
-        </w:trPr>
-        <w:tc>
-          <w:tcPr>
-            <w:tcW w:w="5000" w:type="pct"/>
-          </w:tcPr>
-          <w:p>
-            <w:pPr>
-              <w:jc w:val="center"/>
-              <w:rPr>
-                <w:bCs/>
-              </w:rPr>
-            </w:pPr>
-            <w:r>
-              <w:rPr>
-                <w:noProof/>
-              </w:rPr>
-              <w:drawing>
-                <wp:inline distT="0" distB="0" distL="0" distR="0" wp14:anchorId="409217B9" wp14:editId="3C292E2E">
-                  <wp:extent cx="2714206" cy="3618498"/>
-                  <wp:effectExtent l="5080" t="0" r="0" b="0"/>
-                  <wp:docPr id="2113194464" name="Рисунок 1"/>
-                  <wp:cNvGraphicFramePr>
-                    <a:graphicFrameLocks xmlns:a="http://schemas.openxmlformats.org/drawingml/2006/main" noChangeAspect="1"/>
-                  </wp:cNvGraphicFramePr>
-                  <a:graphic xmlns:a="http://schemas.openxmlformats.org/drawingml/2006/main">
-                    <a:graphicData uri="http://schemas.openxmlformats.org/drawingml/2006/picture">
-                      <pic:pic xmlns:pic="http://schemas.openxmlformats.org/drawingml/2006/picture">
-                        <pic:nvPicPr>
-                          <pic:cNvPr id="0" name="Picture 1"/>
-                          <pic:cNvPicPr>
-                            <a:picLocks noChangeAspect="1" noChangeArrowheads="1"/>
-                          </pic:cNvPicPr>
-                        </pic:nvPicPr>
-                        <pic:blipFill>
-                          <a:blip r:embed="rId8" cstate="print">
-                            <a:extLst>
-                              <a:ext uri="{28A0092B-C50C-407E-A947-70E740481C1C}">
-                                <a14:useLocalDpi xmlns:a14="http://schemas.microsoft.com/office/drawing/2010/main" val="0"/>
-                              </a:ext>
-                            </a:extLst>
-                          </a:blip>
-                          <a:srcRect/>
-                          <a:stretch>
-                            <a:fillRect/>
-                          </a:stretch>
-                        </pic:blipFill>
-                        <pic:spPr bwMode="auto">
-                          <a:xfrm rot="16200000">
-                            <a:off x="0" y="0"/>
-                            <a:ext cx="2728428" cy="3637459"/>
-                          </a:xfrm>
-                          <a:prstGeom prst="rect">
-                            <a:avLst/>
-                          </a:prstGeom>
-                          <a:noFill/>
-                          <a:ln>
-                            <a:noFill/>
-                          </a:ln>
-                        </pic:spPr>
-                      </pic:pic>
-                    </a:graphicData>
-                  </a:graphic>
-                </wp:inline>
-              </w:drawing>
-            </w:r>
-          </w:p>
-        </w:tc>
-      </w:tr>
-      <w:tr>
-        <w:trPr>
-          <w:trHeight w:val="911"/>
-          <w:jc w:val="center"/>
-        </w:trPr>
-        <w:tc>
-          <w:tcPr>
-            <w:tcW w:w="5000" w:type="pct"/>
-          </w:tcPr>
-          <w:p>
-            <w:pPr>
-              <w:jc w:val="center"/>
-              <w:rPr>
-                <w:bCs/>
-              </w:rPr>
-            </w:pPr>
-          </w:p>
-          <w:p>
-            <w:pPr>
-              <w:jc w:val="center"/>
-              <w:rPr>
-                <w:bCs/>
-              </w:rPr>
-            </w:pPr>
-            <w:r>
-              <w:rPr>
-                <w:bCs/>
-              </w:rPr>
-              <w:t>Фото №1</w:t>
-            </w:r>
-          </w:p>
-          <w:p>
-            <w:pPr>
-              <w:jc w:val="center"/>
-              <w:rPr>
-                <w:bCs/>
-                <w:sz w:val="20"/>
-                <w:szCs w:val="20"/>
-              </w:rPr>
-            </w:pPr>
-            <w:r>
-              <w:rPr>
-                <w:bCs/>
-              </w:rPr>
-              <w:t>Наушники проводные, торговой марки «DEXP», модель EH-025.</w:t>
-            </w:r>
-            <w:r>
-              <w:rPr>
-                <w:bCs/>
-              </w:rPr>
-              <w:br/>
-            </w:r>
-          </w:p>
-        </w:tc>
-      </w:tr>
-    </w:tbl>
-    <w:p>
-      <w:pPr>
-        <w:rPr>
-          <w:bCs/>
-        </w:rPr>
-      </w:pPr>
-    </w:p>
-    <w:tbl>
-      <w:tblPr>
-        <w:tblStyle w:val="a6"/>
-        <w:tblW w:w="5000" w:type="pct"/>
-        <w:jc w:val="center"/>
-        <w:tblBorders>
-          <w:top w:val="none" w:sz="0" w:space="0" w:color="auto"/>
-          <w:left w:val="none" w:sz="0" w:space="0" w:color="auto"/>
-          <w:bottom w:val="none" w:sz="0" w:space="0" w:color="auto"/>
-          <w:right w:val="none" w:sz="0" w:space="0" w:color="auto"/>
-          <w:insideH w:val="none" w:sz="0" w:space="0" w:color="auto"/>
-          <w:insideV w:val="none" w:sz="0" w:space="0" w:color="auto"/>
-        </w:tblBorders>
-        <w:tblLook w:val="04A0" w:firstRow="1" w:lastRow="0" w:firstColumn="1" w:lastColumn="0" w:noHBand="0" w:noVBand="1"/>
-      </w:tblPr>
-      <w:tblGrid>
-        <w:gridCol w:w="14570"/>
-      </w:tblGrid>
-      <w:tr>
-        <w:trPr>
-          <w:jc w:val="center"/>
-        </w:trPr>
-        <w:tc>
-          <w:tcPr>
-            <w:tcW w:w="5000" w:type="pct"/>
-          </w:tcPr>
-          <w:p>
-            <w:pPr>
-              <w:jc w:val="center"/>
-              <w:rPr>
-                <w:bCs/>
-              </w:rPr>
-            </w:pPr>
-            <w:r>
-              <w:rPr>
-                <w:noProof/>
-              </w:rPr>
-              <w:lastRenderedPageBreak/>
-              <w:drawing>
-                <wp:inline distT="0" distB="0" distL="0" distR="0" wp14:anchorId="3469FE40" wp14:editId="01873C83">
-                  <wp:extent cx="3659911" cy="2745382"/>
-                  <wp:effectExtent l="0" t="0" r="0" b="0"/>
-                  <wp:docPr id="929333780" name="Рисунок 2"/>
-                  <wp:cNvGraphicFramePr>
-                    <a:graphicFrameLocks xmlns:a="http://schemas.openxmlformats.org/drawingml/2006/main" noChangeAspect="1"/>
-                  </wp:cNvGraphicFramePr>
-                  <a:graphic xmlns:a="http://schemas.openxmlformats.org/drawingml/2006/main">
-                    <a:graphicData uri="http://schemas.openxmlformats.org/drawingml/2006/picture">
-                      <pic:pic xmlns:pic="http://schemas.openxmlformats.org/drawingml/2006/picture">
-                        <pic:nvPicPr>
-                          <pic:cNvPr id="0" name="Picture 3"/>
-                          <pic:cNvPicPr>
-                            <a:picLocks noChangeAspect="1" noChangeArrowheads="1"/>
-                          </pic:cNvPicPr>
-                        </pic:nvPicPr>
-                        <pic:blipFill>
-                          <a:blip r:embed="rId9" cstate="print">
-                            <a:extLst>
-                              <a:ext uri="{28A0092B-C50C-407E-A947-70E740481C1C}">
-                                <a14:useLocalDpi xmlns:a14="http://schemas.microsoft.com/office/drawing/2010/main" val="0"/>
-                              </a:ext>
-                            </a:extLst>
-                          </a:blip>
-                          <a:srcRect/>
-                          <a:stretch>
-                            <a:fillRect/>
-                          </a:stretch>
-                        </pic:blipFill>
-                        <pic:spPr bwMode="auto">
-                          <a:xfrm>
-                            <a:off x="0" y="0"/>
-                            <a:ext cx="3673279" cy="2755410"/>
-                          </a:xfrm>
-                          <a:prstGeom prst="rect">
-                            <a:avLst/>
-                          </a:prstGeom>
-                          <a:noFill/>
-                          <a:ln>
-                            <a:noFill/>
-                          </a:ln>
-                        </pic:spPr>
-                      </pic:pic>
-                    </a:graphicData>
-                  </a:graphic>
-                </wp:inline>
-              </w:drawing>
-            </w:r>
-          </w:p>
-        </w:tc>
-      </w:tr>
-      <w:tr>
-        <w:trPr>
-          <w:jc w:val="center"/>
-        </w:trPr>
-        <w:tc>
-          <w:tcPr>
-            <w:tcW w:w="5000" w:type="pct"/>
-          </w:tcPr>
-          <w:p>
-            <w:pPr>
-              <w:jc w:val="center"/>
-              <w:rPr>
-                <w:bCs/>
-              </w:rPr>
-            </w:pPr>
-          </w:p>
-          <w:p>
-            <w:pPr>
-              <w:jc w:val="center"/>
-              <w:rPr>
-                <w:bCs/>
-              </w:rPr>
-            </w:pPr>
-            <w:r>
-              <w:rPr>
-                <w:bCs/>
-              </w:rPr>
-              <w:t xml:space="preserve">Фото №2 </w:t>
-            </w:r>
-          </w:p>
-          <w:p>
-            <w:pPr>
-              <w:jc w:val="center"/>
-              <w:rPr>
-                <w:bCs/>
-              </w:rPr>
-            </w:pPr>
-            <w:r>
-              <w:rPr>
-                <w:bCs/>
-              </w:rPr>
-              <w:t xml:space="preserve">Компоненты. </w:t>
-            </w:r>
-            <w:r>
-              <w:rPr>
-                <w:bCs/>
-              </w:rPr>
-              <w:t>Наушники проводные, торговой марки «DEXP», модель EH-025.</w:t>
-            </w:r>
-            <w:r>
-              <w:rPr>
-                <w:bCs/>
-              </w:rPr>
-              <w:br/>
-            </w:r>
-            <w:r>
-              <w:rPr>
-                <w:bCs/>
-                <w:sz w:val="20"/>
-                <w:szCs w:val="20"/>
-              </w:rPr>
-              <w:t>1</w:t>
-            </w:r>
-            <w:r>
-              <w:rPr>
-                <w:bCs/>
-                <w:sz w:val="20"/>
-                <w:szCs w:val="20"/>
-              </w:rPr>
-              <w:t>÷</w:t>
-            </w:r>
-            <w:r>
-              <w:rPr>
-                <w:bCs/>
-                <w:sz w:val="20"/>
-                <w:szCs w:val="20"/>
-              </w:rPr>
-              <w:t>24</w:t>
-            </w:r>
-            <w:r>
-              <w:rPr>
-                <w:bCs/>
-                <w:sz w:val="20"/>
-                <w:szCs w:val="20"/>
-              </w:rPr>
-              <w:t xml:space="preserve"> компоненты</w:t>
-            </w:r>
-          </w:p>
-        </w:tc>
-      </w:tr>
-    </w:tbl>
-    <w:p>
-      <w:pPr>
-        <w:rPr>
           <w:bCs/>
         </w:rPr>
       </w:pPr>
@@ -3521,16 +5699,69 @@
     <w:p>
       <w:pPr>
         <w:tabs>
-          <w:tab w:val="left" w:pos="1545"/>
-          <w:tab w:val="center" w:pos="2336"/>
+          <w:tab w:val="left" w:pos="9300"/>
         </w:tabs>
-        <w:rPr>
-          <w:color w:val="000000"/>
-          <w:sz w:val="20"/>
-          <w:szCs w:val="20"/>
-          <w:lang w:eastAsia="en-US"/>
+        <w:jc w:val="right"/>
+        <w:rPr>
+          <w:b/>
+          <w:bCs/>
         </w:rPr>
       </w:pPr>
+    </w:p>
+    <w:p>
+      <w:pPr>
+        <w:tabs>
+          <w:tab w:val="left" w:pos="9300"/>
+        </w:tabs>
+        <w:rPr>
+          <w:b/>
+          <w:bCs/>
+        </w:rPr>
+      </w:pPr>
+    </w:p>
+    <w:p>
+      <w:pPr>
+        <w:tabs>
+          <w:tab w:val="left" w:pos="9300"/>
+        </w:tabs>
+        <w:rPr>
+          <w:b/>
+          <w:bCs/>
+        </w:rPr>
+      </w:pPr>
+    </w:p>
+    <w:p>
+      <w:pPr>
+        <w:tabs>
+          <w:tab w:val="left" w:pos="9300"/>
+        </w:tabs>
+        <w:jc w:val="right"/>
+        <w:rPr>
+          <w:rFonts w:eastAsia="Calibri"/>
+        </w:rPr>
+      </w:pPr>
+      <w:r>
+        <w:rPr>
+          <w:b/>
+          <w:bCs/>
+        </w:rPr>
+        <w:lastRenderedPageBreak/>
+        <w:t xml:space="preserve">Приложение </w:t>
+      </w:r>
+      <w:r>
+        <w:rPr>
+          <w:b/>
+          <w:bCs/>
+        </w:rPr>
+        <w:t xml:space="preserve">№ </w:t>
+      </w:r>
+      <w:r>
+        <w:rPr>
+          <w:b/>
+          <w:bCs/>
+        </w:rPr>
+        <w:t>1</w:t>
+      </w:r>
     </w:p>
     <w:p>
       <w:pPr>
@@ -3560,7 +5791,7 @@
       </w:r>
     </w:p>
     <w:sectPr>
-      <w:headerReference w:type="default" r:id="rId10"/>
+      <w:headerReference w:type="default" r:id="rId12"/>
       <w:pgSz w:w="16838" w:h="11906" w:orient="landscape"/>
       <w:pgMar w:top="1701" w:right="1134" w:bottom="851" w:left="1134" w:header="709" w:footer="709" w:gutter="0"/>
       <w:pgNumType w:start="1"/>
@@ -3705,7 +5936,7 @@
               <w:sz w:val="20"/>
               <w:szCs w:val="20"/>
             </w:rPr>
-            <w:t>13ТР-НИ от 05.06.2026</w:t>
+            <w:t>46ТР-НИ от 05.08.2026</w:t>
           </w:r>
         </w:p>
       </w:tc>
@@ -3816,6 +6047,7 @@
             <w:rPr>
               <w:sz w:val="20"/>
               <w:szCs w:val="20"/>
+              <w:lang w:val="en-US"/>
             </w:rPr>
           </w:pPr>
           <w:r>
@@ -3823,21 +6055,15 @@
               <w:sz w:val="20"/>
               <w:szCs w:val="20"/>
             </w:rPr>
-            <w:t xml:space="preserve">Общее количество страниц: </w:t>
+            <w:t>Общее количество страниц:</w:t>
           </w:r>
           <w:r>
             <w:rPr>
               <w:sz w:val="20"/>
               <w:szCs w:val="20"/>
+              <w:lang w:val="en-US"/>
             </w:rPr>
-            <w:t>2</w:t>
-          </w:r>
-          <w:r>
-            <w:rPr>
-              <w:sz w:val="20"/>
-              <w:szCs w:val="20"/>
-            </w:rPr>
-            <w:t>1</w:t>
+            <w:t>51</w:t>
           </w:r>
         </w:p>
       </w:tc>
@@ -3874,100 +6100,8 @@
       </w:rPr>
     </w:lvl>
   </w:abstractNum>
-  <w:abstractNum w:abstractNumId="1" w15:restartNumberingAfterBreak="0">
-    <w:nsid w:val="71105270"/>
-    <w:multiLevelType w:val="hybridMultilevel"/>
-    <w:tmpl w:val="9CF83F58"/>
-    <w:lvl w:ilvl="0" w:tplc="917246A4">
-      <w:start w:val="1"/>
-      <w:numFmt w:val="bullet"/>
-      <w:lvlText w:val="●"/>
-      <w:lvlJc w:val="left"/>
-      <w:pPr>
-        <w:ind w:left="720" w:hanging="360"/>
-      </w:pPr>
-    </w:lvl>
-    <w:lvl w:ilvl="1" w:tplc="5CDE1C4E">
-      <w:start w:val="1"/>
-      <w:numFmt w:val="bullet"/>
-      <w:lvlText w:val="○"/>
-      <w:lvlJc w:val="left"/>
-      <w:pPr>
-        <w:ind w:left="1440" w:hanging="360"/>
-      </w:pPr>
-    </w:lvl>
-    <w:lvl w:ilvl="2" w:tplc="45DEA920">
-      <w:start w:val="1"/>
-      <w:numFmt w:val="bullet"/>
-      <w:lvlText w:val="■"/>
-      <w:lvlJc w:val="left"/>
-      <w:pPr>
-        <w:ind w:left="2160" w:hanging="360"/>
-      </w:pPr>
-    </w:lvl>
-    <w:lvl w:ilvl="3" w:tplc="D7DCCB78">
-      <w:start w:val="1"/>
-      <w:numFmt w:val="bullet"/>
-      <w:lvlText w:val="●"/>
-      <w:lvlJc w:val="left"/>
-      <w:pPr>
-        <w:ind w:left="2880" w:hanging="360"/>
-      </w:pPr>
-    </w:lvl>
-    <w:lvl w:ilvl="4" w:tplc="407EA48C">
-      <w:start w:val="1"/>
-      <w:numFmt w:val="bullet"/>
-      <w:lvlText w:val="○"/>
-      <w:lvlJc w:val="left"/>
-      <w:pPr>
-        <w:ind w:left="3600" w:hanging="360"/>
-      </w:pPr>
-    </w:lvl>
-    <w:lvl w:ilvl="5" w:tplc="3D8C888A">
-      <w:start w:val="1"/>
-      <w:numFmt w:val="bullet"/>
-      <w:lvlText w:val="■"/>
-      <w:lvlJc w:val="left"/>
-      <w:pPr>
-        <w:ind w:left="4320" w:hanging="360"/>
-      </w:pPr>
-    </w:lvl>
-    <w:lvl w:ilvl="6" w:tplc="78861162">
-      <w:start w:val="1"/>
-      <w:numFmt w:val="bullet"/>
-      <w:lvlText w:val="●"/>
-      <w:lvlJc w:val="left"/>
-      <w:pPr>
-        <w:ind w:left="5040" w:hanging="360"/>
-      </w:pPr>
-    </w:lvl>
-    <w:lvl w:ilvl="7" w:tplc="312A73FC">
-      <w:start w:val="1"/>
-      <w:numFmt w:val="bullet"/>
-      <w:lvlText w:val="●"/>
-      <w:lvlJc w:val="left"/>
-      <w:pPr>
-        <w:ind w:left="5760" w:hanging="360"/>
-      </w:pPr>
-    </w:lvl>
-    <w:lvl w:ilvl="8" w:tplc="29088740">
-      <w:start w:val="1"/>
-      <w:numFmt w:val="bullet"/>
-      <w:lvlText w:val="●"/>
-      <w:lvlJc w:val="left"/>
-      <w:pPr>
-        <w:ind w:left="6480" w:hanging="360"/>
-      </w:pPr>
-    </w:lvl>
-  </w:abstractNum>
   <w:num w:numId="1" w16cid:durableId="1009210708">
     <w:abstractNumId w:val="0"/>
-  </w:num>
-  <w:num w:numId="2" w16cid:durableId="1705056978">
-    <w:abstractNumId w:val="1"/>
-    <w:lvlOverride w:ilvl="0">
-      <w:startOverride w:val="1"/>
-    </w:lvlOverride>
   </w:num>
 </w:numbering>
 </file>
@@ -4169,7 +6303,7 @@
     <w:lsdException w:name="Medium Shading 2 Accent 1" w:uiPriority="64"/>
     <w:lsdException w:name="Medium List 1 Accent 1" w:uiPriority="65"/>
     <w:lsdException w:name="Revision" w:semiHidden="1"/>
-    <w:lsdException w:name="List Paragraph" w:uiPriority="0" w:qFormat="1"/>
+    <w:lsdException w:name="List Paragraph" w:uiPriority="34" w:qFormat="1"/>
     <w:lsdException w:name="Quote" w:uiPriority="29" w:qFormat="1"/>
     <w:lsdException w:name="Intense Quote" w:uiPriority="30" w:qFormat="1"/>
     <w:lsdException w:name="Medium List 2 Accent 1" w:uiPriority="66"/>
@@ -4378,126 +6512,6 @@
       <w:rFonts w:ascii="Times New Roman" w:eastAsia="Times New Roman" w:hAnsi="Times New Roman" w:cs="Times New Roman"/>
       <w:sz w:val="24"/>
       <w:szCs w:val="24"/>
-      <w:lang w:eastAsia="ru-RU"/>
-    </w:rPr>
-  </w:style>
-  <w:style w:type="paragraph" w:styleId="1">
-    <w:name w:val="heading 1"/>
-    <w:link w:val="10"/>
-    <w:uiPriority w:val="9"/>
-    <w:qFormat/>
-    <w:rsid w:val="00FC7253"/>
-    <w:pPr>
-      <w:spacing w:after="0" w:line="240" w:lineRule="auto"/>
-      <w:outlineLvl w:val="0"/>
-    </w:pPr>
-    <w:rPr>
-      <w:rFonts w:ascii="Times New Roman" w:eastAsia="Times New Roman" w:hAnsi="Times New Roman" w:cs="Times New Roman"/>
-      <w:color w:val="2E74B5"/>
-      <w:sz w:val="32"/>
-      <w:szCs w:val="32"/>
-      <w:lang w:eastAsia="ru-RU"/>
-    </w:rPr>
-  </w:style>
-  <w:style w:type="paragraph" w:styleId="2">
-    <w:name w:val="heading 2"/>
-    <w:link w:val="20"/>
-    <w:uiPriority w:val="9"/>
-    <w:semiHidden/>
-    <w:unhideWhenUsed/>
-    <w:qFormat/>
-    <w:rsid w:val="00FC7253"/>
-    <w:pPr>
-      <w:spacing w:after="0" w:line="240" w:lineRule="auto"/>
-      <w:outlineLvl w:val="1"/>
-    </w:pPr>
-    <w:rPr>
-      <w:rFonts w:ascii="Times New Roman" w:eastAsia="Times New Roman" w:hAnsi="Times New Roman" w:cs="Times New Roman"/>
-      <w:color w:val="2E74B5"/>
-      <w:sz w:val="26"/>
-      <w:szCs w:val="26"/>
-      <w:lang w:eastAsia="ru-RU"/>
-    </w:rPr>
-  </w:style>
-  <w:style w:type="paragraph" w:styleId="3">
-    <w:name w:val="heading 3"/>
-    <w:link w:val="30"/>
-    <w:uiPriority w:val="9"/>
-    <w:semiHidden/>
-    <w:unhideWhenUsed/>
-    <w:qFormat/>
-    <w:rsid w:val="00FC7253"/>
-    <w:pPr>
-      <w:spacing w:after="0" w:line="240" w:lineRule="auto"/>
-      <w:outlineLvl w:val="2"/>
-    </w:pPr>
-    <w:rPr>
-      <w:rFonts w:ascii="Times New Roman" w:eastAsia="Times New Roman" w:hAnsi="Times New Roman" w:cs="Times New Roman"/>
-      <w:color w:val="1F4D78"/>
-      <w:sz w:val="24"/>
-      <w:szCs w:val="24"/>
-      <w:lang w:eastAsia="ru-RU"/>
-    </w:rPr>
-  </w:style>
-  <w:style w:type="paragraph" w:styleId="4">
-    <w:name w:val="heading 4"/>
-    <w:link w:val="40"/>
-    <w:uiPriority w:val="9"/>
-    <w:semiHidden/>
-    <w:unhideWhenUsed/>
-    <w:qFormat/>
-    <w:rsid w:val="00FC7253"/>
-    <w:pPr>
-      <w:spacing w:after="0" w:line="240" w:lineRule="auto"/>
-      <w:outlineLvl w:val="3"/>
-    </w:pPr>
-    <w:rPr>
-      <w:rFonts w:ascii="Times New Roman" w:eastAsia="Times New Roman" w:hAnsi="Times New Roman" w:cs="Times New Roman"/>
-      <w:i/>
-      <w:iCs/>
-      <w:color w:val="2E74B5"/>
-      <w:sz w:val="20"/>
-      <w:szCs w:val="20"/>
-      <w:lang w:eastAsia="ru-RU"/>
-    </w:rPr>
-  </w:style>
-  <w:style w:type="paragraph" w:styleId="5">
-    <w:name w:val="heading 5"/>
-    <w:link w:val="50"/>
-    <w:uiPriority w:val="9"/>
-    <w:semiHidden/>
-    <w:unhideWhenUsed/>
-    <w:qFormat/>
-    <w:rsid w:val="00FC7253"/>
-    <w:pPr>
-      <w:spacing w:after="0" w:line="240" w:lineRule="auto"/>
-      <w:outlineLvl w:val="4"/>
-    </w:pPr>
-    <w:rPr>
-      <w:rFonts w:ascii="Times New Roman" w:eastAsia="Times New Roman" w:hAnsi="Times New Roman" w:cs="Times New Roman"/>
-      <w:color w:val="2E74B5"/>
-      <w:sz w:val="20"/>
-      <w:szCs w:val="20"/>
-      <w:lang w:eastAsia="ru-RU"/>
-    </w:rPr>
-  </w:style>
-  <w:style w:type="paragraph" w:styleId="6">
-    <w:name w:val="heading 6"/>
-    <w:link w:val="60"/>
-    <w:uiPriority w:val="9"/>
-    <w:semiHidden/>
-    <w:unhideWhenUsed/>
-    <w:qFormat/>
-    <w:rsid w:val="00FC7253"/>
-    <w:pPr>
-      <w:spacing w:after="0" w:line="240" w:lineRule="auto"/>
-      <w:outlineLvl w:val="5"/>
-    </w:pPr>
-    <w:rPr>
-      <w:rFonts w:ascii="Times New Roman" w:eastAsia="Times New Roman" w:hAnsi="Times New Roman" w:cs="Times New Roman"/>
-      <w:color w:val="1F4D78"/>
-      <w:sz w:val="20"/>
-      <w:szCs w:val="20"/>
       <w:lang w:eastAsia="ru-RU"/>
     </w:rPr>
   </w:style>
@@ -4727,206 +6741,464 @@
       <w:szCs w:val="18"/>
     </w:rPr>
   </w:style>
-  <w:style w:type="character" w:customStyle="1" w:styleId="10">
-    <w:name w:val="Заголовок 1 Знак"/>
-    <w:basedOn w:val="a0"/>
-    <w:link w:val="1"/>
-    <w:uiPriority w:val="9"/>
-    <w:rsid w:val="00FC7253"/>
+  <w:style w:type="table" w:customStyle="1" w:styleId="1">
+    <w:name w:val="Сетка таблицы1"/>
+    <w:basedOn w:val="a1"/>
+    <w:next w:val="a6"/>
+    <w:uiPriority w:val="39"/>
+    <w:qFormat/>
+    <w:rsid w:val="00501DDD"/>
+    <w:pPr>
+      <w:spacing w:after="0" w:line="240" w:lineRule="auto"/>
+    </w:pPr>
     <w:rPr>
-      <w:rFonts w:ascii="Times New Roman" w:eastAsia="Times New Roman" w:hAnsi="Times New Roman" w:cs="Times New Roman"/>
-      <w:color w:val="2E74B5"/>
-      <w:sz w:val="32"/>
-      <w:szCs w:val="32"/>
-      <w:lang w:eastAsia="ru-RU"/>
-    </w:rPr>
-  </w:style>
-  <w:style w:type="character" w:customStyle="1" w:styleId="20">
-    <w:name w:val="Заголовок 2 Знак"/>
-    <w:basedOn w:val="a0"/>
-    <w:link w:val="2"/>
-    <w:uiPriority w:val="9"/>
-    <w:semiHidden/>
-    <w:rsid w:val="00FC7253"/>
-    <w:rPr>
-      <w:rFonts w:ascii="Times New Roman" w:eastAsia="Times New Roman" w:hAnsi="Times New Roman" w:cs="Times New Roman"/>
-      <w:color w:val="2E74B5"/>
-      <w:sz w:val="26"/>
-      <w:szCs w:val="26"/>
-      <w:lang w:eastAsia="ru-RU"/>
-    </w:rPr>
-  </w:style>
-  <w:style w:type="character" w:customStyle="1" w:styleId="30">
-    <w:name w:val="Заголовок 3 Знак"/>
-    <w:basedOn w:val="a0"/>
-    <w:link w:val="3"/>
-    <w:uiPriority w:val="9"/>
-    <w:semiHidden/>
-    <w:rsid w:val="00FC7253"/>
-    <w:rPr>
-      <w:rFonts w:ascii="Times New Roman" w:eastAsia="Times New Roman" w:hAnsi="Times New Roman" w:cs="Times New Roman"/>
-      <w:color w:val="1F4D78"/>
-      <w:sz w:val="24"/>
-      <w:szCs w:val="24"/>
-      <w:lang w:eastAsia="ru-RU"/>
-    </w:rPr>
-  </w:style>
-  <w:style w:type="character" w:customStyle="1" w:styleId="40">
-    <w:name w:val="Заголовок 4 Знак"/>
-    <w:basedOn w:val="a0"/>
-    <w:link w:val="4"/>
-    <w:uiPriority w:val="9"/>
-    <w:semiHidden/>
-    <w:rsid w:val="00FC7253"/>
-    <w:rPr>
-      <w:rFonts w:ascii="Times New Roman" w:eastAsia="Times New Roman" w:hAnsi="Times New Roman" w:cs="Times New Roman"/>
-      <w:i/>
-      <w:iCs/>
-      <w:color w:val="2E74B5"/>
+      <w:rFonts w:ascii="Times New Roman" w:eastAsia="SimSun" w:hAnsi="Times New Roman" w:cs="Times New Roman"/>
       <w:sz w:val="20"/>
       <w:szCs w:val="20"/>
       <w:lang w:eastAsia="ru-RU"/>
     </w:rPr>
+    <w:tblPr>
+      <w:tblBorders>
+        <w:top w:val="single" w:sz="4" w:space="0" w:color="auto"/>
+        <w:left w:val="single" w:sz="4" w:space="0" w:color="auto"/>
+        <w:bottom w:val="single" w:sz="4" w:space="0" w:color="auto"/>
+        <w:right w:val="single" w:sz="4" w:space="0" w:color="auto"/>
+        <w:insideH w:val="single" w:sz="4" w:space="0" w:color="auto"/>
+        <w:insideV w:val="single" w:sz="4" w:space="0" w:color="auto"/>
+      </w:tblBorders>
+    </w:tblPr>
   </w:style>
-  <w:style w:type="character" w:customStyle="1" w:styleId="50">
-    <w:name w:val="Заголовок 5 Знак"/>
-    <w:basedOn w:val="a0"/>
-    <w:link w:val="5"/>
-    <w:uiPriority w:val="9"/>
-    <w:semiHidden/>
-    <w:rsid w:val="00FC7253"/>
+  <w:style w:type="table" w:customStyle="1" w:styleId="2">
+    <w:name w:val="Сетка таблицы2"/>
+    <w:basedOn w:val="a1"/>
+    <w:next w:val="a6"/>
+    <w:uiPriority w:val="39"/>
+    <w:qFormat/>
+    <w:rsid w:val="0070420E"/>
+    <w:pPr>
+      <w:spacing w:after="0" w:line="240" w:lineRule="auto"/>
+    </w:pPr>
     <w:rPr>
-      <w:rFonts w:ascii="Times New Roman" w:eastAsia="Times New Roman" w:hAnsi="Times New Roman" w:cs="Times New Roman"/>
-      <w:color w:val="2E74B5"/>
+      <w:rFonts w:ascii="Times New Roman" w:eastAsia="SimSun" w:hAnsi="Times New Roman" w:cs="Times New Roman"/>
       <w:sz w:val="20"/>
       <w:szCs w:val="20"/>
       <w:lang w:eastAsia="ru-RU"/>
     </w:rPr>
+    <w:tblPr>
+      <w:tblBorders>
+        <w:top w:val="single" w:sz="4" w:space="0" w:color="auto"/>
+        <w:left w:val="single" w:sz="4" w:space="0" w:color="auto"/>
+        <w:bottom w:val="single" w:sz="4" w:space="0" w:color="auto"/>
+        <w:right w:val="single" w:sz="4" w:space="0" w:color="auto"/>
+        <w:insideH w:val="single" w:sz="4" w:space="0" w:color="auto"/>
+        <w:insideV w:val="single" w:sz="4" w:space="0" w:color="auto"/>
+      </w:tblBorders>
+    </w:tblPr>
   </w:style>
-  <w:style w:type="character" w:customStyle="1" w:styleId="60">
-    <w:name w:val="Заголовок 6 Знак"/>
-    <w:basedOn w:val="a0"/>
-    <w:link w:val="6"/>
-    <w:uiPriority w:val="9"/>
-    <w:semiHidden/>
-    <w:rsid w:val="00FC7253"/>
+  <w:style w:type="table" w:customStyle="1" w:styleId="3">
+    <w:name w:val="Сетка таблицы3"/>
+    <w:basedOn w:val="a1"/>
+    <w:next w:val="a6"/>
+    <w:uiPriority w:val="39"/>
+    <w:qFormat/>
+    <w:rsid w:val="0047262B"/>
+    <w:pPr>
+      <w:spacing w:after="0" w:line="240" w:lineRule="auto"/>
+    </w:pPr>
     <w:rPr>
-      <w:rFonts w:ascii="Times New Roman" w:eastAsia="Times New Roman" w:hAnsi="Times New Roman" w:cs="Times New Roman"/>
-      <w:color w:val="1F4D78"/>
+      <w:rFonts w:ascii="Times New Roman" w:eastAsia="SimSun" w:hAnsi="Times New Roman" w:cs="Times New Roman"/>
       <w:sz w:val="20"/>
       <w:szCs w:val="20"/>
       <w:lang w:eastAsia="ru-RU"/>
     </w:rPr>
+    <w:tblPr>
+      <w:tblBorders>
+        <w:top w:val="single" w:sz="4" w:space="0" w:color="auto"/>
+        <w:left w:val="single" w:sz="4" w:space="0" w:color="auto"/>
+        <w:bottom w:val="single" w:sz="4" w:space="0" w:color="auto"/>
+        <w:right w:val="single" w:sz="4" w:space="0" w:color="auto"/>
+        <w:insideH w:val="single" w:sz="4" w:space="0" w:color="auto"/>
+        <w:insideV w:val="single" w:sz="4" w:space="0" w:color="auto"/>
+      </w:tblBorders>
+    </w:tblPr>
   </w:style>
-  <w:style w:type="paragraph" w:styleId="ac">
-    <w:name w:val="Title"/>
-    <w:link w:val="ad"/>
-    <w:uiPriority w:val="10"/>
+  <w:style w:type="table" w:customStyle="1" w:styleId="4">
+    <w:name w:val="Сетка таблицы4"/>
+    <w:basedOn w:val="a1"/>
+    <w:next w:val="a6"/>
+    <w:uiPriority w:val="39"/>
     <w:qFormat/>
-    <w:rsid w:val="00FC7253"/>
+    <w:rsid w:val="00CD5B2E"/>
     <w:pPr>
       <w:spacing w:after="0" w:line="240" w:lineRule="auto"/>
     </w:pPr>
     <w:rPr>
-      <w:rFonts w:ascii="Times New Roman" w:eastAsia="Times New Roman" w:hAnsi="Times New Roman" w:cs="Times New Roman"/>
-      <w:sz w:val="56"/>
-      <w:szCs w:val="56"/>
+      <w:rFonts w:ascii="Times New Roman" w:eastAsia="SimSun" w:hAnsi="Times New Roman" w:cs="Times New Roman"/>
+      <w:sz w:val="20"/>
+      <w:szCs w:val="20"/>
       <w:lang w:eastAsia="ru-RU"/>
     </w:rPr>
+    <w:tblPr>
+      <w:tblBorders>
+        <w:top w:val="single" w:sz="4" w:space="0" w:color="auto"/>
+        <w:left w:val="single" w:sz="4" w:space="0" w:color="auto"/>
+        <w:bottom w:val="single" w:sz="4" w:space="0" w:color="auto"/>
+        <w:right w:val="single" w:sz="4" w:space="0" w:color="auto"/>
+        <w:insideH w:val="single" w:sz="4" w:space="0" w:color="auto"/>
+        <w:insideV w:val="single" w:sz="4" w:space="0" w:color="auto"/>
+      </w:tblBorders>
+    </w:tblPr>
   </w:style>
-  <w:style w:type="character" w:customStyle="1" w:styleId="ad">
-    <w:name w:val="Заголовок Знак"/>
-    <w:basedOn w:val="a0"/>
-    <w:link w:val="ac"/>
-    <w:uiPriority w:val="10"/>
-    <w:rsid w:val="00FC7253"/>
-    <w:rPr>
-      <w:rFonts w:ascii="Times New Roman" w:eastAsia="Times New Roman" w:hAnsi="Times New Roman" w:cs="Times New Roman"/>
-      <w:sz w:val="56"/>
-      <w:szCs w:val="56"/>
-      <w:lang w:eastAsia="ru-RU"/>
-    </w:rPr>
-  </w:style>
-  <w:style w:type="paragraph" w:customStyle="1" w:styleId="11">
-    <w:name w:val="Строгий1"/>
+  <w:style w:type="table" w:customStyle="1" w:styleId="5">
+    <w:name w:val="Сетка таблицы5"/>
+    <w:basedOn w:val="a1"/>
+    <w:next w:val="a6"/>
+    <w:uiPriority w:val="39"/>
     <w:qFormat/>
-    <w:rsid w:val="00FC7253"/>
+    <w:rsid w:val="00671588"/>
     <w:pPr>
       <w:spacing w:after="0" w:line="240" w:lineRule="auto"/>
     </w:pPr>
     <w:rPr>
-      <w:rFonts w:ascii="Times New Roman" w:eastAsia="Times New Roman" w:hAnsi="Times New Roman" w:cs="Times New Roman"/>
-      <w:b/>
-      <w:bCs/>
+      <w:rFonts w:ascii="Times New Roman" w:eastAsia="SimSun" w:hAnsi="Times New Roman" w:cs="Times New Roman"/>
       <w:sz w:val="20"/>
       <w:szCs w:val="20"/>
       <w:lang w:eastAsia="ru-RU"/>
     </w:rPr>
+    <w:tblPr>
+      <w:tblBorders>
+        <w:top w:val="single" w:sz="4" w:space="0" w:color="auto"/>
+        <w:left w:val="single" w:sz="4" w:space="0" w:color="auto"/>
+        <w:bottom w:val="single" w:sz="4" w:space="0" w:color="auto"/>
+        <w:right w:val="single" w:sz="4" w:space="0" w:color="auto"/>
+        <w:insideH w:val="single" w:sz="4" w:space="0" w:color="auto"/>
+        <w:insideV w:val="single" w:sz="4" w:space="0" w:color="auto"/>
+      </w:tblBorders>
+    </w:tblPr>
   </w:style>
-  <w:style w:type="paragraph" w:styleId="ae">
-    <w:name w:val="List Paragraph"/>
+  <w:style w:type="table" w:customStyle="1" w:styleId="6">
+    <w:name w:val="Сетка таблицы6"/>
+    <w:basedOn w:val="a1"/>
+    <w:next w:val="a6"/>
+    <w:uiPriority w:val="39"/>
     <w:qFormat/>
-    <w:rsid w:val="00FC7253"/>
+    <w:rsid w:val="00DB0CC3"/>
     <w:pPr>
       <w:spacing w:after="0" w:line="240" w:lineRule="auto"/>
     </w:pPr>
     <w:rPr>
-      <w:rFonts w:ascii="Times New Roman" w:eastAsia="Times New Roman" w:hAnsi="Times New Roman" w:cs="Times New Roman"/>
+      <w:rFonts w:ascii="Times New Roman" w:eastAsia="SimSun" w:hAnsi="Times New Roman" w:cs="Times New Roman"/>
       <w:sz w:val="20"/>
       <w:szCs w:val="20"/>
       <w:lang w:eastAsia="ru-RU"/>
     </w:rPr>
+    <w:tblPr>
+      <w:tblBorders>
+        <w:top w:val="single" w:sz="4" w:space="0" w:color="auto"/>
+        <w:left w:val="single" w:sz="4" w:space="0" w:color="auto"/>
+        <w:bottom w:val="single" w:sz="4" w:space="0" w:color="auto"/>
+        <w:right w:val="single" w:sz="4" w:space="0" w:color="auto"/>
+        <w:insideH w:val="single" w:sz="4" w:space="0" w:color="auto"/>
+        <w:insideV w:val="single" w:sz="4" w:space="0" w:color="auto"/>
+      </w:tblBorders>
+    </w:tblPr>
   </w:style>
-  <w:style w:type="character" w:styleId="af">
-    <w:name w:val="Hyperlink"/>
-    <w:uiPriority w:val="99"/>
-    <w:unhideWhenUsed/>
-    <w:rsid w:val="00FC7253"/>
-    <w:rPr>
-      <w:color w:val="0563C1"/>
-      <w:u w:val="single"/>
-    </w:rPr>
-  </w:style>
-  <w:style w:type="character" w:styleId="af0">
-    <w:name w:val="endnote reference"/>
-    <w:uiPriority w:val="99"/>
-    <w:semiHidden/>
-    <w:unhideWhenUsed/>
-    <w:rsid w:val="00FC7253"/>
-    <w:rPr>
-      <w:vertAlign w:val="superscript"/>
-    </w:rPr>
-  </w:style>
-  <w:style w:type="paragraph" w:styleId="af1">
-    <w:name w:val="endnote text"/>
-    <w:link w:val="af2"/>
-    <w:uiPriority w:val="99"/>
-    <w:semiHidden/>
-    <w:unhideWhenUsed/>
-    <w:rsid w:val="00FC7253"/>
+  <w:style w:type="table" w:customStyle="1" w:styleId="7">
+    <w:name w:val="Сетка таблицы7"/>
+    <w:basedOn w:val="a1"/>
+    <w:next w:val="a6"/>
+    <w:uiPriority w:val="39"/>
+    <w:qFormat/>
+    <w:rsid w:val="00DB4439"/>
     <w:pPr>
       <w:spacing w:after="0" w:line="240" w:lineRule="auto"/>
     </w:pPr>
     <w:rPr>
-      <w:rFonts w:ascii="Times New Roman" w:eastAsia="Times New Roman" w:hAnsi="Times New Roman" w:cs="Times New Roman"/>
+      <w:rFonts w:ascii="Times New Roman" w:eastAsia="SimSun" w:hAnsi="Times New Roman" w:cs="Times New Roman"/>
       <w:sz w:val="20"/>
       <w:szCs w:val="20"/>
       <w:lang w:eastAsia="ru-RU"/>
     </w:rPr>
+    <w:tblPr>
+      <w:tblBorders>
+        <w:top w:val="single" w:sz="4" w:space="0" w:color="auto"/>
+        <w:left w:val="single" w:sz="4" w:space="0" w:color="auto"/>
+        <w:bottom w:val="single" w:sz="4" w:space="0" w:color="auto"/>
+        <w:right w:val="single" w:sz="4" w:space="0" w:color="auto"/>
+        <w:insideH w:val="single" w:sz="4" w:space="0" w:color="auto"/>
+        <w:insideV w:val="single" w:sz="4" w:space="0" w:color="auto"/>
+      </w:tblBorders>
+    </w:tblPr>
   </w:style>
-  <w:style w:type="character" w:customStyle="1" w:styleId="af2">
-    <w:name w:val="Текст концевой сноски Знак"/>
-    <w:basedOn w:val="a0"/>
-    <w:link w:val="af1"/>
-    <w:uiPriority w:val="99"/>
-    <w:semiHidden/>
-    <w:rsid w:val="00FC7253"/>
+  <w:style w:type="table" w:customStyle="1" w:styleId="8">
+    <w:name w:val="Сетка таблицы8"/>
+    <w:basedOn w:val="a1"/>
+    <w:next w:val="a6"/>
+    <w:uiPriority w:val="39"/>
+    <w:qFormat/>
+    <w:rsid w:val="00542E55"/>
+    <w:pPr>
+      <w:spacing w:after="0" w:line="240" w:lineRule="auto"/>
+    </w:pPr>
     <w:rPr>
-      <w:rFonts w:ascii="Times New Roman" w:eastAsia="Times New Roman" w:hAnsi="Times New Roman" w:cs="Times New Roman"/>
+      <w:rFonts w:ascii="Times New Roman" w:eastAsia="SimSun" w:hAnsi="Times New Roman" w:cs="Times New Roman"/>
       <w:sz w:val="20"/>
       <w:szCs w:val="20"/>
       <w:lang w:eastAsia="ru-RU"/>
     </w:rPr>
+    <w:tblPr>
+      <w:tblBorders>
+        <w:top w:val="single" w:sz="4" w:space="0" w:color="auto"/>
+        <w:left w:val="single" w:sz="4" w:space="0" w:color="auto"/>
+        <w:bottom w:val="single" w:sz="4" w:space="0" w:color="auto"/>
+        <w:right w:val="single" w:sz="4" w:space="0" w:color="auto"/>
+        <w:insideH w:val="single" w:sz="4" w:space="0" w:color="auto"/>
+        <w:insideV w:val="single" w:sz="4" w:space="0" w:color="auto"/>
+      </w:tblBorders>
+    </w:tblPr>
+  </w:style>
+  <w:style w:type="table" w:customStyle="1" w:styleId="9">
+    <w:name w:val="Сетка таблицы9"/>
+    <w:basedOn w:val="a1"/>
+    <w:next w:val="a6"/>
+    <w:uiPriority w:val="39"/>
+    <w:qFormat/>
+    <w:rsid w:val="00704210"/>
+    <w:pPr>
+      <w:spacing w:after="0" w:line="240" w:lineRule="auto"/>
+    </w:pPr>
+    <w:rPr>
+      <w:rFonts w:ascii="Times New Roman" w:eastAsia="SimSun" w:hAnsi="Times New Roman" w:cs="Times New Roman"/>
+      <w:sz w:val="20"/>
+      <w:szCs w:val="20"/>
+      <w:lang w:eastAsia="ru-RU"/>
+    </w:rPr>
+    <w:tblPr>
+      <w:tblBorders>
+        <w:top w:val="single" w:sz="4" w:space="0" w:color="auto"/>
+        <w:left w:val="single" w:sz="4" w:space="0" w:color="auto"/>
+        <w:bottom w:val="single" w:sz="4" w:space="0" w:color="auto"/>
+        <w:right w:val="single" w:sz="4" w:space="0" w:color="auto"/>
+        <w:insideH w:val="single" w:sz="4" w:space="0" w:color="auto"/>
+        <w:insideV w:val="single" w:sz="4" w:space="0" w:color="auto"/>
+      </w:tblBorders>
+    </w:tblPr>
+  </w:style>
+  <w:style w:type="table" w:customStyle="1" w:styleId="10">
+    <w:name w:val="Сетка таблицы10"/>
+    <w:basedOn w:val="a1"/>
+    <w:next w:val="a6"/>
+    <w:uiPriority w:val="39"/>
+    <w:qFormat/>
+    <w:rsid w:val="00641310"/>
+    <w:pPr>
+      <w:spacing w:after="0" w:line="240" w:lineRule="auto"/>
+    </w:pPr>
+    <w:rPr>
+      <w:rFonts w:ascii="Times New Roman" w:eastAsia="SimSun" w:hAnsi="Times New Roman" w:cs="Times New Roman"/>
+      <w:sz w:val="20"/>
+      <w:szCs w:val="20"/>
+      <w:lang w:eastAsia="ru-RU"/>
+    </w:rPr>
+    <w:tblPr>
+      <w:tblBorders>
+        <w:top w:val="single" w:sz="4" w:space="0" w:color="auto"/>
+        <w:left w:val="single" w:sz="4" w:space="0" w:color="auto"/>
+        <w:bottom w:val="single" w:sz="4" w:space="0" w:color="auto"/>
+        <w:right w:val="single" w:sz="4" w:space="0" w:color="auto"/>
+        <w:insideH w:val="single" w:sz="4" w:space="0" w:color="auto"/>
+        <w:insideV w:val="single" w:sz="4" w:space="0" w:color="auto"/>
+      </w:tblBorders>
+    </w:tblPr>
+  </w:style>
+  <w:style w:type="table" w:customStyle="1" w:styleId="11">
+    <w:name w:val="Сетка таблицы11"/>
+    <w:basedOn w:val="a1"/>
+    <w:next w:val="a6"/>
+    <w:uiPriority w:val="39"/>
+    <w:qFormat/>
+    <w:rsid w:val="0053058F"/>
+    <w:pPr>
+      <w:spacing w:after="0" w:line="240" w:lineRule="auto"/>
+    </w:pPr>
+    <w:rPr>
+      <w:rFonts w:ascii="Times New Roman" w:eastAsia="SimSun" w:hAnsi="Times New Roman" w:cs="Times New Roman"/>
+      <w:sz w:val="20"/>
+      <w:szCs w:val="20"/>
+      <w:lang w:eastAsia="ru-RU"/>
+    </w:rPr>
+    <w:tblPr>
+      <w:tblBorders>
+        <w:top w:val="single" w:sz="4" w:space="0" w:color="auto"/>
+        <w:left w:val="single" w:sz="4" w:space="0" w:color="auto"/>
+        <w:bottom w:val="single" w:sz="4" w:space="0" w:color="auto"/>
+        <w:right w:val="single" w:sz="4" w:space="0" w:color="auto"/>
+        <w:insideH w:val="single" w:sz="4" w:space="0" w:color="auto"/>
+        <w:insideV w:val="single" w:sz="4" w:space="0" w:color="auto"/>
+      </w:tblBorders>
+    </w:tblPr>
+  </w:style>
+  <w:style w:type="table" w:customStyle="1" w:styleId="12">
+    <w:name w:val="Сетка таблицы12"/>
+    <w:basedOn w:val="a1"/>
+    <w:next w:val="a6"/>
+    <w:uiPriority w:val="39"/>
+    <w:qFormat/>
+    <w:rsid w:val="00687C1C"/>
+    <w:pPr>
+      <w:spacing w:after="0" w:line="240" w:lineRule="auto"/>
+    </w:pPr>
+    <w:rPr>
+      <w:rFonts w:ascii="Times New Roman" w:eastAsia="SimSun" w:hAnsi="Times New Roman" w:cs="Times New Roman"/>
+      <w:sz w:val="20"/>
+      <w:szCs w:val="20"/>
+      <w:lang w:eastAsia="ru-RU"/>
+    </w:rPr>
+    <w:tblPr>
+      <w:tblBorders>
+        <w:top w:val="single" w:sz="4" w:space="0" w:color="auto"/>
+        <w:left w:val="single" w:sz="4" w:space="0" w:color="auto"/>
+        <w:bottom w:val="single" w:sz="4" w:space="0" w:color="auto"/>
+        <w:right w:val="single" w:sz="4" w:space="0" w:color="auto"/>
+        <w:insideH w:val="single" w:sz="4" w:space="0" w:color="auto"/>
+        <w:insideV w:val="single" w:sz="4" w:space="0" w:color="auto"/>
+      </w:tblBorders>
+    </w:tblPr>
+  </w:style>
+  <w:style w:type="table" w:customStyle="1" w:styleId="13">
+    <w:name w:val="Сетка таблицы13"/>
+    <w:basedOn w:val="a1"/>
+    <w:next w:val="a6"/>
+    <w:uiPriority w:val="39"/>
+    <w:qFormat/>
+    <w:rsid w:val="004850C8"/>
+    <w:pPr>
+      <w:spacing w:after="0" w:line="240" w:lineRule="auto"/>
+    </w:pPr>
+    <w:rPr>
+      <w:rFonts w:ascii="Times New Roman" w:eastAsia="SimSun" w:hAnsi="Times New Roman" w:cs="Times New Roman"/>
+      <w:sz w:val="20"/>
+      <w:szCs w:val="20"/>
+      <w:lang w:eastAsia="ru-RU"/>
+    </w:rPr>
+    <w:tblPr>
+      <w:tblBorders>
+        <w:top w:val="single" w:sz="4" w:space="0" w:color="auto"/>
+        <w:left w:val="single" w:sz="4" w:space="0" w:color="auto"/>
+        <w:bottom w:val="single" w:sz="4" w:space="0" w:color="auto"/>
+        <w:right w:val="single" w:sz="4" w:space="0" w:color="auto"/>
+        <w:insideH w:val="single" w:sz="4" w:space="0" w:color="auto"/>
+        <w:insideV w:val="single" w:sz="4" w:space="0" w:color="auto"/>
+      </w:tblBorders>
+    </w:tblPr>
+  </w:style>
+  <w:style w:type="table" w:customStyle="1" w:styleId="14">
+    <w:name w:val="Сетка таблицы14"/>
+    <w:basedOn w:val="a1"/>
+    <w:next w:val="a6"/>
+    <w:uiPriority w:val="39"/>
+    <w:qFormat/>
+    <w:rsid w:val="00D23EFF"/>
+    <w:pPr>
+      <w:spacing w:after="0" w:line="240" w:lineRule="auto"/>
+    </w:pPr>
+    <w:rPr>
+      <w:rFonts w:ascii="Times New Roman" w:eastAsia="SimSun" w:hAnsi="Times New Roman" w:cs="Times New Roman"/>
+      <w:sz w:val="20"/>
+      <w:szCs w:val="20"/>
+      <w:lang w:eastAsia="ru-RU"/>
+    </w:rPr>
+    <w:tblPr>
+      <w:tblBorders>
+        <w:top w:val="single" w:sz="4" w:space="0" w:color="auto"/>
+        <w:left w:val="single" w:sz="4" w:space="0" w:color="auto"/>
+        <w:bottom w:val="single" w:sz="4" w:space="0" w:color="auto"/>
+        <w:right w:val="single" w:sz="4" w:space="0" w:color="auto"/>
+        <w:insideH w:val="single" w:sz="4" w:space="0" w:color="auto"/>
+        <w:insideV w:val="single" w:sz="4" w:space="0" w:color="auto"/>
+      </w:tblBorders>
+    </w:tblPr>
+  </w:style>
+  <w:style w:type="table" w:customStyle="1" w:styleId="15">
+    <w:name w:val="Сетка таблицы15"/>
+    <w:basedOn w:val="a1"/>
+    <w:next w:val="a6"/>
+    <w:uiPriority w:val="39"/>
+    <w:qFormat/>
+    <w:rsid w:val="001E1BB4"/>
+    <w:pPr>
+      <w:spacing w:after="0" w:line="240" w:lineRule="auto"/>
+    </w:pPr>
+    <w:rPr>
+      <w:rFonts w:ascii="Times New Roman" w:eastAsia="SimSun" w:hAnsi="Times New Roman" w:cs="Times New Roman"/>
+      <w:sz w:val="20"/>
+      <w:szCs w:val="20"/>
+      <w:lang w:eastAsia="ru-RU"/>
+    </w:rPr>
+    <w:tblPr>
+      <w:tblBorders>
+        <w:top w:val="single" w:sz="4" w:space="0" w:color="auto"/>
+        <w:left w:val="single" w:sz="4" w:space="0" w:color="auto"/>
+        <w:bottom w:val="single" w:sz="4" w:space="0" w:color="auto"/>
+        <w:right w:val="single" w:sz="4" w:space="0" w:color="auto"/>
+        <w:insideH w:val="single" w:sz="4" w:space="0" w:color="auto"/>
+        <w:insideV w:val="single" w:sz="4" w:space="0" w:color="auto"/>
+      </w:tblBorders>
+    </w:tblPr>
+  </w:style>
+  <w:style w:type="table" w:customStyle="1" w:styleId="16">
+    <w:name w:val="Сетка таблицы16"/>
+    <w:basedOn w:val="a1"/>
+    <w:next w:val="a6"/>
+    <w:uiPriority w:val="39"/>
+    <w:qFormat/>
+    <w:rsid w:val="005E64B7"/>
+    <w:pPr>
+      <w:spacing w:after="0" w:line="240" w:lineRule="auto"/>
+    </w:pPr>
+    <w:rPr>
+      <w:rFonts w:ascii="Times New Roman" w:eastAsia="SimSun" w:hAnsi="Times New Roman" w:cs="Times New Roman"/>
+      <w:sz w:val="20"/>
+      <w:szCs w:val="20"/>
+      <w:lang w:eastAsia="ru-RU"/>
+    </w:rPr>
+    <w:tblPr>
+      <w:tblBorders>
+        <w:top w:val="single" w:sz="4" w:space="0" w:color="auto"/>
+        <w:left w:val="single" w:sz="4" w:space="0" w:color="auto"/>
+        <w:bottom w:val="single" w:sz="4" w:space="0" w:color="auto"/>
+        <w:right w:val="single" w:sz="4" w:space="0" w:color="auto"/>
+        <w:insideH w:val="single" w:sz="4" w:space="0" w:color="auto"/>
+        <w:insideV w:val="single" w:sz="4" w:space="0" w:color="auto"/>
+      </w:tblBorders>
+    </w:tblPr>
+  </w:style>
+  <w:style w:type="table" w:customStyle="1" w:styleId="17">
+    <w:name w:val="Сетка таблицы17"/>
+    <w:basedOn w:val="a1"/>
+    <w:next w:val="a6"/>
+    <w:uiPriority w:val="39"/>
+    <w:qFormat/>
+    <w:rsid w:val="009D155E"/>
+    <w:pPr>
+      <w:spacing w:after="0" w:line="240" w:lineRule="auto"/>
+    </w:pPr>
+    <w:rPr>
+      <w:rFonts w:ascii="Times New Roman" w:eastAsia="SimSun" w:hAnsi="Times New Roman" w:cs="Times New Roman"/>
+      <w:sz w:val="20"/>
+      <w:szCs w:val="20"/>
+      <w:lang w:eastAsia="ru-RU"/>
+    </w:rPr>
+    <w:tblPr>
+      <w:tblBorders>
+        <w:top w:val="single" w:sz="4" w:space="0" w:color="auto"/>
+        <w:left w:val="single" w:sz="4" w:space="0" w:color="auto"/>
+        <w:bottom w:val="single" w:sz="4" w:space="0" w:color="auto"/>
+        <w:right w:val="single" w:sz="4" w:space="0" w:color="auto"/>
+        <w:insideH w:val="single" w:sz="4" w:space="0" w:color="auto"/>
+        <w:insideV w:val="single" w:sz="4" w:space="0" w:color="auto"/>
+      </w:tblBorders>
+    </w:tblPr>
   </w:style>
 </w:styles>
 </file>
